--- a/report/Manuale utente.docx
+++ b/report/Manuale utente.docx
@@ -5,180 +5,336 @@
     <w:p>
       <w:pPr>
         <w:rPr>
-          <w:b/>
-          <w:bCs/>
-        </w:rPr>
-      </w:pPr>
-      <w:r>
-        <w:rPr>
-          <w:rFonts w:ascii="Segoe UI Emoji" w:hAnsi="Segoe UI Emoji" w:cs="Segoe UI Emoji"/>
-          <w:b/>
-          <w:bCs/>
-        </w:rPr>
-        <w:t>🧭</w:t>
-      </w:r>
-      <w:r>
-        <w:rPr>
-          <w:b/>
-          <w:bCs/>
-        </w:rPr>
-        <w:t xml:space="preserve"> Guida Utente: QT </w:t>
+          <w:rFonts w:ascii="Segoe UI Emoji" w:hAnsi="Segoe UI Emoji" w:cs="Segoe UI Emoji"/>
+        </w:rPr>
+      </w:pPr>
+      <w:r>
+        <w:rPr>
+          <w:rFonts w:ascii="Segoe UI Emoji" w:hAnsi="Segoe UI Emoji" w:cs="Segoe UI Emoji"/>
+        </w:rPr>
+        <w:t>📖 Guida Utente: QTMINER</w:t>
+      </w:r>
+    </w:p>
+    <w:p>
+      <w:pPr>
+        <w:rPr>
+          <w:rFonts w:ascii="Segoe UI Emoji" w:hAnsi="Segoe UI Emoji" w:cs="Segoe UI Emoji"/>
+        </w:rPr>
+      </w:pPr>
+      <w:r>
+        <w:rPr>
+          <w:rFonts w:ascii="Segoe UI Emoji" w:hAnsi="Segoe UI Emoji" w:cs="Segoe UI Emoji"/>
+        </w:rPr>
+        <w:t>Questo manuale descrive l'installazione e l'utilizzo dell'applicazione QTMINER, un progetto client/server per l'esecuzione di algoritmi di clustering, con supporto sia per client Windows (Java) che per un'applicazione Android.</w:t>
+      </w:r>
+    </w:p>
+    <w:p>
+      <w:pPr>
+        <w:rPr>
+          <w:rFonts w:ascii="Segoe UI Emoji" w:hAnsi="Segoe UI Emoji" w:cs="Segoe UI Emoji"/>
+        </w:rPr>
+      </w:pPr>
+      <w:r>
+        <w:rPr>
+          <w:rFonts w:ascii="Segoe UI Emoji" w:hAnsi="Segoe UI Emoji" w:cs="Segoe UI Emoji"/>
+        </w:rPr>
+        <w:t xml:space="preserve">🧠 Descrizione dell'Algoritmo QT (Quality </w:t>
       </w:r>
       <w:proofErr w:type="spellStart"/>
       <w:r>
         <w:rPr>
-          <w:b/>
-          <w:bCs/>
-        </w:rPr>
-        <w:t>Miner</w:t>
+          <w:rFonts w:ascii="Segoe UI Emoji" w:hAnsi="Segoe UI Emoji" w:cs="Segoe UI Emoji"/>
+        </w:rPr>
+        <w:t>Threshold</w:t>
       </w:r>
       <w:proofErr w:type="spellEnd"/>
-    </w:p>
-    <w:p>
-      <w:r>
-        <w:t xml:space="preserve">Benvenuto in QT </w:t>
+      <w:r>
+        <w:rPr>
+          <w:rFonts w:ascii="Segoe UI Emoji" w:hAnsi="Segoe UI Emoji" w:cs="Segoe UI Emoji"/>
+        </w:rPr>
+        <w:t>)</w:t>
+      </w:r>
+    </w:p>
+    <w:p>
+      <w:pPr>
+        <w:rPr>
+          <w:rFonts w:ascii="Segoe UI Emoji" w:hAnsi="Segoe UI Emoji" w:cs="Segoe UI Emoji"/>
+        </w:rPr>
+      </w:pPr>
+      <w:r>
+        <w:rPr>
+          <w:rFonts w:ascii="Segoe UI Emoji" w:hAnsi="Segoe UI Emoji" w:cs="Segoe UI Emoji"/>
+        </w:rPr>
+        <w:t xml:space="preserve">Il programma utilizza l'algoritmo di clustering QT (Quality </w:t>
       </w:r>
       <w:proofErr w:type="spellStart"/>
       <w:r>
-        <w:t>Miner</w:t>
+        <w:rPr>
+          <w:rFonts w:ascii="Segoe UI Emoji" w:hAnsi="Segoe UI Emoji" w:cs="Segoe UI Emoji"/>
+        </w:rPr>
+        <w:t>Threshold</w:t>
       </w:r>
       <w:proofErr w:type="spellEnd"/>
       <w:r>
-        <w:t>. Questa applicazione permette di eseguire un'analisi di clustering (raggruppamento) di dati utilizzando l'algoritmo QT (Quality Threshold).</w:t>
-      </w:r>
-    </w:p>
-    <w:p>
-      <w:r>
-        <w:t>Il sistema è composto da tre parti:</w:t>
+        <w:rPr>
+          <w:rFonts w:ascii="Segoe UI Emoji" w:hAnsi="Segoe UI Emoji" w:cs="Segoe UI Emoji"/>
+        </w:rPr>
+        <w:t>)</w:t>
+      </w:r>
+      <w:r>
+        <w:rPr>
+          <w:rFonts w:ascii="Segoe UI Emoji" w:hAnsi="Segoe UI Emoji" w:cs="Segoe UI Emoji"/>
+          <w:vertAlign w:val="superscript"/>
+        </w:rPr>
+        <w:t>1</w:t>
+      </w:r>
+      <w:r>
+        <w:rPr>
+          <w:rFonts w:ascii="Segoe UI Emoji" w:hAnsi="Segoe UI Emoji" w:cs="Segoe UI Emoji"/>
+        </w:rPr>
+        <w:t xml:space="preserve">. Questo algoritmo permette di definire una distanza massima (R, o </w:t>
+      </w:r>
+      <w:r>
+        <w:rPr>
+          <w:rFonts w:ascii="Segoe UI Emoji" w:hAnsi="Segoe UI Emoji" w:cs="Segoe UI Emoji"/>
+          <w:i/>
+          <w:iCs/>
+        </w:rPr>
+        <w:t>raggio</w:t>
+      </w:r>
+      <w:r>
+        <w:rPr>
+          <w:rFonts w:ascii="Segoe UI Emoji" w:hAnsi="Segoe UI Emoji" w:cs="Segoe UI Emoji"/>
+        </w:rPr>
+        <w:t>) affinché due o più punti siano considerati parte dello stesso cluster</w:t>
+      </w:r>
+      <w:r>
+        <w:rPr>
+          <w:rFonts w:ascii="Segoe UI Emoji" w:hAnsi="Segoe UI Emoji" w:cs="Segoe UI Emoji"/>
+          <w:vertAlign w:val="superscript"/>
+        </w:rPr>
+        <w:t>2</w:t>
+      </w:r>
+      <w:r>
+        <w:rPr>
+          <w:rFonts w:ascii="Segoe UI Emoji" w:hAnsi="Segoe UI Emoji" w:cs="Segoe UI Emoji"/>
+        </w:rPr>
+        <w:t>.</w:t>
+      </w:r>
+    </w:p>
+    <w:p>
+      <w:pPr>
+        <w:rPr>
+          <w:rFonts w:ascii="Segoe UI Emoji" w:hAnsi="Segoe UI Emoji" w:cs="Segoe UI Emoji"/>
+        </w:rPr>
+      </w:pPr>
+      <w:r>
+        <w:rPr>
+          <w:rFonts w:ascii="Segoe UI Emoji" w:hAnsi="Segoe UI Emoji" w:cs="Segoe UI Emoji"/>
+        </w:rPr>
+        <w:t>I passaggi impiegati dall'algoritmo sono i seguenti</w:t>
+      </w:r>
+      <w:r>
+        <w:rPr>
+          <w:rFonts w:ascii="Segoe UI Emoji" w:hAnsi="Segoe UI Emoji" w:cs="Segoe UI Emoji"/>
+          <w:vertAlign w:val="superscript"/>
+        </w:rPr>
+        <w:t>3</w:t>
+      </w:r>
+      <w:r>
+        <w:rPr>
+          <w:rFonts w:ascii="Segoe UI Emoji" w:hAnsi="Segoe UI Emoji" w:cs="Segoe UI Emoji"/>
+        </w:rPr>
+        <w:t>:</w:t>
       </w:r>
     </w:p>
     <w:p>
       <w:pPr>
         <w:numPr>
           <w:ilvl w:val="0"/>
-          <w:numId w:val="1"/>
+          <w:numId w:val="15"/>
         </w:numPr>
-      </w:pPr>
-      <w:r>
-        <w:rPr>
-          <w:b/>
-          <w:bCs/>
-        </w:rPr>
-        <w:t>Server:</w:t>
-      </w:r>
-      <w:r>
-        <w:t xml:space="preserve"> Il motore principale che esegue i calcoli e gestisce il database.</w:t>
+        <w:rPr>
+          <w:rFonts w:ascii="Segoe UI Emoji" w:hAnsi="Segoe UI Emoji" w:cs="Segoe UI Emoji"/>
+        </w:rPr>
+      </w:pPr>
+      <w:r>
+        <w:rPr>
+          <w:rFonts w:ascii="Segoe UI Emoji" w:hAnsi="Segoe UI Emoji" w:cs="Segoe UI Emoji"/>
+        </w:rPr>
+        <w:t xml:space="preserve">Inizializzazione: Per ogni esempio </w:t>
+      </w:r>
+      <w:r>
+        <w:rPr>
+          <w:rFonts w:ascii="Segoe UI Emoji" w:hAnsi="Segoe UI Emoji" w:cs="Segoe UI Emoji"/>
+          <w:i/>
+          <w:iCs/>
+        </w:rPr>
+        <w:t>x</w:t>
+      </w:r>
+      <w:r>
+        <w:rPr>
+          <w:rFonts w:ascii="Segoe UI Emoji" w:hAnsi="Segoe UI Emoji" w:cs="Segoe UI Emoji"/>
+        </w:rPr>
+        <w:t xml:space="preserve"> nel dataset, si costruisce un cluster candidato $</w:t>
+      </w:r>
+      <w:proofErr w:type="spellStart"/>
+      <w:r>
+        <w:rPr>
+          <w:rFonts w:ascii="Segoe UI Emoji" w:hAnsi="Segoe UI Emoji" w:cs="Segoe UI Emoji"/>
+        </w:rPr>
+        <w:t>C_x</w:t>
+      </w:r>
+      <w:proofErr w:type="spellEnd"/>
+      <w:r>
+        <w:rPr>
+          <w:rFonts w:ascii="Segoe UI Emoji" w:hAnsi="Segoe UI Emoji" w:cs="Segoe UI Emoji"/>
+        </w:rPr>
+        <w:t xml:space="preserve">$ che contiene </w:t>
+      </w:r>
+      <w:r>
+        <w:rPr>
+          <w:rFonts w:ascii="Segoe UI Emoji" w:hAnsi="Segoe UI Emoji" w:cs="Segoe UI Emoji"/>
+          <w:i/>
+          <w:iCs/>
+        </w:rPr>
+        <w:t>x</w:t>
+      </w:r>
+      <w:r>
+        <w:rPr>
+          <w:rFonts w:ascii="Segoe UI Emoji" w:hAnsi="Segoe UI Emoji" w:cs="Segoe UI Emoji"/>
+        </w:rPr>
+        <w:t xml:space="preserve"> e tutti gli altri esempi </w:t>
+      </w:r>
+      <w:r>
+        <w:rPr>
+          <w:rFonts w:ascii="Segoe UI Emoji" w:hAnsi="Segoe UI Emoji" w:cs="Segoe UI Emoji"/>
+          <w:i/>
+          <w:iCs/>
+        </w:rPr>
+        <w:t>y</w:t>
+      </w:r>
+      <w:r>
+        <w:rPr>
+          <w:rFonts w:ascii="Segoe UI Emoji" w:hAnsi="Segoe UI Emoji" w:cs="Segoe UI Emoji"/>
+        </w:rPr>
+        <w:t xml:space="preserve"> tali che la distanza $d(</w:t>
+      </w:r>
+      <w:proofErr w:type="spellStart"/>
+      <w:r>
+        <w:rPr>
+          <w:rFonts w:ascii="Segoe UI Emoji" w:hAnsi="Segoe UI Emoji" w:cs="Segoe UI Emoji"/>
+        </w:rPr>
+        <w:t>x,y</w:t>
+      </w:r>
+      <w:proofErr w:type="spellEnd"/>
+      <w:r>
+        <w:rPr>
+          <w:rFonts w:ascii="Segoe UI Emoji" w:hAnsi="Segoe UI Emoji" w:cs="Segoe UI Emoji"/>
+        </w:rPr>
+        <w:t>) \le R$</w:t>
+      </w:r>
+      <w:r>
+        <w:rPr>
+          <w:rFonts w:ascii="Segoe UI Emoji" w:hAnsi="Segoe UI Emoji" w:cs="Segoe UI Emoji"/>
+          <w:vertAlign w:val="superscript"/>
+        </w:rPr>
+        <w:t>4</w:t>
+      </w:r>
+      <w:r>
+        <w:rPr>
+          <w:rFonts w:ascii="Segoe UI Emoji" w:hAnsi="Segoe UI Emoji" w:cs="Segoe UI Emoji"/>
+        </w:rPr>
+        <w:t>.</w:t>
       </w:r>
     </w:p>
     <w:p>
       <w:pPr>
         <w:numPr>
           <w:ilvl w:val="0"/>
-          <w:numId w:val="1"/>
+          <w:numId w:val="15"/>
         </w:numPr>
-      </w:pPr>
-      <w:r>
-        <w:rPr>
-          <w:b/>
-          <w:bCs/>
-        </w:rPr>
-        <w:t>Client (Windows):</w:t>
-      </w:r>
-      <w:r>
-        <w:t xml:space="preserve"> Un'interfaccia a riga di comando per interagire con il Server.</w:t>
+        <w:rPr>
+          <w:rFonts w:ascii="Segoe UI Emoji" w:hAnsi="Segoe UI Emoji" w:cs="Segoe UI Emoji"/>
+        </w:rPr>
+      </w:pPr>
+      <w:r>
+        <w:rPr>
+          <w:rFonts w:ascii="Segoe UI Emoji" w:hAnsi="Segoe UI Emoji" w:cs="Segoe UI Emoji"/>
+        </w:rPr>
+        <w:t>Selezione: Tra tutti i cluster candidati, si sceglie quello con il maggior numero di elementi (criterio di qualità)</w:t>
+      </w:r>
+      <w:r>
+        <w:rPr>
+          <w:rFonts w:ascii="Segoe UI Emoji" w:hAnsi="Segoe UI Emoji" w:cs="Segoe UI Emoji"/>
+          <w:vertAlign w:val="superscript"/>
+        </w:rPr>
+        <w:t>5</w:t>
+      </w:r>
+      <w:r>
+        <w:rPr>
+          <w:rFonts w:ascii="Segoe UI Emoji" w:hAnsi="Segoe UI Emoji" w:cs="Segoe UI Emoji"/>
+        </w:rPr>
+        <w:t>.</w:t>
       </w:r>
     </w:p>
     <w:p>
       <w:pPr>
         <w:numPr>
           <w:ilvl w:val="0"/>
-          <w:numId w:val="1"/>
+          <w:numId w:val="15"/>
         </w:numPr>
-      </w:pPr>
-      <w:r>
-        <w:rPr>
-          <w:b/>
-          <w:bCs/>
-        </w:rPr>
-        <w:t>App-Client (Android):</w:t>
-      </w:r>
-      <w:r>
-        <w:t xml:space="preserve"> Un'app mobile per connettersi al Server ed eseguire le operazioni da smartphone.</w:t>
-      </w:r>
-    </w:p>
-    <w:p>
-      <w:pPr>
-        <w:rPr>
-          <w:b/>
-          <w:bCs/>
-        </w:rPr>
-      </w:pPr>
-      <w:r>
-        <w:rPr>
-          <w:rFonts w:ascii="Segoe UI Emoji" w:hAnsi="Segoe UI Emoji" w:cs="Segoe UI Emoji"/>
-          <w:b/>
-          <w:bCs/>
-        </w:rPr>
-        <w:t>📜</w:t>
-      </w:r>
-      <w:r>
-        <w:rPr>
-          <w:b/>
-          <w:bCs/>
-        </w:rPr>
-        <w:t xml:space="preserve"> Come Funziona: L'Algoritmo QT</w:t>
-      </w:r>
-    </w:p>
-    <w:p>
-      <w:r>
-        <w:t>Il programma utilizza l'algoritmo QT (Clustering Threshold). L'obiettivo è definire una distanza massima (o somiglianza minima) affinché due punti siano considerati parte dello stesso cluster.</w:t>
-      </w:r>
-    </w:p>
-    <w:p>
-      <w:r>
-        <w:t>L'algoritmo segue questi passaggi:</w:t>
+        <w:rPr>
+          <w:rFonts w:ascii="Segoe UI Emoji" w:hAnsi="Segoe UI Emoji" w:cs="Segoe UI Emoji"/>
+        </w:rPr>
+      </w:pPr>
+      <w:r>
+        <w:rPr>
+          <w:rFonts w:ascii="Segoe UI Emoji" w:hAnsi="Segoe UI Emoji" w:cs="Segoe UI Emoji"/>
+        </w:rPr>
+        <w:t>Rimozione: Si eliminano dal dataset tutti gli esempi già assegnati al cluster trovato</w:t>
+      </w:r>
+      <w:r>
+        <w:rPr>
+          <w:rFonts w:ascii="Segoe UI Emoji" w:hAnsi="Segoe UI Emoji" w:cs="Segoe UI Emoji"/>
+          <w:vertAlign w:val="superscript"/>
+        </w:rPr>
+        <w:t>6</w:t>
+      </w:r>
+      <w:r>
+        <w:rPr>
+          <w:rFonts w:ascii="Segoe UI Emoji" w:hAnsi="Segoe UI Emoji" w:cs="Segoe UI Emoji"/>
+        </w:rPr>
+        <w:t>.</w:t>
       </w:r>
     </w:p>
     <w:p>
       <w:pPr>
         <w:numPr>
           <w:ilvl w:val="0"/>
-          <w:numId w:val="2"/>
+          <w:numId w:val="15"/>
         </w:numPr>
-      </w:pPr>
-      <w:r>
-        <w:rPr>
-          <w:b/>
-          <w:bCs/>
-        </w:rPr>
-        <w:t>Inizializzazione:</w:t>
-      </w:r>
-      <w:r>
-        <w:t xml:space="preserve"> Per ogni dato $x$ nel dataset, crea un "cluster candidato" $</w:t>
-      </w:r>
-      <w:proofErr w:type="spellStart"/>
-      <w:r>
-        <w:t>C_x</w:t>
-      </w:r>
-      <w:proofErr w:type="spellEnd"/>
-      <w:r>
-        <w:t>$ che contiene $x$ e tutti gli altri dati $y$ per cui la distanza $d(</w:t>
-      </w:r>
-      <w:proofErr w:type="spellStart"/>
-      <w:r>
-        <w:t>x,y</w:t>
-      </w:r>
-      <w:proofErr w:type="spellEnd"/>
-      <w:r>
-        <w:t>)$ è minore o uguale al Raggio (R) impostato</w:t>
-      </w:r>
-      <w:r>
-        <w:rPr>
+        <w:rPr>
+          <w:rFonts w:ascii="Segoe UI Emoji" w:hAnsi="Segoe UI Emoji" w:cs="Segoe UI Emoji"/>
+        </w:rPr>
+      </w:pPr>
+      <w:r>
+        <w:rPr>
+          <w:rFonts w:ascii="Segoe UI Emoji" w:hAnsi="Segoe UI Emoji" w:cs="Segoe UI Emoji"/>
+        </w:rPr>
+        <w:t>Ripetizione: Si continua con i dati rimanenti finché non ci sono più esempi che possano formare un cluster</w:t>
+      </w:r>
+      <w:r>
+        <w:rPr>
+          <w:rFonts w:ascii="Segoe UI Emoji" w:hAnsi="Segoe UI Emoji" w:cs="Segoe UI Emoji"/>
           <w:vertAlign w:val="superscript"/>
         </w:rPr>
-        <w:t>4</w:t>
-      </w:r>
-      <w:r>
+        <w:t>7</w:t>
+      </w:r>
+      <w:r>
+        <w:rPr>
+          <w:rFonts w:ascii="Segoe UI Emoji" w:hAnsi="Segoe UI Emoji" w:cs="Segoe UI Emoji"/>
+        </w:rPr>
         <w:t>.</w:t>
       </w:r>
     </w:p>
@@ -186,53 +342,152 @@
       <w:pPr>
         <w:numPr>
           <w:ilvl w:val="0"/>
-          <w:numId w:val="2"/>
+          <w:numId w:val="15"/>
         </w:numPr>
-      </w:pPr>
-      <w:r>
-        <w:rPr>
-          <w:b/>
-          <w:bCs/>
-        </w:rPr>
-        <w:t>Selezione:</w:t>
-      </w:r>
-      <w:r>
-        <w:t xml:space="preserve"> Tra tutti i cluster candidati, sceglie il migliore, ovvero quello con il maggior numero di elementi</w:t>
-      </w:r>
-      <w:r>
-        <w:rPr>
+        <w:rPr>
+          <w:rFonts w:ascii="Segoe UI Emoji" w:hAnsi="Segoe UI Emoji" w:cs="Segoe UI Emoji"/>
+        </w:rPr>
+      </w:pPr>
+      <w:r>
+        <w:rPr>
+          <w:rFonts w:ascii="Segoe UI Emoji" w:hAnsi="Segoe UI Emoji" w:cs="Segoe UI Emoji"/>
+        </w:rPr>
+        <w:t>Output: L'algoritmo restituisce l'insieme dei cluster trovati</w:t>
+      </w:r>
+      <w:r>
+        <w:rPr>
+          <w:rFonts w:ascii="Segoe UI Emoji" w:hAnsi="Segoe UI Emoji" w:cs="Segoe UI Emoji"/>
           <w:vertAlign w:val="superscript"/>
         </w:rPr>
-        <w:t>5</w:t>
-      </w:r>
-      <w:r>
+        <w:t>8</w:t>
+      </w:r>
+      <w:r>
+        <w:rPr>
+          <w:rFonts w:ascii="Segoe UI Emoji" w:hAnsi="Segoe UI Emoji" w:cs="Segoe UI Emoji"/>
+        </w:rPr>
         <w:t>.</w:t>
+      </w:r>
+    </w:p>
+    <w:p>
+      <w:pPr>
+        <w:rPr>
+          <w:rFonts w:ascii="Segoe UI Emoji" w:hAnsi="Segoe UI Emoji" w:cs="Segoe UI Emoji"/>
+        </w:rPr>
+      </w:pPr>
+      <w:r>
+        <w:rPr>
+          <w:rFonts w:ascii="Segoe UI Emoji" w:hAnsi="Segoe UI Emoji" w:cs="Segoe UI Emoji"/>
+        </w:rPr>
+        <w:t>Nota: Un valore R (raggio) alto può portare a pochi cluster grandi, mentre un valore basso genera molti cluster piccoli e precisi</w:t>
+      </w:r>
+      <w:r>
+        <w:rPr>
+          <w:rFonts w:ascii="Segoe UI Emoji" w:hAnsi="Segoe UI Emoji" w:cs="Segoe UI Emoji"/>
+          <w:vertAlign w:val="superscript"/>
+        </w:rPr>
+        <w:t>9</w:t>
+      </w:r>
+      <w:r>
+        <w:rPr>
+          <w:rFonts w:ascii="Segoe UI Emoji" w:hAnsi="Segoe UI Emoji" w:cs="Segoe UI Emoji"/>
+        </w:rPr>
+        <w:t>.</w:t>
+      </w:r>
+    </w:p>
+    <w:p>
+      <w:pPr>
+        <w:rPr>
+          <w:rFonts w:ascii="Segoe UI Emoji" w:hAnsi="Segoe UI Emoji" w:cs="Segoe UI Emoji"/>
+        </w:rPr>
+      </w:pPr>
+      <w:r>
+        <w:rPr>
+          <w:rFonts w:ascii="Segoe UI Emoji" w:hAnsi="Segoe UI Emoji" w:cs="Segoe UI Emoji"/>
+        </w:rPr>
+        <w:pict w14:anchorId="399195E2">
+          <v:rect id="_x0000_i1343" style="width:0;height:1.5pt" o:hralign="center" o:hrstd="t" o:hr="t" fillcolor="#a0a0a0" stroked="f"/>
+        </w:pict>
+      </w:r>
+    </w:p>
+    <w:p>
+      <w:pPr>
+        <w:rPr>
+          <w:rFonts w:ascii="Segoe UI Emoji" w:hAnsi="Segoe UI Emoji" w:cs="Segoe UI Emoji"/>
+        </w:rPr>
+      </w:pPr>
+      <w:r>
+        <w:rPr>
+          <w:rFonts w:ascii="Segoe UI Emoji" w:hAnsi="Segoe UI Emoji" w:cs="Segoe UI Emoji"/>
+        </w:rPr>
+        <w:t>🛠️ Requisiti e Installazione</w:t>
+      </w:r>
+    </w:p>
+    <w:p>
+      <w:pPr>
+        <w:rPr>
+          <w:rFonts w:ascii="Segoe UI Emoji" w:hAnsi="Segoe UI Emoji" w:cs="Segoe UI Emoji"/>
+        </w:rPr>
+      </w:pPr>
+      <w:r>
+        <w:rPr>
+          <w:rFonts w:ascii="Segoe UI Emoji" w:hAnsi="Segoe UI Emoji" w:cs="Segoe UI Emoji"/>
+        </w:rPr>
+        <w:t>Prima di utilizzare l'applicazione, assicurati che i seguenti requisiti siano soddisfatti.</w:t>
+      </w:r>
+    </w:p>
+    <w:p>
+      <w:pPr>
+        <w:rPr>
+          <w:rFonts w:ascii="Segoe UI Emoji" w:hAnsi="Segoe UI Emoji" w:cs="Segoe UI Emoji"/>
+        </w:rPr>
+      </w:pPr>
+      <w:r>
+        <w:rPr>
+          <w:rFonts w:ascii="Segoe UI Emoji" w:hAnsi="Segoe UI Emoji" w:cs="Segoe UI Emoji"/>
+        </w:rPr>
+        <w:t>Requisiti di Sistema</w:t>
+      </w:r>
+    </w:p>
+    <w:p>
+      <w:pPr>
+        <w:rPr>
+          <w:rFonts w:ascii="Segoe UI Emoji" w:hAnsi="Segoe UI Emoji" w:cs="Segoe UI Emoji"/>
+        </w:rPr>
+      </w:pPr>
+      <w:r>
+        <w:rPr>
+          <w:rFonts w:ascii="Segoe UI Emoji" w:hAnsi="Segoe UI Emoji" w:cs="Segoe UI Emoji"/>
+        </w:rPr>
+        <w:t>1. Server (Java):</w:t>
       </w:r>
     </w:p>
     <w:p>
       <w:pPr>
         <w:numPr>
           <w:ilvl w:val="0"/>
-          <w:numId w:val="2"/>
+          <w:numId w:val="16"/>
         </w:numPr>
-      </w:pPr>
-      <w:r>
-        <w:rPr>
-          <w:b/>
-          <w:bCs/>
-        </w:rPr>
-        <w:t>Rimozione:</w:t>
-      </w:r>
-      <w:r>
-        <w:t xml:space="preserve"> Elimina dal dataset tutti i dati già assegnati al cluster trovato</w:t>
-      </w:r>
-      <w:r>
-        <w:rPr>
+        <w:rPr>
+          <w:rFonts w:ascii="Segoe UI Emoji" w:hAnsi="Segoe UI Emoji" w:cs="Segoe UI Emoji"/>
+        </w:rPr>
+      </w:pPr>
+      <w:r>
+        <w:rPr>
+          <w:rFonts w:ascii="Segoe UI Emoji" w:hAnsi="Segoe UI Emoji" w:cs="Segoe UI Emoji"/>
+        </w:rPr>
+        <w:t>JRE 8 (Java Runtime Environment) installato</w:t>
+      </w:r>
+      <w:r>
+        <w:rPr>
+          <w:rFonts w:ascii="Segoe UI Emoji" w:hAnsi="Segoe UI Emoji" w:cs="Segoe UI Emoji"/>
           <w:vertAlign w:val="superscript"/>
         </w:rPr>
-        <w:t>6</w:t>
-      </w:r>
-      <w:r>
+        <w:t>10</w:t>
+      </w:r>
+      <w:r>
+        <w:rPr>
+          <w:rFonts w:ascii="Segoe UI Emoji" w:hAnsi="Segoe UI Emoji" w:cs="Segoe UI Emoji"/>
+        </w:rPr>
         <w:t>.</w:t>
       </w:r>
     </w:p>
@@ -240,188 +495,425 @@
       <w:pPr>
         <w:numPr>
           <w:ilvl w:val="0"/>
-          <w:numId w:val="2"/>
+          <w:numId w:val="16"/>
         </w:numPr>
-      </w:pPr>
-      <w:r>
-        <w:rPr>
-          <w:b/>
-          <w:bCs/>
-        </w:rPr>
-        <w:t>Ripetizione:</w:t>
-      </w:r>
-      <w:r>
-        <w:t xml:space="preserve"> Continua i passaggi 2 e 3 fino a quando non ci sono più dati da raggruppare</w:t>
-      </w:r>
-      <w:r>
-        <w:rPr>
+        <w:rPr>
+          <w:rFonts w:ascii="Segoe UI Emoji" w:hAnsi="Segoe UI Emoji" w:cs="Segoe UI Emoji"/>
+        </w:rPr>
+      </w:pPr>
+      <w:r>
+        <w:rPr>
+          <w:rFonts w:ascii="Segoe UI Emoji" w:hAnsi="Segoe UI Emoji" w:cs="Segoe UI Emoji"/>
+        </w:rPr>
+        <w:t>MySQL installato e in esecuzione sulla macchina ospitante</w:t>
+      </w:r>
+      <w:r>
+        <w:rPr>
+          <w:rFonts w:ascii="Segoe UI Emoji" w:hAnsi="Segoe UI Emoji" w:cs="Segoe UI Emoji"/>
           <w:vertAlign w:val="superscript"/>
         </w:rPr>
-        <w:t>7</w:t>
-      </w:r>
-      <w:r>
+        <w:t>11</w:t>
+      </w:r>
+      <w:r>
+        <w:rPr>
+          <w:rFonts w:ascii="Segoe UI Emoji" w:hAnsi="Segoe UI Emoji" w:cs="Segoe UI Emoji"/>
+        </w:rPr>
         <w:t>.</w:t>
+      </w:r>
+    </w:p>
+    <w:p>
+      <w:pPr>
+        <w:rPr>
+          <w:rFonts w:ascii="Segoe UI Emoji" w:hAnsi="Segoe UI Emoji" w:cs="Segoe UI Emoji"/>
+        </w:rPr>
+      </w:pPr>
+      <w:r>
+        <w:rPr>
+          <w:rFonts w:ascii="Segoe UI Emoji" w:hAnsi="Segoe UI Emoji" w:cs="Segoe UI Emoji"/>
+        </w:rPr>
+        <w:t>2. Client (Windows):</w:t>
       </w:r>
     </w:p>
     <w:p>
       <w:pPr>
         <w:numPr>
           <w:ilvl w:val="0"/>
-          <w:numId w:val="2"/>
+          <w:numId w:val="17"/>
         </w:numPr>
-      </w:pPr>
-      <w:r>
-        <w:rPr>
-          <w:b/>
-          <w:bCs/>
-        </w:rPr>
-        <w:t>Output:</w:t>
-      </w:r>
-      <w:r>
-        <w:t xml:space="preserve"> Restituisce l'insieme dei cluster trovati</w:t>
-      </w:r>
-      <w:r>
-        <w:rPr>
+        <w:rPr>
+          <w:rFonts w:ascii="Segoe UI Emoji" w:hAnsi="Segoe UI Emoji" w:cs="Segoe UI Emoji"/>
+        </w:rPr>
+      </w:pPr>
+      <w:r>
+        <w:rPr>
+          <w:rFonts w:ascii="Segoe UI Emoji" w:hAnsi="Segoe UI Emoji" w:cs="Segoe UI Emoji"/>
+        </w:rPr>
+        <w:t>JRE 8 installato</w:t>
+      </w:r>
+      <w:r>
+        <w:rPr>
+          <w:rFonts w:ascii="Segoe UI Emoji" w:hAnsi="Segoe UI Emoji" w:cs="Segoe UI Emoji"/>
           <w:vertAlign w:val="superscript"/>
         </w:rPr>
-        <w:t>8</w:t>
-      </w:r>
-      <w:r>
+        <w:t>12</w:t>
+      </w:r>
+      <w:r>
+        <w:rPr>
+          <w:rFonts w:ascii="Segoe UI Emoji" w:hAnsi="Segoe UI Emoji" w:cs="Segoe UI Emoji"/>
+        </w:rPr>
         <w:t>.</w:t>
-      </w:r>
-    </w:p>
-    <w:p>
-      <w:r>
-        <w:rPr>
-          <w:b/>
-          <w:bCs/>
-        </w:rPr>
-        <w:t>Nota:</w:t>
-      </w:r>
-      <w:r>
-        <w:t xml:space="preserve"> Un valore di raggio </w:t>
-      </w:r>
-      <w:r>
-        <w:rPr>
-          <w:b/>
-          <w:bCs/>
-        </w:rPr>
-        <w:t>alto</w:t>
-      </w:r>
-      <w:r>
-        <w:t xml:space="preserve"> può portare a pochi cluster di grandi dimensioni. Un valore </w:t>
-      </w:r>
-      <w:r>
-        <w:rPr>
-          <w:b/>
-          <w:bCs/>
-        </w:rPr>
-        <w:t>basso</w:t>
-      </w:r>
-      <w:r>
-        <w:t xml:space="preserve"> genera molti cluster piccoli e precisi</w:t>
-      </w:r>
-      <w:r>
-        <w:rPr>
-          <w:vertAlign w:val="superscript"/>
-        </w:rPr>
-        <w:t>9</w:t>
-      </w:r>
-      <w:r>
-        <w:t>.</w:t>
-      </w:r>
-    </w:p>
-    <w:p>
-      <w:r>
-        <w:pict w14:anchorId="0A9AE5F9">
-          <v:rect id="_x0000_i1043" style="width:0;height:1.5pt" o:hralign="center" o:hrstd="t" o:hr="t" fillcolor="#a0a0a0" stroked="f"/>
-        </w:pict>
-      </w:r>
-    </w:p>
-    <w:p>
-      <w:pPr>
-        <w:rPr>
-          <w:b/>
-          <w:bCs/>
-        </w:rPr>
-      </w:pPr>
-      <w:r>
-        <w:rPr>
-          <w:rFonts w:ascii="Segoe UI Emoji" w:hAnsi="Segoe UI Emoji" w:cs="Segoe UI Emoji"/>
-          <w:b/>
-          <w:bCs/>
-        </w:rPr>
-        <w:t>⚙️</w:t>
-      </w:r>
-      <w:r>
-        <w:rPr>
-          <w:b/>
-          <w:bCs/>
-        </w:rPr>
-        <w:t xml:space="preserve"> Requisiti e Installazione</w:t>
-      </w:r>
-    </w:p>
-    <w:p>
-      <w:r>
-        <w:t>Per funzionare, i componenti Client e Server devono essere connessi alla stessa rete internet</w:t>
-      </w:r>
-      <w:r>
-        <w:rPr>
-          <w:vertAlign w:val="superscript"/>
-        </w:rPr>
-        <w:t>10</w:t>
-      </w:r>
-      <w:r>
-        <w:t>.</w:t>
-      </w:r>
-    </w:p>
-    <w:p>
-      <w:pPr>
-        <w:rPr>
-          <w:b/>
-          <w:bCs/>
-        </w:rPr>
-      </w:pPr>
-      <w:r>
-        <w:rPr>
-          <w:b/>
-          <w:bCs/>
-        </w:rPr>
-        <w:t>1. Server</w:t>
       </w:r>
     </w:p>
     <w:p>
       <w:pPr>
         <w:numPr>
           <w:ilvl w:val="0"/>
-          <w:numId w:val="3"/>
+          <w:numId w:val="17"/>
         </w:numPr>
-      </w:pPr>
-      <w:r>
-        <w:rPr>
-          <w:b/>
-          <w:bCs/>
-        </w:rPr>
-        <w:t>Requisiti:</w:t>
+        <w:rPr>
+          <w:rFonts w:ascii="Segoe UI Emoji" w:hAnsi="Segoe UI Emoji" w:cs="Segoe UI Emoji"/>
+        </w:rPr>
+      </w:pPr>
+      <w:r>
+        <w:rPr>
+          <w:rFonts w:ascii="Segoe UI Emoji" w:hAnsi="Segoe UI Emoji" w:cs="Segoe UI Emoji"/>
+        </w:rPr>
+        <w:t>Il Server QTMINER deve essere già avviato e pronto alla connessione</w:t>
+      </w:r>
+      <w:r>
+        <w:rPr>
+          <w:rFonts w:ascii="Segoe UI Emoji" w:hAnsi="Segoe UI Emoji" w:cs="Segoe UI Emoji"/>
+          <w:vertAlign w:val="superscript"/>
+        </w:rPr>
+        <w:t>13</w:t>
+      </w:r>
+      <w:r>
+        <w:rPr>
+          <w:rFonts w:ascii="Segoe UI Emoji" w:hAnsi="Segoe UI Emoji" w:cs="Segoe UI Emoji"/>
+        </w:rPr>
+        <w:t>.</w:t>
+      </w:r>
+    </w:p>
+    <w:p>
+      <w:pPr>
+        <w:rPr>
+          <w:rFonts w:ascii="Segoe UI Emoji" w:hAnsi="Segoe UI Emoji" w:cs="Segoe UI Emoji"/>
+        </w:rPr>
+      </w:pPr>
+      <w:r>
+        <w:rPr>
+          <w:rFonts w:ascii="Segoe UI Emoji" w:hAnsi="Segoe UI Emoji" w:cs="Segoe UI Emoji"/>
+        </w:rPr>
+        <w:lastRenderedPageBreak/>
+        <w:t>3. App-Client (Android):</w:t>
+      </w:r>
+    </w:p>
+    <w:p>
+      <w:pPr>
+        <w:numPr>
+          <w:ilvl w:val="0"/>
+          <w:numId w:val="18"/>
+        </w:numPr>
+        <w:rPr>
+          <w:rFonts w:ascii="Segoe UI Emoji" w:hAnsi="Segoe UI Emoji" w:cs="Segoe UI Emoji"/>
+        </w:rPr>
+      </w:pPr>
+      <w:r>
+        <w:rPr>
+          <w:rFonts w:ascii="Segoe UI Emoji" w:hAnsi="Segoe UI Emoji" w:cs="Segoe UI Emoji"/>
+        </w:rPr>
+        <w:t>Un dispositivo Android con API versione 16 o superiore (Android 4.1+)</w:t>
+      </w:r>
+      <w:r>
+        <w:rPr>
+          <w:rFonts w:ascii="Segoe UI Emoji" w:hAnsi="Segoe UI Emoji" w:cs="Segoe UI Emoji"/>
+          <w:vertAlign w:val="superscript"/>
+        </w:rPr>
+        <w:t>14</w:t>
+      </w:r>
+      <w:r>
+        <w:rPr>
+          <w:rFonts w:ascii="Segoe UI Emoji" w:hAnsi="Segoe UI Emoji" w:cs="Segoe UI Emoji"/>
+        </w:rPr>
+        <w:t>.</w:t>
+      </w:r>
+    </w:p>
+    <w:p>
+      <w:pPr>
+        <w:numPr>
+          <w:ilvl w:val="0"/>
+          <w:numId w:val="18"/>
+        </w:numPr>
+        <w:rPr>
+          <w:rFonts w:ascii="Segoe UI Emoji" w:hAnsi="Segoe UI Emoji" w:cs="Segoe UI Emoji"/>
+        </w:rPr>
+      </w:pPr>
+      <w:r>
+        <w:rPr>
+          <w:rFonts w:ascii="Segoe UI Emoji" w:hAnsi="Segoe UI Emoji" w:cs="Segoe UI Emoji"/>
+        </w:rPr>
+        <w:t>Il Server QTMINER deve essere già avviato e pronto alla connessione</w:t>
+      </w:r>
+      <w:r>
+        <w:rPr>
+          <w:rFonts w:ascii="Segoe UI Emoji" w:hAnsi="Segoe UI Emoji" w:cs="Segoe UI Emoji"/>
+          <w:vertAlign w:val="superscript"/>
+        </w:rPr>
+        <w:t>15</w:t>
+      </w:r>
+      <w:r>
+        <w:rPr>
+          <w:rFonts w:ascii="Segoe UI Emoji" w:hAnsi="Segoe UI Emoji" w:cs="Segoe UI Emoji"/>
+        </w:rPr>
+        <w:t>.</w:t>
+      </w:r>
+    </w:p>
+    <w:p>
+      <w:pPr>
+        <w:rPr>
+          <w:rFonts w:ascii="Segoe UI Emoji" w:hAnsi="Segoe UI Emoji" w:cs="Segoe UI Emoji"/>
+        </w:rPr>
+      </w:pPr>
+      <w:r>
+        <w:rPr>
+          <w:rFonts w:ascii="Segoe UI Emoji" w:hAnsi="Segoe UI Emoji" w:cs="Segoe UI Emoji"/>
+        </w:rPr>
+        <w:t>4. Requisiti di Rete:</w:t>
+      </w:r>
+    </w:p>
+    <w:p>
+      <w:pPr>
+        <w:numPr>
+          <w:ilvl w:val="0"/>
+          <w:numId w:val="19"/>
+        </w:numPr>
+        <w:rPr>
+          <w:rFonts w:ascii="Segoe UI Emoji" w:hAnsi="Segoe UI Emoji" w:cs="Segoe UI Emoji"/>
+        </w:rPr>
+      </w:pPr>
+      <w:r>
+        <w:rPr>
+          <w:rFonts w:ascii="Segoe UI Emoji" w:hAnsi="Segoe UI Emoji" w:cs="Segoe UI Emoji"/>
+        </w:rPr>
+        <w:t>ATTENZIONE: Per il corretto funzionamento, il dispositivo Client (sia Windows che Android) e il Server devono essere connessi alla stessa rete locale (es. stesso Wi-Fi)</w:t>
+      </w:r>
+      <w:r>
+        <w:rPr>
+          <w:rFonts w:ascii="Segoe UI Emoji" w:hAnsi="Segoe UI Emoji" w:cs="Segoe UI Emoji"/>
+          <w:vertAlign w:val="superscript"/>
+        </w:rPr>
+        <w:t>16</w:t>
+      </w:r>
+      <w:r>
+        <w:rPr>
+          <w:rFonts w:ascii="Segoe UI Emoji" w:hAnsi="Segoe UI Emoji" w:cs="Segoe UI Emoji"/>
+        </w:rPr>
+        <w:t>.</w:t>
+      </w:r>
+    </w:p>
+    <w:p>
+      <w:pPr>
+        <w:rPr>
+          <w:rFonts w:ascii="Segoe UI Emoji" w:hAnsi="Segoe UI Emoji" w:cs="Segoe UI Emoji"/>
+        </w:rPr>
+      </w:pPr>
+      <w:r>
+        <w:rPr>
+          <w:rFonts w:ascii="Segoe UI Emoji" w:hAnsi="Segoe UI Emoji" w:cs="Segoe UI Emoji"/>
+        </w:rPr>
+        <w:pict w14:anchorId="212FC157">
+          <v:rect id="_x0000_i1344" style="width:0;height:1.5pt" o:hralign="center" o:hrstd="t" o:hr="t" fillcolor="#a0a0a0" stroked="f"/>
+        </w:pict>
+      </w:r>
+    </w:p>
+    <w:p>
+      <w:pPr>
+        <w:rPr>
+          <w:rFonts w:ascii="Segoe UI Emoji" w:hAnsi="Segoe UI Emoji" w:cs="Segoe UI Emoji"/>
+        </w:rPr>
+      </w:pPr>
+      <w:r>
+        <w:rPr>
+          <w:rFonts w:ascii="Segoe UI Emoji" w:hAnsi="Segoe UI Emoji" w:cs="Segoe UI Emoji"/>
+        </w:rPr>
+        <w:t>Procedura di Installazione</w:t>
+      </w:r>
+    </w:p>
+    <w:p>
+      <w:pPr>
+        <w:rPr>
+          <w:rFonts w:ascii="Segoe UI Emoji" w:hAnsi="Segoe UI Emoji" w:cs="Segoe UI Emoji"/>
+        </w:rPr>
+      </w:pPr>
+      <w:r>
+        <w:rPr>
+          <w:rFonts w:ascii="Segoe UI Emoji" w:hAnsi="Segoe UI Emoji" w:cs="Segoe UI Emoji"/>
+        </w:rPr>
+        <w:t>1. Installazione Server e Client (Windows)</w:t>
+      </w:r>
+    </w:p>
+    <w:p>
+      <w:pPr>
+        <w:rPr>
+          <w:rFonts w:ascii="Segoe UI Emoji" w:hAnsi="Segoe UI Emoji" w:cs="Segoe UI Emoji"/>
+        </w:rPr>
+      </w:pPr>
+      <w:r>
+        <w:rPr>
+          <w:rFonts w:ascii="Segoe UI Emoji" w:hAnsi="Segoe UI Emoji" w:cs="Segoe UI Emoji"/>
+        </w:rPr>
+        <w:t>L'avvio e la configurazione iniziale sono gestiti da un singolo file batch.</w:t>
+      </w:r>
+    </w:p>
+    <w:p>
+      <w:pPr>
+        <w:numPr>
+          <w:ilvl w:val="0"/>
+          <w:numId w:val="20"/>
+        </w:numPr>
+        <w:rPr>
+          <w:rFonts w:ascii="Segoe UI Emoji" w:hAnsi="Segoe UI Emoji" w:cs="Segoe UI Emoji"/>
+        </w:rPr>
+      </w:pPr>
+      <w:r>
+        <w:rPr>
+          <w:rFonts w:ascii="Segoe UI Emoji" w:hAnsi="Segoe UI Emoji" w:cs="Segoe UI Emoji"/>
+        </w:rPr>
+        <w:t>Assicurati che il servizio MySQL sia in esecuzione.</w:t>
+      </w:r>
+    </w:p>
+    <w:p>
+      <w:pPr>
+        <w:numPr>
+          <w:ilvl w:val="0"/>
+          <w:numId w:val="20"/>
+        </w:numPr>
+        <w:rPr>
+          <w:rFonts w:ascii="Segoe UI Emoji" w:hAnsi="Segoe UI Emoji" w:cs="Segoe UI Emoji"/>
+        </w:rPr>
+      </w:pPr>
+      <w:r>
+        <w:rPr>
+          <w:rFonts w:ascii="Segoe UI Emoji" w:hAnsi="Segoe UI Emoji" w:cs="Segoe UI Emoji"/>
+        </w:rPr>
+        <w:t>Esegui il file start.bat</w:t>
+      </w:r>
+      <w:r>
+        <w:rPr>
+          <w:rFonts w:ascii="Segoe UI Emoji" w:hAnsi="Segoe UI Emoji" w:cs="Segoe UI Emoji"/>
+          <w:vertAlign w:val="superscript"/>
+        </w:rPr>
+        <w:t>17</w:t>
+      </w:r>
+      <w:r>
+        <w:rPr>
+          <w:rFonts w:ascii="Segoe UI Emoji" w:hAnsi="Segoe UI Emoji" w:cs="Segoe UI Emoji"/>
+        </w:rPr>
+        <w:t>.</w:t>
+      </w:r>
+    </w:p>
+    <w:p>
+      <w:pPr>
+        <w:numPr>
+          <w:ilvl w:val="0"/>
+          <w:numId w:val="20"/>
+        </w:numPr>
+        <w:rPr>
+          <w:rFonts w:ascii="Segoe UI Emoji" w:hAnsi="Segoe UI Emoji" w:cs="Segoe UI Emoji"/>
+        </w:rPr>
+      </w:pPr>
+      <w:r>
+        <w:rPr>
+          <w:rFonts w:ascii="Segoe UI Emoji" w:hAnsi="Segoe UI Emoji" w:cs="Segoe UI Emoji"/>
+        </w:rPr>
+        <w:t>Al primo avvio, il terminale richiederà l'inserimento della password di root di MySQL</w:t>
+      </w:r>
+      <w:r>
+        <w:rPr>
+          <w:rFonts w:ascii="Segoe UI Emoji" w:hAnsi="Segoe UI Emoji" w:cs="Segoe UI Emoji"/>
+          <w:vertAlign w:val="superscript"/>
+        </w:rPr>
+        <w:t>18</w:t>
+      </w:r>
+      <w:r>
+        <w:rPr>
+          <w:rFonts w:ascii="Segoe UI Emoji" w:hAnsi="Segoe UI Emoji" w:cs="Segoe UI Emoji"/>
+        </w:rPr>
+        <w:t>.</w:t>
+      </w:r>
+    </w:p>
+    <w:p>
+      <w:pPr>
+        <w:numPr>
+          <w:ilvl w:val="0"/>
+          <w:numId w:val="20"/>
+        </w:numPr>
+        <w:rPr>
+          <w:rFonts w:ascii="Segoe UI Emoji" w:hAnsi="Segoe UI Emoji" w:cs="Segoe UI Emoji"/>
+        </w:rPr>
+      </w:pPr>
+      <w:r>
+        <w:rPr>
+          <w:rFonts w:ascii="Segoe UI Emoji" w:hAnsi="Segoe UI Emoji" w:cs="Segoe UI Emoji"/>
+        </w:rPr>
+        <w:t>Dopo aver inserito la password, lo script provvederà automaticamente a:</w:t>
       </w:r>
     </w:p>
     <w:p>
       <w:pPr>
         <w:numPr>
           <w:ilvl w:val="1"/>
-          <w:numId w:val="3"/>
+          <w:numId w:val="20"/>
         </w:numPr>
-      </w:pPr>
-      <w:r>
-        <w:t>Java JRE 8 installata</w:t>
-      </w:r>
-      <w:r>
-        <w:rPr>
+        <w:rPr>
+          <w:rFonts w:ascii="Segoe UI Emoji" w:hAnsi="Segoe UI Emoji" w:cs="Segoe UI Emoji"/>
+        </w:rPr>
+      </w:pPr>
+      <w:r>
+        <w:rPr>
+          <w:rFonts w:ascii="Segoe UI Emoji" w:hAnsi="Segoe UI Emoji" w:cs="Segoe UI Emoji"/>
+        </w:rPr>
+        <w:t xml:space="preserve">Eseguire lo script </w:t>
+      </w:r>
+      <w:proofErr w:type="spellStart"/>
+      <w:r>
+        <w:rPr>
+          <w:rFonts w:ascii="Segoe UI Emoji" w:hAnsi="Segoe UI Emoji" w:cs="Segoe UI Emoji"/>
+        </w:rPr>
+        <w:t>MAPDB.sql</w:t>
+      </w:r>
+      <w:proofErr w:type="spellEnd"/>
+      <w:r>
+        <w:rPr>
+          <w:rFonts w:ascii="Segoe UI Emoji" w:hAnsi="Segoe UI Emoji" w:cs="Segoe UI Emoji"/>
+        </w:rPr>
+        <w:t xml:space="preserve"> (contenuto in \</w:t>
+      </w:r>
+      <w:proofErr w:type="spellStart"/>
+      <w:r>
+        <w:rPr>
+          <w:rFonts w:ascii="Segoe UI Emoji" w:hAnsi="Segoe UI Emoji" w:cs="Segoe UI Emoji"/>
+        </w:rPr>
+        <w:t>distribution</w:t>
+      </w:r>
+      <w:proofErr w:type="spellEnd"/>
+      <w:r>
+        <w:rPr>
+          <w:rFonts w:ascii="Segoe UI Emoji" w:hAnsi="Segoe UI Emoji" w:cs="Segoe UI Emoji"/>
+        </w:rPr>
+        <w:t>\server)</w:t>
+      </w:r>
+      <w:r>
+        <w:rPr>
+          <w:rFonts w:ascii="Segoe UI Emoji" w:hAnsi="Segoe UI Emoji" w:cs="Segoe UI Emoji"/>
           <w:vertAlign w:val="superscript"/>
         </w:rPr>
-        <w:t>11</w:t>
-      </w:r>
-      <w:r>
+        <w:t>1919</w:t>
+      </w:r>
+      <w:r>
+        <w:rPr>
+          <w:rFonts w:ascii="Segoe UI Emoji" w:hAnsi="Segoe UI Emoji" w:cs="Segoe UI Emoji"/>
+        </w:rPr>
         <w:t>.</w:t>
       </w:r>
     </w:p>
@@ -429,19 +921,103 @@
       <w:pPr>
         <w:numPr>
           <w:ilvl w:val="1"/>
-          <w:numId w:val="3"/>
+          <w:numId w:val="20"/>
         </w:numPr>
-      </w:pPr>
-      <w:r>
-        <w:t>Installazione di MySQL</w:t>
-      </w:r>
-      <w:r>
-        <w:rPr>
+        <w:rPr>
+          <w:rFonts w:ascii="Segoe UI Emoji" w:hAnsi="Segoe UI Emoji" w:cs="Segoe UI Emoji"/>
+        </w:rPr>
+      </w:pPr>
+      <w:r>
+        <w:rPr>
+          <w:rFonts w:ascii="Segoe UI Emoji" w:hAnsi="Segoe UI Emoji" w:cs="Segoe UI Emoji"/>
+        </w:rPr>
+        <w:t xml:space="preserve">Creare il database </w:t>
+      </w:r>
+      <w:proofErr w:type="spellStart"/>
+      <w:r>
+        <w:rPr>
+          <w:rFonts w:ascii="Segoe UI Emoji" w:hAnsi="Segoe UI Emoji" w:cs="Segoe UI Emoji"/>
+        </w:rPr>
+        <w:t>MapDb</w:t>
+      </w:r>
+      <w:proofErr w:type="spellEnd"/>
+      <w:r>
+        <w:rPr>
+          <w:rFonts w:ascii="Segoe UI Emoji" w:hAnsi="Segoe UI Emoji" w:cs="Segoe UI Emoji"/>
+        </w:rPr>
+        <w:t xml:space="preserve"> (se non esiste)</w:t>
+      </w:r>
+      <w:r>
+        <w:rPr>
+          <w:rFonts w:ascii="Segoe UI Emoji" w:hAnsi="Segoe UI Emoji" w:cs="Segoe UI Emoji"/>
           <w:vertAlign w:val="superscript"/>
         </w:rPr>
-        <w:t>12</w:t>
-      </w:r>
-      <w:r>
+        <w:t>202020</w:t>
+      </w:r>
+      <w:r>
+        <w:rPr>
+          <w:rFonts w:ascii="Segoe UI Emoji" w:hAnsi="Segoe UI Emoji" w:cs="Segoe UI Emoji"/>
+        </w:rPr>
+        <w:t>.</w:t>
+      </w:r>
+    </w:p>
+    <w:p>
+      <w:pPr>
+        <w:numPr>
+          <w:ilvl w:val="1"/>
+          <w:numId w:val="20"/>
+        </w:numPr>
+        <w:rPr>
+          <w:rFonts w:ascii="Segoe UI Emoji" w:hAnsi="Segoe UI Emoji" w:cs="Segoe UI Emoji"/>
+        </w:rPr>
+      </w:pPr>
+      <w:r>
+        <w:rPr>
+          <w:rFonts w:ascii="Segoe UI Emoji" w:hAnsi="Segoe UI Emoji" w:cs="Segoe UI Emoji"/>
+        </w:rPr>
+        <w:t>Creare l'utente necessario per il progetto</w:t>
+      </w:r>
+      <w:r>
+        <w:rPr>
+          <w:rFonts w:ascii="Segoe UI Emoji" w:hAnsi="Segoe UI Emoji" w:cs="Segoe UI Emoji"/>
+          <w:vertAlign w:val="superscript"/>
+        </w:rPr>
+        <w:t>21</w:t>
+      </w:r>
+      <w:r>
+        <w:rPr>
+          <w:rFonts w:ascii="Segoe UI Emoji" w:hAnsi="Segoe UI Emoji" w:cs="Segoe UI Emoji"/>
+        </w:rPr>
+        <w:t>.</w:t>
+      </w:r>
+    </w:p>
+    <w:p>
+      <w:pPr>
+        <w:numPr>
+          <w:ilvl w:val="1"/>
+          <w:numId w:val="20"/>
+        </w:numPr>
+        <w:rPr>
+          <w:rFonts w:ascii="Segoe UI Emoji" w:hAnsi="Segoe UI Emoji" w:cs="Segoe UI Emoji"/>
+        </w:rPr>
+      </w:pPr>
+      <w:r>
+        <w:rPr>
+          <w:rFonts w:ascii="Segoe UI Emoji" w:hAnsi="Segoe UI Emoji" w:cs="Segoe UI Emoji"/>
+        </w:rPr>
+        <w:t>Creare e popolare la tabella demo playtennis</w:t>
+      </w:r>
+      <w:r>
+        <w:rPr>
+          <w:rFonts w:ascii="Segoe UI Emoji" w:hAnsi="Segoe UI Emoji" w:cs="Segoe UI Emoji"/>
+          <w:vertAlign w:val="superscript"/>
+        </w:rPr>
+        <w:t>22222222</w:t>
+      </w:r>
+      <w:r>
+        <w:rPr>
+          <w:rFonts w:ascii="Segoe UI Emoji" w:hAnsi="Segoe UI Emoji" w:cs="Segoe UI Emoji"/>
+        </w:rPr>
         <w:t>.</w:t>
       </w:r>
     </w:p>
@@ -449,51 +1025,1660 @@
       <w:pPr>
         <w:numPr>
           <w:ilvl w:val="0"/>
-          <w:numId w:val="3"/>
+          <w:numId w:val="20"/>
         </w:numPr>
-      </w:pPr>
-      <w:r>
-        <w:rPr>
-          <w:b/>
-          <w:bCs/>
+        <w:rPr>
+          <w:rFonts w:ascii="Segoe UI Emoji" w:hAnsi="Segoe UI Emoji" w:cs="Segoe UI Emoji"/>
+        </w:rPr>
+      </w:pPr>
+      <w:r>
+        <w:rPr>
+          <w:rFonts w:ascii="Segoe UI Emoji" w:hAnsi="Segoe UI Emoji" w:cs="Segoe UI Emoji"/>
+        </w:rPr>
+        <w:t>Successivamente, verranno aperte automaticamente due finestre di terminale: una per il Server (che rimarrà in ascolto) e una per il Client (con cui l'utente interagirà)</w:t>
+      </w:r>
+      <w:r>
+        <w:rPr>
+          <w:rFonts w:ascii="Segoe UI Emoji" w:hAnsi="Segoe UI Emoji" w:cs="Segoe UI Emoji"/>
+          <w:vertAlign w:val="superscript"/>
+        </w:rPr>
+        <w:t>23</w:t>
+      </w:r>
+      <w:r>
+        <w:rPr>
+          <w:rFonts w:ascii="Segoe UI Emoji" w:hAnsi="Segoe UI Emoji" w:cs="Segoe UI Emoji"/>
+        </w:rPr>
+        <w:t>.</w:t>
+      </w:r>
+    </w:p>
+    <w:p>
+      <w:pPr>
+        <w:rPr>
+          <w:rFonts w:ascii="Segoe UI Emoji" w:hAnsi="Segoe UI Emoji" w:cs="Segoe UI Emoji"/>
+        </w:rPr>
+      </w:pPr>
+      <w:r>
+        <w:rPr>
+          <w:rFonts w:ascii="Segoe UI Emoji" w:hAnsi="Segoe UI Emoji" w:cs="Segoe UI Emoji"/>
+        </w:rPr>
+        <w:t>Contenuto del file start.bat:</w:t>
+      </w:r>
+    </w:p>
+    <w:p>
+      <w:pPr>
+        <w:rPr>
+          <w:rFonts w:ascii="Segoe UI Emoji" w:hAnsi="Segoe UI Emoji" w:cs="Segoe UI Emoji"/>
+        </w:rPr>
+      </w:pPr>
+      <w:proofErr w:type="spellStart"/>
+      <w:r>
+        <w:rPr>
+          <w:rFonts w:ascii="Segoe UI Emoji" w:hAnsi="Segoe UI Emoji" w:cs="Segoe UI Emoji"/>
+        </w:rPr>
+        <w:t>Snippet</w:t>
+      </w:r>
+      <w:proofErr w:type="spellEnd"/>
+      <w:r>
+        <w:rPr>
+          <w:rFonts w:ascii="Segoe UI Emoji" w:hAnsi="Segoe UI Emoji" w:cs="Segoe UI Emoji"/>
+        </w:rPr>
+        <w:t xml:space="preserve"> di codice</w:t>
+      </w:r>
+    </w:p>
+    <w:p>
+      <w:pPr>
+        <w:rPr>
+          <w:rFonts w:ascii="Segoe UI Emoji" w:hAnsi="Segoe UI Emoji" w:cs="Segoe UI Emoji"/>
+        </w:rPr>
+      </w:pPr>
+      <w:r>
+        <w:rPr>
+          <w:rFonts w:ascii="Segoe UI Emoji" w:hAnsi="Segoe UI Emoji" w:cs="Segoe UI Emoji"/>
+        </w:rPr>
+        <w:t>@echo off</w:t>
+      </w:r>
+    </w:p>
+    <w:p>
+      <w:pPr>
+        <w:rPr>
+          <w:rFonts w:ascii="Segoe UI Emoji" w:hAnsi="Segoe UI Emoji" w:cs="Segoe UI Emoji"/>
+        </w:rPr>
+      </w:pPr>
+      <w:proofErr w:type="spellStart"/>
+      <w:r>
+        <w:rPr>
+          <w:rFonts w:ascii="Segoe UI Emoji" w:hAnsi="Segoe UI Emoji" w:cs="Segoe UI Emoji"/>
+        </w:rPr>
+        <w:t>echo</w:t>
+      </w:r>
+      <w:proofErr w:type="spellEnd"/>
+      <w:r>
+        <w:rPr>
+          <w:rFonts w:ascii="Segoe UI Emoji" w:hAnsi="Segoe UI Emoji" w:cs="Segoe UI Emoji"/>
+        </w:rPr>
+        <w:t xml:space="preserve"> ============================================</w:t>
+      </w:r>
+    </w:p>
+    <w:p>
+      <w:pPr>
+        <w:rPr>
+          <w:rFonts w:ascii="Segoe UI Emoji" w:hAnsi="Segoe UI Emoji" w:cs="Segoe UI Emoji"/>
+        </w:rPr>
+      </w:pPr>
+      <w:proofErr w:type="spellStart"/>
+      <w:r>
+        <w:rPr>
+          <w:rFonts w:ascii="Segoe UI Emoji" w:hAnsi="Segoe UI Emoji" w:cs="Segoe UI Emoji"/>
+        </w:rPr>
+        <w:t>echo</w:t>
+      </w:r>
+      <w:proofErr w:type="spellEnd"/>
+      <w:r>
+        <w:rPr>
+          <w:rFonts w:ascii="Segoe UI Emoji" w:hAnsi="Segoe UI Emoji" w:cs="Segoe UI Emoji"/>
+        </w:rPr>
+        <w:t xml:space="preserve">  Avvio Progetto MAP - QTMINER</w:t>
+      </w:r>
+    </w:p>
+    <w:p>
+      <w:pPr>
+        <w:rPr>
+          <w:rFonts w:ascii="Segoe UI Emoji" w:hAnsi="Segoe UI Emoji" w:cs="Segoe UI Emoji"/>
+        </w:rPr>
+      </w:pPr>
+      <w:proofErr w:type="spellStart"/>
+      <w:r>
+        <w:rPr>
+          <w:rFonts w:ascii="Segoe UI Emoji" w:hAnsi="Segoe UI Emoji" w:cs="Segoe UI Emoji"/>
+        </w:rPr>
+        <w:t>echo</w:t>
+      </w:r>
+      <w:proofErr w:type="spellEnd"/>
+      <w:r>
+        <w:rPr>
+          <w:rFonts w:ascii="Segoe UI Emoji" w:hAnsi="Segoe UI Emoji" w:cs="Segoe UI Emoji"/>
+        </w:rPr>
+        <w:t xml:space="preserve"> ============================================</w:t>
+      </w:r>
+    </w:p>
+    <w:p>
+      <w:pPr>
+        <w:rPr>
+          <w:rFonts w:ascii="Segoe UI Emoji" w:hAnsi="Segoe UI Emoji" w:cs="Segoe UI Emoji"/>
+        </w:rPr>
+      </w:pPr>
+    </w:p>
+    <w:p>
+      <w:pPr>
+        <w:rPr>
+          <w:rFonts w:ascii="Segoe UI Emoji" w:hAnsi="Segoe UI Emoji" w:cs="Segoe UI Emoji"/>
+        </w:rPr>
+      </w:pPr>
+      <w:r>
+        <w:rPr>
+          <w:rFonts w:ascii="Segoe UI Emoji" w:hAnsi="Segoe UI Emoji" w:cs="Segoe UI Emoji"/>
+        </w:rPr>
+        <w:t>REM Chiede la password di MySQL</w:t>
+      </w:r>
+    </w:p>
+    <w:p>
+      <w:pPr>
+        <w:rPr>
+          <w:rFonts w:ascii="Segoe UI Emoji" w:hAnsi="Segoe UI Emoji" w:cs="Segoe UI Emoji"/>
+        </w:rPr>
+      </w:pPr>
+      <w:r>
+        <w:rPr>
+          <w:rFonts w:ascii="Segoe UI Emoji" w:hAnsi="Segoe UI Emoji" w:cs="Segoe UI Emoji"/>
+        </w:rPr>
+        <w:t>set /p MYSQL_PASS="Inserisci la password di root di MySQL: "</w:t>
+      </w:r>
+    </w:p>
+    <w:p>
+      <w:pPr>
+        <w:rPr>
+          <w:rFonts w:ascii="Segoe UI Emoji" w:hAnsi="Segoe UI Emoji" w:cs="Segoe UI Emoji"/>
+        </w:rPr>
+      </w:pPr>
+    </w:p>
+    <w:p>
+      <w:pPr>
+        <w:rPr>
+          <w:rFonts w:ascii="Segoe UI Emoji" w:hAnsi="Segoe UI Emoji" w:cs="Segoe UI Emoji"/>
+        </w:rPr>
+      </w:pPr>
+      <w:r>
+        <w:rPr>
+          <w:rFonts w:ascii="Segoe UI Emoji" w:hAnsi="Segoe UI Emoji" w:cs="Segoe UI Emoji"/>
+        </w:rPr>
+        <w:t>REM Esegue lo script SQL per creare DB e tabelle</w:t>
+      </w:r>
+    </w:p>
+    <w:p>
+      <w:pPr>
+        <w:rPr>
+          <w:rFonts w:ascii="Segoe UI Emoji" w:hAnsi="Segoe UI Emoji" w:cs="Segoe UI Emoji"/>
+        </w:rPr>
+      </w:pPr>
+      <w:proofErr w:type="spellStart"/>
+      <w:r>
+        <w:rPr>
+          <w:rFonts w:ascii="Segoe UI Emoji" w:hAnsi="Segoe UI Emoji" w:cs="Segoe UI Emoji"/>
+        </w:rPr>
+        <w:t>echo</w:t>
+      </w:r>
+      <w:proofErr w:type="spellEnd"/>
+      <w:r>
+        <w:rPr>
+          <w:rFonts w:ascii="Segoe UI Emoji" w:hAnsi="Segoe UI Emoji" w:cs="Segoe UI Emoji"/>
+        </w:rPr>
+        <w:t>.</w:t>
+      </w:r>
+    </w:p>
+    <w:p>
+      <w:pPr>
+        <w:rPr>
+          <w:rFonts w:ascii="Segoe UI Emoji" w:hAnsi="Segoe UI Emoji" w:cs="Segoe UI Emoji"/>
+        </w:rPr>
+      </w:pPr>
+      <w:proofErr w:type="spellStart"/>
+      <w:r>
+        <w:rPr>
+          <w:rFonts w:ascii="Segoe UI Emoji" w:hAnsi="Segoe UI Emoji" w:cs="Segoe UI Emoji"/>
+        </w:rPr>
+        <w:t>echo</w:t>
+      </w:r>
+      <w:proofErr w:type="spellEnd"/>
+      <w:r>
+        <w:rPr>
+          <w:rFonts w:ascii="Segoe UI Emoji" w:hAnsi="Segoe UI Emoji" w:cs="Segoe UI Emoji"/>
+        </w:rPr>
+        <w:t xml:space="preserve"> Esecuzione script SQL (</w:t>
+      </w:r>
+      <w:proofErr w:type="spellStart"/>
+      <w:r>
+        <w:rPr>
+          <w:rFonts w:ascii="Segoe UI Emoji" w:hAnsi="Segoe UI Emoji" w:cs="Segoe UI Emoji"/>
+        </w:rPr>
+        <w:t>MAPDB.sql</w:t>
+      </w:r>
+      <w:proofErr w:type="spellEnd"/>
+      <w:r>
+        <w:rPr>
+          <w:rFonts w:ascii="Segoe UI Emoji" w:hAnsi="Segoe UI Emoji" w:cs="Segoe UI Emoji"/>
+        </w:rPr>
+        <w:t>)...</w:t>
+      </w:r>
+    </w:p>
+    <w:p>
+      <w:pPr>
+        <w:rPr>
+          <w:rFonts w:ascii="Segoe UI Emoji" w:hAnsi="Segoe UI Emoji" w:cs="Segoe UI Emoji"/>
+        </w:rPr>
+      </w:pPr>
+      <w:proofErr w:type="spellStart"/>
+      <w:r>
+        <w:rPr>
+          <w:rFonts w:ascii="Segoe UI Emoji" w:hAnsi="Segoe UI Emoji" w:cs="Segoe UI Emoji"/>
+        </w:rPr>
+        <w:t>mysql</w:t>
+      </w:r>
+      <w:proofErr w:type="spellEnd"/>
+      <w:r>
+        <w:rPr>
+          <w:rFonts w:ascii="Segoe UI Emoji" w:hAnsi="Segoe UI Emoji" w:cs="Segoe UI Emoji"/>
+        </w:rPr>
+        <w:t xml:space="preserve"> -u root -</w:t>
+      </w:r>
+      <w:proofErr w:type="spellStart"/>
+      <w:r>
+        <w:rPr>
+          <w:rFonts w:ascii="Segoe UI Emoji" w:hAnsi="Segoe UI Emoji" w:cs="Segoe UI Emoji"/>
+        </w:rPr>
+        <w:t>p%MYSQL_PASS</w:t>
+      </w:r>
+      <w:proofErr w:type="spellEnd"/>
+      <w:r>
+        <w:rPr>
+          <w:rFonts w:ascii="Segoe UI Emoji" w:hAnsi="Segoe UI Emoji" w:cs="Segoe UI Emoji"/>
+        </w:rPr>
+        <w:t>% &lt; ".\</w:t>
+      </w:r>
+      <w:proofErr w:type="spellStart"/>
+      <w:r>
+        <w:rPr>
+          <w:rFonts w:ascii="Segoe UI Emoji" w:hAnsi="Segoe UI Emoji" w:cs="Segoe UI Emoji"/>
+        </w:rPr>
+        <w:t>distribution</w:t>
+      </w:r>
+      <w:proofErr w:type="spellEnd"/>
+      <w:r>
+        <w:rPr>
+          <w:rFonts w:ascii="Segoe UI Emoji" w:hAnsi="Segoe UI Emoji" w:cs="Segoe UI Emoji"/>
+        </w:rPr>
+        <w:t>\server\</w:t>
+      </w:r>
+      <w:proofErr w:type="spellStart"/>
+      <w:r>
+        <w:rPr>
+          <w:rFonts w:ascii="Segoe UI Emoji" w:hAnsi="Segoe UI Emoji" w:cs="Segoe UI Emoji"/>
+        </w:rPr>
+        <w:t>MAPDB.sql</w:t>
+      </w:r>
+      <w:proofErr w:type="spellEnd"/>
+      <w:r>
+        <w:rPr>
+          <w:rFonts w:ascii="Segoe UI Emoji" w:hAnsi="Segoe UI Emoji" w:cs="Segoe UI Emoji"/>
+        </w:rPr>
+        <w:t>"</w:t>
+      </w:r>
+    </w:p>
+    <w:p>
+      <w:pPr>
+        <w:rPr>
+          <w:rFonts w:ascii="Segoe UI Emoji" w:hAnsi="Segoe UI Emoji" w:cs="Segoe UI Emoji"/>
+        </w:rPr>
+      </w:pPr>
+    </w:p>
+    <w:p>
+      <w:pPr>
+        <w:rPr>
+          <w:rFonts w:ascii="Segoe UI Emoji" w:hAnsi="Segoe UI Emoji" w:cs="Segoe UI Emoji"/>
+        </w:rPr>
+      </w:pPr>
+      <w:r>
+        <w:rPr>
+          <w:rFonts w:ascii="Segoe UI Emoji" w:hAnsi="Segoe UI Emoji" w:cs="Segoe UI Emoji"/>
+        </w:rPr>
+        <w:t>IF %ERRORLEVEL% NEQ 0 (</w:t>
+      </w:r>
+    </w:p>
+    <w:p>
+      <w:pPr>
+        <w:rPr>
+          <w:rFonts w:ascii="Segoe UI Emoji" w:hAnsi="Segoe UI Emoji" w:cs="Segoe UI Emoji"/>
+        </w:rPr>
+      </w:pPr>
+      <w:r>
+        <w:rPr>
+          <w:rFonts w:ascii="Segoe UI Emoji" w:hAnsi="Segoe UI Emoji" w:cs="Segoe UI Emoji"/>
+        </w:rPr>
+        <w:t xml:space="preserve">    </w:t>
+      </w:r>
+      <w:proofErr w:type="spellStart"/>
+      <w:r>
+        <w:rPr>
+          <w:rFonts w:ascii="Segoe UI Emoji" w:hAnsi="Segoe UI Emoji" w:cs="Segoe UI Emoji"/>
+        </w:rPr>
+        <w:t>echo</w:t>
+      </w:r>
+      <w:proofErr w:type="spellEnd"/>
+      <w:r>
+        <w:rPr>
+          <w:rFonts w:ascii="Segoe UI Emoji" w:hAnsi="Segoe UI Emoji" w:cs="Segoe UI Emoji"/>
+        </w:rPr>
+        <w:t xml:space="preserve"> ERRORE: Impossibile eseguire lo script SQL.</w:t>
+      </w:r>
+    </w:p>
+    <w:p>
+      <w:pPr>
+        <w:rPr>
+          <w:rFonts w:ascii="Segoe UI Emoji" w:hAnsi="Segoe UI Emoji" w:cs="Segoe UI Emoji"/>
+        </w:rPr>
+      </w:pPr>
+      <w:r>
+        <w:rPr>
+          <w:rFonts w:ascii="Segoe UI Emoji" w:hAnsi="Segoe UI Emoji" w:cs="Segoe UI Emoji"/>
+        </w:rPr>
+        <w:t xml:space="preserve">    </w:t>
+      </w:r>
+      <w:proofErr w:type="spellStart"/>
+      <w:r>
+        <w:rPr>
+          <w:rFonts w:ascii="Segoe UI Emoji" w:hAnsi="Segoe UI Emoji" w:cs="Segoe UI Emoji"/>
+        </w:rPr>
+        <w:t>echo</w:t>
+      </w:r>
+      <w:proofErr w:type="spellEnd"/>
+      <w:r>
+        <w:rPr>
+          <w:rFonts w:ascii="Segoe UI Emoji" w:hAnsi="Segoe UI Emoji" w:cs="Segoe UI Emoji"/>
+        </w:rPr>
+        <w:t xml:space="preserve"> Controlla la password o che MySQL sia in esecuzione e nel PATH.</w:t>
+      </w:r>
+    </w:p>
+    <w:p>
+      <w:pPr>
+        <w:rPr>
+          <w:rFonts w:ascii="Segoe UI Emoji" w:hAnsi="Segoe UI Emoji" w:cs="Segoe UI Emoji"/>
+        </w:rPr>
+      </w:pPr>
+      <w:r>
+        <w:rPr>
+          <w:rFonts w:ascii="Segoe UI Emoji" w:hAnsi="Segoe UI Emoji" w:cs="Segoe UI Emoji"/>
+        </w:rPr>
+        <w:t xml:space="preserve">    pause</w:t>
+      </w:r>
+    </w:p>
+    <w:p>
+      <w:pPr>
+        <w:rPr>
+          <w:rFonts w:ascii="Segoe UI Emoji" w:hAnsi="Segoe UI Emoji" w:cs="Segoe UI Emoji"/>
+        </w:rPr>
+      </w:pPr>
+      <w:r>
+        <w:rPr>
+          <w:rFonts w:ascii="Segoe UI Emoji" w:hAnsi="Segoe UI Emoji" w:cs="Segoe UI Emoji"/>
+        </w:rPr>
+        <w:t xml:space="preserve">    exit /b</w:t>
+      </w:r>
+    </w:p>
+    <w:p>
+      <w:pPr>
+        <w:rPr>
+          <w:rFonts w:ascii="Segoe UI Emoji" w:hAnsi="Segoe UI Emoji" w:cs="Segoe UI Emoji"/>
+        </w:rPr>
+      </w:pPr>
+      <w:r>
+        <w:rPr>
+          <w:rFonts w:ascii="Segoe UI Emoji" w:hAnsi="Segoe UI Emoji" w:cs="Segoe UI Emoji"/>
+        </w:rPr>
+        <w:t>)</w:t>
+      </w:r>
+    </w:p>
+    <w:p>
+      <w:pPr>
+        <w:rPr>
+          <w:rFonts w:ascii="Segoe UI Emoji" w:hAnsi="Segoe UI Emoji" w:cs="Segoe UI Emoji"/>
+        </w:rPr>
+      </w:pPr>
+    </w:p>
+    <w:p>
+      <w:pPr>
+        <w:rPr>
+          <w:rFonts w:ascii="Segoe UI Emoji" w:hAnsi="Segoe UI Emoji" w:cs="Segoe UI Emoji"/>
+        </w:rPr>
+      </w:pPr>
+      <w:proofErr w:type="spellStart"/>
+      <w:r>
+        <w:rPr>
+          <w:rFonts w:ascii="Segoe UI Emoji" w:hAnsi="Segoe UI Emoji" w:cs="Segoe UI Emoji"/>
+        </w:rPr>
+        <w:t>echo</w:t>
+      </w:r>
+      <w:proofErr w:type="spellEnd"/>
+      <w:r>
+        <w:rPr>
+          <w:rFonts w:ascii="Segoe UI Emoji" w:hAnsi="Segoe UI Emoji" w:cs="Segoe UI Emoji"/>
+        </w:rPr>
+        <w:t xml:space="preserve"> Database '</w:t>
+      </w:r>
+      <w:proofErr w:type="spellStart"/>
+      <w:r>
+        <w:rPr>
+          <w:rFonts w:ascii="Segoe UI Emoji" w:hAnsi="Segoe UI Emoji" w:cs="Segoe UI Emoji"/>
+        </w:rPr>
+        <w:t>MapDb</w:t>
+      </w:r>
+      <w:proofErr w:type="spellEnd"/>
+      <w:r>
+        <w:rPr>
+          <w:rFonts w:ascii="Segoe UI Emoji" w:hAnsi="Segoe UI Emoji" w:cs="Segoe UI Emoji"/>
+        </w:rPr>
+        <w:t>' e tabella '</w:t>
+      </w:r>
+      <w:proofErr w:type="spellStart"/>
+      <w:r>
+        <w:rPr>
+          <w:rFonts w:ascii="Segoe UI Emoji" w:hAnsi="Segoe UI Emoji" w:cs="Segoe UI Emoji"/>
+        </w:rPr>
+        <w:t>playtennis</w:t>
+      </w:r>
+      <w:proofErr w:type="spellEnd"/>
+      <w:r>
+        <w:rPr>
+          <w:rFonts w:ascii="Segoe UI Emoji" w:hAnsi="Segoe UI Emoji" w:cs="Segoe UI Emoji"/>
+        </w:rPr>
+        <w:t>' creati/verificati.</w:t>
+      </w:r>
+    </w:p>
+    <w:p>
+      <w:pPr>
+        <w:rPr>
+          <w:rFonts w:ascii="Segoe UI Emoji" w:hAnsi="Segoe UI Emoji" w:cs="Segoe UI Emoji"/>
+        </w:rPr>
+      </w:pPr>
+      <w:proofErr w:type="spellStart"/>
+      <w:r>
+        <w:rPr>
+          <w:rFonts w:ascii="Segoe UI Emoji" w:hAnsi="Segoe UI Emoji" w:cs="Segoe UI Emoji"/>
+        </w:rPr>
+        <w:t>echo</w:t>
+      </w:r>
+      <w:proofErr w:type="spellEnd"/>
+      <w:r>
+        <w:rPr>
+          <w:rFonts w:ascii="Segoe UI Emoji" w:hAnsi="Segoe UI Emoji" w:cs="Segoe UI Emoji"/>
+        </w:rPr>
+        <w:t>.</w:t>
+      </w:r>
+    </w:p>
+    <w:p>
+      <w:pPr>
+        <w:rPr>
+          <w:rFonts w:ascii="Segoe UI Emoji" w:hAnsi="Segoe UI Emoji" w:cs="Segoe UI Emoji"/>
+        </w:rPr>
+      </w:pPr>
+    </w:p>
+    <w:p>
+      <w:pPr>
+        <w:rPr>
+          <w:rFonts w:ascii="Segoe UI Emoji" w:hAnsi="Segoe UI Emoji" w:cs="Segoe UI Emoji"/>
+        </w:rPr>
+      </w:pPr>
+      <w:r>
+        <w:rPr>
+          <w:rFonts w:ascii="Segoe UI Emoji" w:hAnsi="Segoe UI Emoji" w:cs="Segoe UI Emoji"/>
+        </w:rPr>
+        <w:t>REM Avvia il Server in una nuova finestra</w:t>
+      </w:r>
+    </w:p>
+    <w:p>
+      <w:pPr>
+        <w:rPr>
+          <w:rFonts w:ascii="Segoe UI Emoji" w:hAnsi="Segoe UI Emoji" w:cs="Segoe UI Emoji"/>
+        </w:rPr>
+      </w:pPr>
+      <w:proofErr w:type="spellStart"/>
+      <w:r>
+        <w:rPr>
+          <w:rFonts w:ascii="Segoe UI Emoji" w:hAnsi="Segoe UI Emoji" w:cs="Segoe UI Emoji"/>
+        </w:rPr>
+        <w:t>echo</w:t>
+      </w:r>
+      <w:proofErr w:type="spellEnd"/>
+      <w:r>
+        <w:rPr>
+          <w:rFonts w:ascii="Segoe UI Emoji" w:hAnsi="Segoe UI Emoji" w:cs="Segoe UI Emoji"/>
+        </w:rPr>
+        <w:t xml:space="preserve"> Avvio del Server...</w:t>
+      </w:r>
+    </w:p>
+    <w:p>
+      <w:pPr>
+        <w:rPr>
+          <w:rFonts w:ascii="Segoe UI Emoji" w:hAnsi="Segoe UI Emoji" w:cs="Segoe UI Emoji"/>
+        </w:rPr>
+      </w:pPr>
+      <w:r>
+        <w:rPr>
+          <w:rFonts w:ascii="Segoe UI Emoji" w:hAnsi="Segoe UI Emoji" w:cs="Segoe UI Emoji"/>
+        </w:rPr>
+        <w:t xml:space="preserve">start "QTMINER Server" </w:t>
+      </w:r>
+      <w:proofErr w:type="spellStart"/>
+      <w:r>
+        <w:rPr>
+          <w:rFonts w:ascii="Segoe UI Emoji" w:hAnsi="Segoe UI Emoji" w:cs="Segoe UI Emoji"/>
+        </w:rPr>
+        <w:t>cmd</w:t>
+      </w:r>
+      <w:proofErr w:type="spellEnd"/>
+      <w:r>
+        <w:rPr>
+          <w:rFonts w:ascii="Segoe UI Emoji" w:hAnsi="Segoe UI Emoji" w:cs="Segoe UI Emoji"/>
+        </w:rPr>
+        <w:t xml:space="preserve"> /k "java -</w:t>
+      </w:r>
+      <w:proofErr w:type="spellStart"/>
+      <w:r>
+        <w:rPr>
+          <w:rFonts w:ascii="Segoe UI Emoji" w:hAnsi="Segoe UI Emoji" w:cs="Segoe UI Emoji"/>
+        </w:rPr>
+        <w:t>jar</w:t>
+      </w:r>
+      <w:proofErr w:type="spellEnd"/>
+      <w:r>
+        <w:rPr>
+          <w:rFonts w:ascii="Segoe UI Emoji" w:hAnsi="Segoe UI Emoji" w:cs="Segoe UI Emoji"/>
+        </w:rPr>
+        <w:t xml:space="preserve"> .\</w:t>
+      </w:r>
+      <w:proofErr w:type="spellStart"/>
+      <w:r>
+        <w:rPr>
+          <w:rFonts w:ascii="Segoe UI Emoji" w:hAnsi="Segoe UI Emoji" w:cs="Segoe UI Emoji"/>
+        </w:rPr>
+        <w:t>distribution</w:t>
+      </w:r>
+      <w:proofErr w:type="spellEnd"/>
+      <w:r>
+        <w:rPr>
+          <w:rFonts w:ascii="Segoe UI Emoji" w:hAnsi="Segoe UI Emoji" w:cs="Segoe UI Emoji"/>
+        </w:rPr>
+        <w:t>\server\server.jar"</w:t>
+      </w:r>
+    </w:p>
+    <w:p>
+      <w:pPr>
+        <w:rPr>
+          <w:rFonts w:ascii="Segoe UI Emoji" w:hAnsi="Segoe UI Emoji" w:cs="Segoe UI Emoji"/>
+        </w:rPr>
+      </w:pPr>
+    </w:p>
+    <w:p>
+      <w:pPr>
+        <w:rPr>
+          <w:rFonts w:ascii="Segoe UI Emoji" w:hAnsi="Segoe UI Emoji" w:cs="Segoe UI Emoji"/>
+        </w:rPr>
+      </w:pPr>
+      <w:r>
+        <w:rPr>
+          <w:rFonts w:ascii="Segoe UI Emoji" w:hAnsi="Segoe UI Emoji" w:cs="Segoe UI Emoji"/>
+        </w:rPr>
+        <w:t>REM Pausa per dare tempo al server di avviarsi</w:t>
+      </w:r>
+    </w:p>
+    <w:p>
+      <w:pPr>
+        <w:rPr>
+          <w:rFonts w:ascii="Segoe UI Emoji" w:hAnsi="Segoe UI Emoji" w:cs="Segoe UI Emoji"/>
+        </w:rPr>
+      </w:pPr>
+      <w:proofErr w:type="spellStart"/>
+      <w:r>
+        <w:rPr>
+          <w:rFonts w:ascii="Segoe UI Emoji" w:hAnsi="Segoe UI Emoji" w:cs="Segoe UI Emoji"/>
+        </w:rPr>
+        <w:t>timeout</w:t>
+      </w:r>
+      <w:proofErr w:type="spellEnd"/>
+      <w:r>
+        <w:rPr>
+          <w:rFonts w:ascii="Segoe UI Emoji" w:hAnsi="Segoe UI Emoji" w:cs="Segoe UI Emoji"/>
+        </w:rPr>
+        <w:t xml:space="preserve"> /t 3 /</w:t>
+      </w:r>
+      <w:proofErr w:type="spellStart"/>
+      <w:r>
+        <w:rPr>
+          <w:rFonts w:ascii="Segoe UI Emoji" w:hAnsi="Segoe UI Emoji" w:cs="Segoe UI Emoji"/>
+        </w:rPr>
+        <w:t>nobreak</w:t>
+      </w:r>
+      <w:proofErr w:type="spellEnd"/>
+      <w:r>
+        <w:rPr>
+          <w:rFonts w:ascii="Segoe UI Emoji" w:hAnsi="Segoe UI Emoji" w:cs="Segoe UI Emoji"/>
+        </w:rPr>
+        <w:t xml:space="preserve"> &gt; </w:t>
+      </w:r>
+      <w:proofErr w:type="spellStart"/>
+      <w:r>
+        <w:rPr>
+          <w:rFonts w:ascii="Segoe UI Emoji" w:hAnsi="Segoe UI Emoji" w:cs="Segoe UI Emoji"/>
+        </w:rPr>
+        <w:t>nul</w:t>
+      </w:r>
+      <w:proofErr w:type="spellEnd"/>
+    </w:p>
+    <w:p>
+      <w:pPr>
+        <w:rPr>
+          <w:rFonts w:ascii="Segoe UI Emoji" w:hAnsi="Segoe UI Emoji" w:cs="Segoe UI Emoji"/>
+        </w:rPr>
+      </w:pPr>
+    </w:p>
+    <w:p>
+      <w:pPr>
+        <w:rPr>
+          <w:rFonts w:ascii="Segoe UI Emoji" w:hAnsi="Segoe UI Emoji" w:cs="Segoe UI Emoji"/>
+        </w:rPr>
+      </w:pPr>
+      <w:r>
+        <w:rPr>
+          <w:rFonts w:ascii="Segoe UI Emoji" w:hAnsi="Segoe UI Emoji" w:cs="Segoe UI Emoji"/>
+        </w:rPr>
+        <w:t>REM Avvia il Client</w:t>
+      </w:r>
+    </w:p>
+    <w:p>
+      <w:pPr>
+        <w:rPr>
+          <w:rFonts w:ascii="Segoe UI Emoji" w:hAnsi="Segoe UI Emoji" w:cs="Segoe UI Emoji"/>
+        </w:rPr>
+      </w:pPr>
+      <w:proofErr w:type="spellStart"/>
+      <w:r>
+        <w:rPr>
+          <w:rFonts w:ascii="Segoe UI Emoji" w:hAnsi="Segoe UI Emoji" w:cs="Segoe UI Emoji"/>
         </w:rPr>
         <w:lastRenderedPageBreak/>
-        <w:t>Configurazione:</w:t>
+        <w:t>echo</w:t>
+      </w:r>
+      <w:proofErr w:type="spellEnd"/>
+      <w:r>
+        <w:rPr>
+          <w:rFonts w:ascii="Segoe UI Emoji" w:hAnsi="Segoe UI Emoji" w:cs="Segoe UI Emoji"/>
+        </w:rPr>
+        <w:t xml:space="preserve"> Avvio del Client...</w:t>
+      </w:r>
+    </w:p>
+    <w:p>
+      <w:pPr>
+        <w:rPr>
+          <w:rFonts w:ascii="Segoe UI Emoji" w:hAnsi="Segoe UI Emoji" w:cs="Segoe UI Emoji"/>
+        </w:rPr>
+      </w:pPr>
+      <w:r>
+        <w:rPr>
+          <w:rFonts w:ascii="Segoe UI Emoji" w:hAnsi="Segoe UI Emoji" w:cs="Segoe UI Emoji"/>
+        </w:rPr>
+        <w:t xml:space="preserve">start "QTMINER Client" </w:t>
+      </w:r>
+      <w:proofErr w:type="spellStart"/>
+      <w:r>
+        <w:rPr>
+          <w:rFonts w:ascii="Segoe UI Emoji" w:hAnsi="Segoe UI Emoji" w:cs="Segoe UI Emoji"/>
+        </w:rPr>
+        <w:t>cmd</w:t>
+      </w:r>
+      <w:proofErr w:type="spellEnd"/>
+      <w:r>
+        <w:rPr>
+          <w:rFonts w:ascii="Segoe UI Emoji" w:hAnsi="Segoe UI Emoji" w:cs="Segoe UI Emoji"/>
+        </w:rPr>
+        <w:t xml:space="preserve"> /k "java -</w:t>
+      </w:r>
+      <w:proofErr w:type="spellStart"/>
+      <w:r>
+        <w:rPr>
+          <w:rFonts w:ascii="Segoe UI Emoji" w:hAnsi="Segoe UI Emoji" w:cs="Segoe UI Emoji"/>
+        </w:rPr>
+        <w:t>jar</w:t>
+      </w:r>
+      <w:proofErr w:type="spellEnd"/>
+      <w:r>
+        <w:rPr>
+          <w:rFonts w:ascii="Segoe UI Emoji" w:hAnsi="Segoe UI Emoji" w:cs="Segoe UI Emoji"/>
+        </w:rPr>
+        <w:t xml:space="preserve"> .\</w:t>
+      </w:r>
+      <w:proofErr w:type="spellStart"/>
+      <w:r>
+        <w:rPr>
+          <w:rFonts w:ascii="Segoe UI Emoji" w:hAnsi="Segoe UI Emoji" w:cs="Segoe UI Emoji"/>
+        </w:rPr>
+        <w:t>distribution</w:t>
+      </w:r>
+      <w:proofErr w:type="spellEnd"/>
+      <w:r>
+        <w:rPr>
+          <w:rFonts w:ascii="Segoe UI Emoji" w:hAnsi="Segoe UI Emoji" w:cs="Segoe UI Emoji"/>
+        </w:rPr>
+        <w:t>\client\client.jar"</w:t>
+      </w:r>
+    </w:p>
+    <w:p>
+      <w:pPr>
+        <w:rPr>
+          <w:rFonts w:ascii="Segoe UI Emoji" w:hAnsi="Segoe UI Emoji" w:cs="Segoe UI Emoji"/>
+        </w:rPr>
+      </w:pPr>
+    </w:p>
+    <w:p>
+      <w:pPr>
+        <w:rPr>
+          <w:rFonts w:ascii="Segoe UI Emoji" w:hAnsi="Segoe UI Emoji" w:cs="Segoe UI Emoji"/>
+        </w:rPr>
+      </w:pPr>
+      <w:proofErr w:type="spellStart"/>
+      <w:r>
+        <w:rPr>
+          <w:rFonts w:ascii="Segoe UI Emoji" w:hAnsi="Segoe UI Emoji" w:cs="Segoe UI Emoji"/>
+        </w:rPr>
+        <w:t>echo</w:t>
+      </w:r>
+      <w:proofErr w:type="spellEnd"/>
+      <w:r>
+        <w:rPr>
+          <w:rFonts w:ascii="Segoe UI Emoji" w:hAnsi="Segoe UI Emoji" w:cs="Segoe UI Emoji"/>
+        </w:rPr>
+        <w:t>.</w:t>
+      </w:r>
+    </w:p>
+    <w:p>
+      <w:pPr>
+        <w:rPr>
+          <w:rFonts w:ascii="Segoe UI Emoji" w:hAnsi="Segoe UI Emoji" w:cs="Segoe UI Emoji"/>
+        </w:rPr>
+      </w:pPr>
+      <w:proofErr w:type="spellStart"/>
+      <w:r>
+        <w:rPr>
+          <w:rFonts w:ascii="Segoe UI Emoji" w:hAnsi="Segoe UI Emoji" w:cs="Segoe UI Emoji"/>
+        </w:rPr>
+        <w:t>echo</w:t>
+      </w:r>
+      <w:proofErr w:type="spellEnd"/>
+      <w:r>
+        <w:rPr>
+          <w:rFonts w:ascii="Segoe UI Emoji" w:hAnsi="Segoe UI Emoji" w:cs="Segoe UI Emoji"/>
+        </w:rPr>
+        <w:t xml:space="preserve"> Avvio completato.</w:t>
+      </w:r>
+    </w:p>
+    <w:p>
+      <w:pPr>
+        <w:rPr>
+          <w:rFonts w:ascii="Segoe UI Emoji" w:hAnsi="Segoe UI Emoji" w:cs="Segoe UI Emoji"/>
+        </w:rPr>
+      </w:pPr>
+      <w:r>
+        <w:rPr>
+          <w:rFonts w:ascii="Segoe UI Emoji" w:hAnsi="Segoe UI Emoji" w:cs="Segoe UI Emoji"/>
+        </w:rPr>
+        <w:t>2. Installazione Applicazione Android (App-Client)</w:t>
+      </w:r>
+    </w:p>
+    <w:p>
+      <w:pPr>
+        <w:numPr>
+          <w:ilvl w:val="0"/>
+          <w:numId w:val="21"/>
+        </w:numPr>
+        <w:rPr>
+          <w:rFonts w:ascii="Segoe UI Emoji" w:hAnsi="Segoe UI Emoji" w:cs="Segoe UI Emoji"/>
+        </w:rPr>
+      </w:pPr>
+      <w:r>
+        <w:rPr>
+          <w:rFonts w:ascii="Segoe UI Emoji" w:hAnsi="Segoe UI Emoji" w:cs="Segoe UI Emoji"/>
+        </w:rPr>
+        <w:t>Sul dispositivo Android, vai su Impostazioni -&gt; Sicurezza (o Impostazioni Avanzate -&gt; Sicurezza)</w:t>
+      </w:r>
+      <w:r>
+        <w:rPr>
+          <w:rFonts w:ascii="Segoe UI Emoji" w:hAnsi="Segoe UI Emoji" w:cs="Segoe UI Emoji"/>
+          <w:vertAlign w:val="superscript"/>
+        </w:rPr>
+        <w:t>24</w:t>
+      </w:r>
+      <w:r>
+        <w:rPr>
+          <w:rFonts w:ascii="Segoe UI Emoji" w:hAnsi="Segoe UI Emoji" w:cs="Segoe UI Emoji"/>
+        </w:rPr>
+        <w:t>.</w:t>
+      </w:r>
+    </w:p>
+    <w:p>
+      <w:pPr>
+        <w:numPr>
+          <w:ilvl w:val="0"/>
+          <w:numId w:val="21"/>
+        </w:numPr>
+        <w:rPr>
+          <w:rFonts w:ascii="Segoe UI Emoji" w:hAnsi="Segoe UI Emoji" w:cs="Segoe UI Emoji"/>
+        </w:rPr>
+      </w:pPr>
+      <w:r>
+        <w:rPr>
+          <w:rFonts w:ascii="Segoe UI Emoji" w:hAnsi="Segoe UI Emoji" w:cs="Segoe UI Emoji"/>
+        </w:rPr>
+        <w:t>Attiva l'opzione Origini Sconosciute (o "Installa app sconosciute")</w:t>
+      </w:r>
+      <w:r>
+        <w:rPr>
+          <w:rFonts w:ascii="Segoe UI Emoji" w:hAnsi="Segoe UI Emoji" w:cs="Segoe UI Emoji"/>
+          <w:vertAlign w:val="superscript"/>
+        </w:rPr>
+        <w:t>25</w:t>
+      </w:r>
+      <w:r>
+        <w:rPr>
+          <w:rFonts w:ascii="Segoe UI Emoji" w:hAnsi="Segoe UI Emoji" w:cs="Segoe UI Emoji"/>
+        </w:rPr>
+        <w:t>.</w:t>
+      </w:r>
+    </w:p>
+    <w:p>
+      <w:pPr>
+        <w:numPr>
+          <w:ilvl w:val="0"/>
+          <w:numId w:val="21"/>
+        </w:numPr>
+        <w:rPr>
+          <w:rFonts w:ascii="Segoe UI Emoji" w:hAnsi="Segoe UI Emoji" w:cs="Segoe UI Emoji"/>
+        </w:rPr>
+      </w:pPr>
+      <w:r>
+        <w:rPr>
+          <w:rFonts w:ascii="Segoe UI Emoji" w:hAnsi="Segoe UI Emoji" w:cs="Segoe UI Emoji"/>
+        </w:rPr>
+        <w:t>Trasferisci il file .</w:t>
+      </w:r>
+      <w:proofErr w:type="spellStart"/>
+      <w:r>
+        <w:rPr>
+          <w:rFonts w:ascii="Segoe UI Emoji" w:hAnsi="Segoe UI Emoji" w:cs="Segoe UI Emoji"/>
+        </w:rPr>
+        <w:t>apk</w:t>
+      </w:r>
+      <w:proofErr w:type="spellEnd"/>
+      <w:r>
+        <w:rPr>
+          <w:rFonts w:ascii="Segoe UI Emoji" w:hAnsi="Segoe UI Emoji" w:cs="Segoe UI Emoji"/>
+        </w:rPr>
+        <w:t xml:space="preserve"> (contenuto nella cartella \</w:t>
+      </w:r>
+      <w:proofErr w:type="spellStart"/>
+      <w:r>
+        <w:rPr>
+          <w:rFonts w:ascii="Segoe UI Emoji" w:hAnsi="Segoe UI Emoji" w:cs="Segoe UI Emoji"/>
+        </w:rPr>
+        <w:t>distribution</w:t>
+      </w:r>
+      <w:proofErr w:type="spellEnd"/>
+      <w:r>
+        <w:rPr>
+          <w:rFonts w:ascii="Segoe UI Emoji" w:hAnsi="Segoe UI Emoji" w:cs="Segoe UI Emoji"/>
+        </w:rPr>
+        <w:t>) sul dispositivo Android</w:t>
+      </w:r>
+      <w:r>
+        <w:rPr>
+          <w:rFonts w:ascii="Segoe UI Emoji" w:hAnsi="Segoe UI Emoji" w:cs="Segoe UI Emoji"/>
+          <w:vertAlign w:val="superscript"/>
+        </w:rPr>
+        <w:t>26</w:t>
+      </w:r>
+      <w:r>
+        <w:rPr>
+          <w:rFonts w:ascii="Segoe UI Emoji" w:hAnsi="Segoe UI Emoji" w:cs="Segoe UI Emoji"/>
+        </w:rPr>
+        <w:t>.</w:t>
+      </w:r>
+    </w:p>
+    <w:p>
+      <w:pPr>
+        <w:numPr>
+          <w:ilvl w:val="0"/>
+          <w:numId w:val="21"/>
+        </w:numPr>
+        <w:rPr>
+          <w:rFonts w:ascii="Segoe UI Emoji" w:hAnsi="Segoe UI Emoji" w:cs="Segoe UI Emoji"/>
+        </w:rPr>
+      </w:pPr>
+      <w:r>
+        <w:rPr>
+          <w:rFonts w:ascii="Segoe UI Emoji" w:hAnsi="Segoe UI Emoji" w:cs="Segoe UI Emoji"/>
+        </w:rPr>
+        <w:t>Apri il file .</w:t>
+      </w:r>
+      <w:proofErr w:type="spellStart"/>
+      <w:r>
+        <w:rPr>
+          <w:rFonts w:ascii="Segoe UI Emoji" w:hAnsi="Segoe UI Emoji" w:cs="Segoe UI Emoji"/>
+        </w:rPr>
+        <w:t>apk</w:t>
+      </w:r>
+      <w:proofErr w:type="spellEnd"/>
+      <w:r>
+        <w:rPr>
+          <w:rFonts w:ascii="Segoe UI Emoji" w:hAnsi="Segoe UI Emoji" w:cs="Segoe UI Emoji"/>
+        </w:rPr>
+        <w:t xml:space="preserve"> dal dispositivo e premi Installa</w:t>
+      </w:r>
+      <w:r>
+        <w:rPr>
+          <w:rFonts w:ascii="Segoe UI Emoji" w:hAnsi="Segoe UI Emoji" w:cs="Segoe UI Emoji"/>
+          <w:vertAlign w:val="superscript"/>
+        </w:rPr>
+        <w:t>27</w:t>
+      </w:r>
+      <w:r>
+        <w:rPr>
+          <w:rFonts w:ascii="Segoe UI Emoji" w:hAnsi="Segoe UI Emoji" w:cs="Segoe UI Emoji"/>
+        </w:rPr>
+        <w:t>.</w:t>
+      </w:r>
+    </w:p>
+    <w:p>
+      <w:pPr>
+        <w:numPr>
+          <w:ilvl w:val="0"/>
+          <w:numId w:val="21"/>
+        </w:numPr>
+        <w:rPr>
+          <w:rFonts w:ascii="Segoe UI Emoji" w:hAnsi="Segoe UI Emoji" w:cs="Segoe UI Emoji"/>
+        </w:rPr>
+      </w:pPr>
+      <w:r>
+        <w:rPr>
+          <w:rFonts w:ascii="Segoe UI Emoji" w:hAnsi="Segoe UI Emoji" w:cs="Segoe UI Emoji"/>
+        </w:rPr>
+        <w:t>Se compare un avviso di Play Protect, scegli "Installa comunque"</w:t>
+      </w:r>
+      <w:r>
+        <w:rPr>
+          <w:rFonts w:ascii="Segoe UI Emoji" w:hAnsi="Segoe UI Emoji" w:cs="Segoe UI Emoji"/>
+          <w:vertAlign w:val="superscript"/>
+        </w:rPr>
+        <w:t>28</w:t>
+      </w:r>
+      <w:r>
+        <w:rPr>
+          <w:rFonts w:ascii="Segoe UI Emoji" w:hAnsi="Segoe UI Emoji" w:cs="Segoe UI Emoji"/>
+        </w:rPr>
+        <w:t>.</w:t>
+      </w:r>
+    </w:p>
+    <w:p>
+      <w:pPr>
+        <w:rPr>
+          <w:rFonts w:ascii="Segoe UI Emoji" w:hAnsi="Segoe UI Emoji" w:cs="Segoe UI Emoji"/>
+        </w:rPr>
+      </w:pPr>
+      <w:r>
+        <w:rPr>
+          <w:rFonts w:ascii="Segoe UI Emoji" w:hAnsi="Segoe UI Emoji" w:cs="Segoe UI Emoji"/>
+        </w:rPr>
+        <w:pict w14:anchorId="4018EFF6">
+          <v:rect id="_x0000_i1345" style="width:0;height:1.5pt" o:hralign="center" o:hrstd="t" o:hr="t" fillcolor="#a0a0a0" stroked="f"/>
+        </w:pict>
+      </w:r>
+    </w:p>
+    <w:p>
+      <w:pPr>
+        <w:rPr>
+          <w:rFonts w:ascii="Segoe UI Emoji" w:hAnsi="Segoe UI Emoji" w:cs="Segoe UI Emoji"/>
+        </w:rPr>
+      </w:pPr>
+      <w:r>
+        <w:rPr>
+          <w:rFonts w:ascii="Segoe UI Emoji" w:hAnsi="Segoe UI Emoji" w:cs="Segoe UI Emoji"/>
+        </w:rPr>
+        <w:t>🚀 Guida all'Utilizzo</w:t>
+      </w:r>
+    </w:p>
+    <w:p>
+      <w:pPr>
+        <w:rPr>
+          <w:rFonts w:ascii="Segoe UI Emoji" w:hAnsi="Segoe UI Emoji" w:cs="Segoe UI Emoji"/>
+        </w:rPr>
+      </w:pPr>
+      <w:r>
+        <w:rPr>
+          <w:rFonts w:ascii="Segoe UI Emoji" w:hAnsi="Segoe UI Emoji" w:cs="Segoe UI Emoji"/>
+        </w:rPr>
+        <w:t>1. Avvio e Utilizzo Server</w:t>
+      </w:r>
+    </w:p>
+    <w:p>
+      <w:pPr>
+        <w:rPr>
+          <w:rFonts w:ascii="Segoe UI Emoji" w:hAnsi="Segoe UI Emoji" w:cs="Segoe UI Emoji"/>
+        </w:rPr>
+      </w:pPr>
+      <w:r>
+        <w:rPr>
+          <w:rFonts w:ascii="Segoe UI Emoji" w:hAnsi="Segoe UI Emoji" w:cs="Segoe UI Emoji"/>
+        </w:rPr>
+        <w:t>Eseguendo start.bat, il terminale del Server si avvierà automaticamente</w:t>
+      </w:r>
+      <w:r>
+        <w:rPr>
+          <w:rFonts w:ascii="Segoe UI Emoji" w:hAnsi="Segoe UI Emoji" w:cs="Segoe UI Emoji"/>
+          <w:vertAlign w:val="superscript"/>
+        </w:rPr>
+        <w:t>29</w:t>
+      </w:r>
+      <w:r>
+        <w:rPr>
+          <w:rFonts w:ascii="Segoe UI Emoji" w:hAnsi="Segoe UI Emoji" w:cs="Segoe UI Emoji"/>
+        </w:rPr>
+        <w:t>.</w:t>
+      </w:r>
+    </w:p>
+    <w:p>
+      <w:pPr>
+        <w:numPr>
+          <w:ilvl w:val="0"/>
+          <w:numId w:val="22"/>
+        </w:numPr>
+        <w:rPr>
+          <w:rFonts w:ascii="Segoe UI Emoji" w:hAnsi="Segoe UI Emoji" w:cs="Segoe UI Emoji"/>
+        </w:rPr>
+      </w:pPr>
+      <w:r>
+        <w:rPr>
+          <w:rFonts w:ascii="Segoe UI Emoji" w:hAnsi="Segoe UI Emoji" w:cs="Segoe UI Emoji"/>
+        </w:rPr>
+        <w:t>Il Server mostrerà il suo Indirizzo IP locale e la porta su cui è in ascolto (es. Port=8080)</w:t>
+      </w:r>
+      <w:r>
+        <w:rPr>
+          <w:rFonts w:ascii="Segoe UI Emoji" w:hAnsi="Segoe UI Emoji" w:cs="Segoe UI Emoji"/>
+          <w:vertAlign w:val="superscript"/>
+        </w:rPr>
+        <w:t>30303030</w:t>
+      </w:r>
+      <w:r>
+        <w:rPr>
+          <w:rFonts w:ascii="Segoe UI Emoji" w:hAnsi="Segoe UI Emoji" w:cs="Segoe UI Emoji"/>
+        </w:rPr>
+        <w:t>. Prendi nota dell'IP, ti servirà per l'app Android.</w:t>
+      </w:r>
+    </w:p>
+    <w:p>
+      <w:pPr>
+        <w:numPr>
+          <w:ilvl w:val="0"/>
+          <w:numId w:val="22"/>
+        </w:numPr>
+        <w:rPr>
+          <w:rFonts w:ascii="Segoe UI Emoji" w:hAnsi="Segoe UI Emoji" w:cs="Segoe UI Emoji"/>
+        </w:rPr>
+      </w:pPr>
+      <w:r>
+        <w:rPr>
+          <w:rFonts w:ascii="Segoe UI Emoji" w:hAnsi="Segoe UI Emoji" w:cs="Segoe UI Emoji"/>
+        </w:rPr>
+        <w:t>Il Server rimarrà in attesa</w:t>
+      </w:r>
+      <w:r>
+        <w:rPr>
+          <w:rFonts w:ascii="Segoe UI Emoji" w:hAnsi="Segoe UI Emoji" w:cs="Segoe UI Emoji"/>
+          <w:vertAlign w:val="superscript"/>
+        </w:rPr>
+        <w:t>31</w:t>
+      </w:r>
+      <w:r>
+        <w:rPr>
+          <w:rFonts w:ascii="Segoe UI Emoji" w:hAnsi="Segoe UI Emoji" w:cs="Segoe UI Emoji"/>
+        </w:rPr>
+        <w:t xml:space="preserve">. Ogni volta che un client (Windows o Android) si connette, stamperà un messaggio di accettazione (es. </w:t>
+      </w:r>
+      <w:proofErr w:type="spellStart"/>
+      <w:r>
+        <w:rPr>
+          <w:rFonts w:ascii="Segoe UI Emoji" w:hAnsi="Segoe UI Emoji" w:cs="Segoe UI Emoji"/>
+        </w:rPr>
+        <w:t>accepting</w:t>
+      </w:r>
+      <w:proofErr w:type="spellEnd"/>
+      <w:r>
+        <w:rPr>
+          <w:rFonts w:ascii="Segoe UI Emoji" w:hAnsi="Segoe UI Emoji" w:cs="Segoe UI Emoji"/>
+        </w:rPr>
+        <w:t xml:space="preserve"> </w:t>
+      </w:r>
+      <w:proofErr w:type="spellStart"/>
+      <w:r>
+        <w:rPr>
+          <w:rFonts w:ascii="Segoe UI Emoji" w:hAnsi="Segoe UI Emoji" w:cs="Segoe UI Emoji"/>
+        </w:rPr>
+        <w:t>Socket</w:t>
+      </w:r>
+      <w:proofErr w:type="spellEnd"/>
+      <w:r>
+        <w:rPr>
+          <w:rFonts w:ascii="Segoe UI Emoji" w:hAnsi="Segoe UI Emoji" w:cs="Segoe UI Emoji"/>
+        </w:rPr>
+        <w:t>...)</w:t>
+      </w:r>
+      <w:r>
+        <w:rPr>
+          <w:rFonts w:ascii="Segoe UI Emoji" w:hAnsi="Segoe UI Emoji" w:cs="Segoe UI Emoji"/>
+          <w:vertAlign w:val="superscript"/>
+        </w:rPr>
+        <w:t>32</w:t>
+      </w:r>
+      <w:r>
+        <w:rPr>
+          <w:rFonts w:ascii="Segoe UI Emoji" w:hAnsi="Segoe UI Emoji" w:cs="Segoe UI Emoji"/>
+        </w:rPr>
+        <w:t>.</w:t>
+      </w:r>
+    </w:p>
+    <w:p>
+      <w:pPr>
+        <w:rPr>
+          <w:rFonts w:ascii="Segoe UI Emoji" w:hAnsi="Segoe UI Emoji" w:cs="Segoe UI Emoji"/>
+        </w:rPr>
+      </w:pPr>
+      <w:r>
+        <w:rPr>
+          <w:rFonts w:ascii="Segoe UI Emoji" w:hAnsi="Segoe UI Emoji" w:cs="Segoe UI Emoji"/>
+        </w:rPr>
+        <w:t>2. Utilizzo Client (Windows)</w:t>
+      </w:r>
+    </w:p>
+    <w:p>
+      <w:pPr>
+        <w:rPr>
+          <w:rFonts w:ascii="Segoe UI Emoji" w:hAnsi="Segoe UI Emoji" w:cs="Segoe UI Emoji"/>
+        </w:rPr>
+      </w:pPr>
+      <w:r>
+        <w:rPr>
+          <w:rFonts w:ascii="Segoe UI Emoji" w:hAnsi="Segoe UI Emoji" w:cs="Segoe UI Emoji"/>
+        </w:rPr>
+        <w:t>Il terminale del Client, avviato da start.bat, è quello con cui interagirai</w:t>
+      </w:r>
+      <w:r>
+        <w:rPr>
+          <w:rFonts w:ascii="Segoe UI Emoji" w:hAnsi="Segoe UI Emoji" w:cs="Segoe UI Emoji"/>
+          <w:vertAlign w:val="superscript"/>
+        </w:rPr>
+        <w:t>33</w:t>
+      </w:r>
+      <w:r>
+        <w:rPr>
+          <w:rFonts w:ascii="Segoe UI Emoji" w:hAnsi="Segoe UI Emoji" w:cs="Segoe UI Emoji"/>
+        </w:rPr>
+        <w:t>. All'avvio, mostrerà due opzioni</w:t>
+      </w:r>
+      <w:r>
+        <w:rPr>
+          <w:rFonts w:ascii="Segoe UI Emoji" w:hAnsi="Segoe UI Emoji" w:cs="Segoe UI Emoji"/>
+          <w:vertAlign w:val="superscript"/>
+        </w:rPr>
+        <w:t>34</w:t>
+      </w:r>
+      <w:r>
+        <w:rPr>
+          <w:rFonts w:ascii="Segoe UI Emoji" w:hAnsi="Segoe UI Emoji" w:cs="Segoe UI Emoji"/>
+        </w:rPr>
+        <w:t>:</w:t>
+      </w:r>
+    </w:p>
+    <w:p>
+      <w:pPr>
+        <w:rPr>
+          <w:rFonts w:ascii="Segoe UI Emoji" w:hAnsi="Segoe UI Emoji" w:cs="Segoe UI Emoji"/>
+        </w:rPr>
+      </w:pPr>
+      <w:r>
+        <w:rPr>
+          <w:rFonts w:ascii="Segoe UI Emoji" w:hAnsi="Segoe UI Emoji" w:cs="Segoe UI Emoji"/>
+        </w:rPr>
+        <w:t>Scegli una opzione:</w:t>
+      </w:r>
+    </w:p>
+    <w:p>
+      <w:pPr>
+        <w:rPr>
+          <w:rFonts w:ascii="Segoe UI Emoji" w:hAnsi="Segoe UI Emoji" w:cs="Segoe UI Emoji"/>
+        </w:rPr>
+      </w:pPr>
+      <w:r>
+        <w:rPr>
+          <w:rFonts w:ascii="Segoe UI Emoji" w:hAnsi="Segoe UI Emoji" w:cs="Segoe UI Emoji"/>
+        </w:rPr>
+        <w:t>(1) Carica Cluster da File</w:t>
+      </w:r>
+    </w:p>
+    <w:p>
+      <w:pPr>
+        <w:rPr>
+          <w:rFonts w:ascii="Segoe UI Emoji" w:hAnsi="Segoe UI Emoji" w:cs="Segoe UI Emoji"/>
+        </w:rPr>
+      </w:pPr>
+      <w:r>
+        <w:rPr>
+          <w:rFonts w:ascii="Segoe UI Emoji" w:hAnsi="Segoe UI Emoji" w:cs="Segoe UI Emoji"/>
+        </w:rPr>
+        <w:t>(2) Scopri Cluster da DB</w:t>
+      </w:r>
+    </w:p>
+    <w:p>
+      <w:pPr>
+        <w:rPr>
+          <w:rFonts w:ascii="Segoe UI Emoji" w:hAnsi="Segoe UI Emoji" w:cs="Segoe UI Emoji"/>
+        </w:rPr>
+      </w:pPr>
+      <w:r>
+        <w:rPr>
+          <w:rFonts w:ascii="Segoe UI Emoji" w:hAnsi="Segoe UI Emoji" w:cs="Segoe UI Emoji"/>
+        </w:rPr>
+        <w:t>Risposta (1/2):</w:t>
+      </w:r>
+    </w:p>
+    <w:p>
+      <w:pPr>
+        <w:rPr>
+          <w:rFonts w:ascii="Segoe UI Emoji" w:hAnsi="Segoe UI Emoji" w:cs="Segoe UI Emoji"/>
+        </w:rPr>
+      </w:pPr>
+      <w:r>
+        <w:rPr>
+          <w:rFonts w:ascii="Segoe UI Emoji" w:hAnsi="Segoe UI Emoji" w:cs="Segoe UI Emoji"/>
+        </w:rPr>
+        <w:t>Opzione (1): Carica Cluster da File</w:t>
+      </w:r>
+    </w:p>
+    <w:p>
+      <w:pPr>
+        <w:rPr>
+          <w:rFonts w:ascii="Segoe UI Emoji" w:hAnsi="Segoe UI Emoji" w:cs="Segoe UI Emoji"/>
+        </w:rPr>
+      </w:pPr>
+      <w:r>
+        <w:rPr>
+          <w:rFonts w:ascii="Segoe UI Emoji" w:hAnsi="Segoe UI Emoji" w:cs="Segoe UI Emoji"/>
+        </w:rPr>
+        <w:lastRenderedPageBreak/>
+        <w:t>Questa opzione permette di caricare i risultati di un clustering salvato precedentemente in un file .dmp</w:t>
+      </w:r>
+      <w:r>
+        <w:rPr>
+          <w:rFonts w:ascii="Segoe UI Emoji" w:hAnsi="Segoe UI Emoji" w:cs="Segoe UI Emoji"/>
+          <w:vertAlign w:val="superscript"/>
+        </w:rPr>
+        <w:t>35</w:t>
+      </w:r>
+      <w:r>
+        <w:rPr>
+          <w:rFonts w:ascii="Segoe UI Emoji" w:hAnsi="Segoe UI Emoji" w:cs="Segoe UI Emoji"/>
+        </w:rPr>
+        <w:t>.</w:t>
+      </w:r>
+    </w:p>
+    <w:p>
+      <w:pPr>
+        <w:numPr>
+          <w:ilvl w:val="0"/>
+          <w:numId w:val="23"/>
+        </w:numPr>
+        <w:rPr>
+          <w:rFonts w:ascii="Segoe UI Emoji" w:hAnsi="Segoe UI Emoji" w:cs="Segoe UI Emoji"/>
+        </w:rPr>
+      </w:pPr>
+      <w:r>
+        <w:rPr>
+          <w:rFonts w:ascii="Segoe UI Emoji" w:hAnsi="Segoe UI Emoji" w:cs="Segoe UI Emoji"/>
+        </w:rPr>
+        <w:t>Digita 1 e premi Invio.</w:t>
+      </w:r>
+    </w:p>
+    <w:p>
+      <w:pPr>
+        <w:numPr>
+          <w:ilvl w:val="0"/>
+          <w:numId w:val="23"/>
+        </w:numPr>
+        <w:rPr>
+          <w:rFonts w:ascii="Segoe UI Emoji" w:hAnsi="Segoe UI Emoji" w:cs="Segoe UI Emoji"/>
+        </w:rPr>
+      </w:pPr>
+      <w:r>
+        <w:rPr>
+          <w:rFonts w:ascii="Segoe UI Emoji" w:hAnsi="Segoe UI Emoji" w:cs="Segoe UI Emoji"/>
+        </w:rPr>
+        <w:t>Ti verrà richiesto di inserire il nome del file (con o senza estensione)</w:t>
+      </w:r>
+      <w:r>
+        <w:rPr>
+          <w:rFonts w:ascii="Segoe UI Emoji" w:hAnsi="Segoe UI Emoji" w:cs="Segoe UI Emoji"/>
+          <w:vertAlign w:val="superscript"/>
+        </w:rPr>
+        <w:t>36</w:t>
+      </w:r>
+      <w:r>
+        <w:rPr>
+          <w:rFonts w:ascii="Segoe UI Emoji" w:hAnsi="Segoe UI Emoji" w:cs="Segoe UI Emoji"/>
+        </w:rPr>
+        <w:t>.</w:t>
+      </w:r>
+    </w:p>
+    <w:p>
+      <w:pPr>
+        <w:numPr>
+          <w:ilvl w:val="0"/>
+          <w:numId w:val="23"/>
+        </w:numPr>
+        <w:rPr>
+          <w:rFonts w:ascii="Segoe UI Emoji" w:hAnsi="Segoe UI Emoji" w:cs="Segoe UI Emoji"/>
+        </w:rPr>
+      </w:pPr>
+      <w:r>
+        <w:rPr>
+          <w:rFonts w:ascii="Segoe UI Emoji" w:hAnsi="Segoe UI Emoji" w:cs="Segoe UI Emoji"/>
+        </w:rPr>
+        <w:t>Se il file esiste, i cluster salvati verranno stampati a schermo. Altrimenti, verrà mostrato un errore</w:t>
+      </w:r>
+      <w:r>
+        <w:rPr>
+          <w:rFonts w:ascii="Segoe UI Emoji" w:hAnsi="Segoe UI Emoji" w:cs="Segoe UI Emoji"/>
+          <w:vertAlign w:val="superscript"/>
+        </w:rPr>
+        <w:t>37</w:t>
+      </w:r>
+      <w:r>
+        <w:rPr>
+          <w:rFonts w:ascii="Segoe UI Emoji" w:hAnsi="Segoe UI Emoji" w:cs="Segoe UI Emoji"/>
+        </w:rPr>
+        <w:t>.</w:t>
+      </w:r>
+    </w:p>
+    <w:p>
+      <w:pPr>
+        <w:rPr>
+          <w:rFonts w:ascii="Segoe UI Emoji" w:hAnsi="Segoe UI Emoji" w:cs="Segoe UI Emoji"/>
+        </w:rPr>
+      </w:pPr>
+      <w:r>
+        <w:rPr>
+          <w:rFonts w:ascii="Segoe UI Emoji" w:hAnsi="Segoe UI Emoji" w:cs="Segoe UI Emoji"/>
+        </w:rPr>
+        <w:t>Opzione (2): Scopri Cluster da DB</w:t>
+      </w:r>
+    </w:p>
+    <w:p>
+      <w:pPr>
+        <w:rPr>
+          <w:rFonts w:ascii="Segoe UI Emoji" w:hAnsi="Segoe UI Emoji" w:cs="Segoe UI Emoji"/>
+        </w:rPr>
+      </w:pPr>
+      <w:r>
+        <w:rPr>
+          <w:rFonts w:ascii="Segoe UI Emoji" w:hAnsi="Segoe UI Emoji" w:cs="Segoe UI Emoji"/>
+        </w:rPr>
+        <w:t>Questa opzione genera nuovi cluster interrogando il database MySQL</w:t>
+      </w:r>
+      <w:r>
+        <w:rPr>
+          <w:rFonts w:ascii="Segoe UI Emoji" w:hAnsi="Segoe UI Emoji" w:cs="Segoe UI Emoji"/>
+          <w:vertAlign w:val="superscript"/>
+        </w:rPr>
+        <w:t>38</w:t>
+      </w:r>
+      <w:r>
+        <w:rPr>
+          <w:rFonts w:ascii="Segoe UI Emoji" w:hAnsi="Segoe UI Emoji" w:cs="Segoe UI Emoji"/>
+        </w:rPr>
+        <w:t>.</w:t>
+      </w:r>
+    </w:p>
+    <w:p>
+      <w:pPr>
+        <w:numPr>
+          <w:ilvl w:val="0"/>
+          <w:numId w:val="24"/>
+        </w:numPr>
+        <w:rPr>
+          <w:rFonts w:ascii="Segoe UI Emoji" w:hAnsi="Segoe UI Emoji" w:cs="Segoe UI Emoji"/>
+        </w:rPr>
+      </w:pPr>
+      <w:r>
+        <w:rPr>
+          <w:rFonts w:ascii="Segoe UI Emoji" w:hAnsi="Segoe UI Emoji" w:cs="Segoe UI Emoji"/>
+        </w:rPr>
+        <w:t>Digita 2 e premi Invio</w:t>
+      </w:r>
+      <w:r>
+        <w:rPr>
+          <w:rFonts w:ascii="Segoe UI Emoji" w:hAnsi="Segoe UI Emoji" w:cs="Segoe UI Emoji"/>
+          <w:vertAlign w:val="superscript"/>
+        </w:rPr>
+        <w:t>39</w:t>
+      </w:r>
+      <w:r>
+        <w:rPr>
+          <w:rFonts w:ascii="Segoe UI Emoji" w:hAnsi="Segoe UI Emoji" w:cs="Segoe UI Emoji"/>
+        </w:rPr>
+        <w:t>.</w:t>
+      </w:r>
+    </w:p>
+    <w:p>
+      <w:pPr>
+        <w:numPr>
+          <w:ilvl w:val="0"/>
+          <w:numId w:val="24"/>
+        </w:numPr>
+        <w:rPr>
+          <w:rFonts w:ascii="Segoe UI Emoji" w:hAnsi="Segoe UI Emoji" w:cs="Segoe UI Emoji"/>
+        </w:rPr>
+      </w:pPr>
+      <w:r>
+        <w:rPr>
+          <w:rFonts w:ascii="Segoe UI Emoji" w:hAnsi="Segoe UI Emoji" w:cs="Segoe UI Emoji"/>
+        </w:rPr>
+        <w:t xml:space="preserve">Ti verrà chiesto il Nome della tabella da analizzare (es. </w:t>
+      </w:r>
+      <w:proofErr w:type="spellStart"/>
+      <w:r>
+        <w:rPr>
+          <w:rFonts w:ascii="Segoe UI Emoji" w:hAnsi="Segoe UI Emoji" w:cs="Segoe UI Emoji"/>
+        </w:rPr>
+        <w:t>playtennis</w:t>
+      </w:r>
+      <w:proofErr w:type="spellEnd"/>
+      <w:r>
+        <w:rPr>
+          <w:rFonts w:ascii="Segoe UI Emoji" w:hAnsi="Segoe UI Emoji" w:cs="Segoe UI Emoji"/>
+        </w:rPr>
+        <w:t>)</w:t>
+      </w:r>
+      <w:r>
+        <w:rPr>
+          <w:rFonts w:ascii="Segoe UI Emoji" w:hAnsi="Segoe UI Emoji" w:cs="Segoe UI Emoji"/>
+          <w:vertAlign w:val="superscript"/>
+        </w:rPr>
+        <w:t>40404040</w:t>
+      </w:r>
+      <w:r>
+        <w:rPr>
+          <w:rFonts w:ascii="Segoe UI Emoji" w:hAnsi="Segoe UI Emoji" w:cs="Segoe UI Emoji"/>
+        </w:rPr>
+        <w:t>.</w:t>
+      </w:r>
+    </w:p>
+    <w:p>
+      <w:pPr>
+        <w:numPr>
+          <w:ilvl w:val="0"/>
+          <w:numId w:val="24"/>
+        </w:numPr>
+        <w:rPr>
+          <w:rFonts w:ascii="Segoe UI Emoji" w:hAnsi="Segoe UI Emoji" w:cs="Segoe UI Emoji"/>
+        </w:rPr>
+      </w:pPr>
+      <w:r>
+        <w:rPr>
+          <w:rFonts w:ascii="Segoe UI Emoji" w:hAnsi="Segoe UI Emoji" w:cs="Segoe UI Emoji"/>
+        </w:rPr>
+        <w:t>Ti verrà chiesto il Valore del raggio (R) (deve essere un numero reale &gt; 0)</w:t>
+      </w:r>
+      <w:r>
+        <w:rPr>
+          <w:rFonts w:ascii="Segoe UI Emoji" w:hAnsi="Segoe UI Emoji" w:cs="Segoe UI Emoji"/>
+          <w:vertAlign w:val="superscript"/>
+        </w:rPr>
+        <w:t>41</w:t>
+      </w:r>
+      <w:r>
+        <w:rPr>
+          <w:rFonts w:ascii="Segoe UI Emoji" w:hAnsi="Segoe UI Emoji" w:cs="Segoe UI Emoji"/>
+        </w:rPr>
+        <w:t>.</w:t>
+      </w:r>
+    </w:p>
+    <w:p>
+      <w:pPr>
+        <w:numPr>
+          <w:ilvl w:val="0"/>
+          <w:numId w:val="24"/>
+        </w:numPr>
+        <w:rPr>
+          <w:rFonts w:ascii="Segoe UI Emoji" w:hAnsi="Segoe UI Emoji" w:cs="Segoe UI Emoji"/>
+        </w:rPr>
+      </w:pPr>
+      <w:r>
+        <w:rPr>
+          <w:rFonts w:ascii="Segoe UI Emoji" w:hAnsi="Segoe UI Emoji" w:cs="Segoe UI Emoji"/>
+        </w:rPr>
+        <w:t xml:space="preserve">L'applicazione calcolerà i cluster e li stamperà a schermo </w:t>
+      </w:r>
+      <w:r>
+        <w:rPr>
+          <w:rFonts w:ascii="Segoe UI Emoji" w:hAnsi="Segoe UI Emoji" w:cs="Segoe UI Emoji"/>
+          <w:vertAlign w:val="superscript"/>
+        </w:rPr>
+        <w:t>42</w:t>
+      </w:r>
+      <w:r>
+        <w:rPr>
+          <w:rFonts w:ascii="Segoe UI Emoji" w:hAnsi="Segoe UI Emoji" w:cs="Segoe UI Emoji"/>
+        </w:rPr>
+        <w:t xml:space="preserve">, mostrando Centroidi, Esempi e Distanza Media </w:t>
+      </w:r>
+      <w:r>
+        <w:rPr>
+          <w:rFonts w:ascii="Segoe UI Emoji" w:hAnsi="Segoe UI Emoji" w:cs="Segoe UI Emoji"/>
+          <w:vertAlign w:val="superscript"/>
+        </w:rPr>
+        <w:t>43</w:t>
+      </w:r>
+      <w:r>
+        <w:rPr>
+          <w:rFonts w:ascii="Segoe UI Emoji" w:hAnsi="Segoe UI Emoji" w:cs="Segoe UI Emoji"/>
+        </w:rPr>
+        <w:t>.</w:t>
+      </w:r>
+    </w:p>
+    <w:p>
+      <w:pPr>
+        <w:numPr>
+          <w:ilvl w:val="0"/>
+          <w:numId w:val="24"/>
+        </w:numPr>
+        <w:rPr>
+          <w:rFonts w:ascii="Segoe UI Emoji" w:hAnsi="Segoe UI Emoji" w:cs="Segoe UI Emoji"/>
+        </w:rPr>
+      </w:pPr>
+      <w:r>
+        <w:rPr>
+          <w:rFonts w:ascii="Segoe UI Emoji" w:hAnsi="Segoe UI Emoji" w:cs="Segoe UI Emoji"/>
+        </w:rPr>
+        <w:t>Al termine, ti verrà chiesto il nome del file in cui salvare i risultati</w:t>
+      </w:r>
+      <w:r>
+        <w:rPr>
+          <w:rFonts w:ascii="Segoe UI Emoji" w:hAnsi="Segoe UI Emoji" w:cs="Segoe UI Emoji"/>
+          <w:vertAlign w:val="superscript"/>
+        </w:rPr>
+        <w:t>44</w:t>
+      </w:r>
+      <w:r>
+        <w:rPr>
+          <w:rFonts w:ascii="Segoe UI Emoji" w:hAnsi="Segoe UI Emoji" w:cs="Segoe UI Emoji"/>
+        </w:rPr>
+        <w:t>.</w:t>
       </w:r>
     </w:p>
     <w:p>
       <w:pPr>
         <w:numPr>
           <w:ilvl w:val="1"/>
-          <w:numId w:val="3"/>
+          <w:numId w:val="24"/>
         </w:numPr>
-      </w:pPr>
-      <w:r>
-        <w:t xml:space="preserve">Prima dell'avvio, è necessario eseguire lo script </w:t>
+        <w:rPr>
+          <w:rFonts w:ascii="Segoe UI Emoji" w:hAnsi="Segoe UI Emoji" w:cs="Segoe UI Emoji"/>
+        </w:rPr>
+      </w:pPr>
+      <w:r>
+        <w:rPr>
+          <w:rFonts w:ascii="Segoe UI Emoji" w:hAnsi="Segoe UI Emoji" w:cs="Segoe UI Emoji"/>
+        </w:rPr>
+        <w:t xml:space="preserve">Puoi inserire un nome personalizzato (es. </w:t>
       </w:r>
       <w:proofErr w:type="spellStart"/>
       <w:r>
-        <w:t>MAPDB.sql</w:t>
+        <w:rPr>
+          <w:rFonts w:ascii="Segoe UI Emoji" w:hAnsi="Segoe UI Emoji" w:cs="Segoe UI Emoji"/>
+        </w:rPr>
+        <w:t>mio_file.dmp</w:t>
       </w:r>
       <w:proofErr w:type="spellEnd"/>
       <w:r>
-        <w:t xml:space="preserve"> (che si trova in \</w:t>
-      </w:r>
-      <w:proofErr w:type="spellStart"/>
-      <w:r>
-        <w:t>distribution</w:t>
-      </w:r>
-      <w:proofErr w:type="spellEnd"/>
-      <w:r>
-        <w:t>\server) su MySQL</w:t>
-      </w:r>
-      <w:r>
-        <w:rPr>
+        <w:rPr>
+          <w:rFonts w:ascii="Segoe UI Emoji" w:hAnsi="Segoe UI Emoji" w:cs="Segoe UI Emoji"/>
+        </w:rPr>
+        <w:t>)</w:t>
+      </w:r>
+      <w:r>
+        <w:rPr>
+          <w:rFonts w:ascii="Segoe UI Emoji" w:hAnsi="Segoe UI Emoji" w:cs="Segoe UI Emoji"/>
           <w:vertAlign w:val="superscript"/>
         </w:rPr>
-        <w:t>13</w:t>
-      </w:r>
-      <w:r>
+        <w:t>4545</w:t>
+      </w:r>
+      <w:r>
+        <w:rPr>
+          <w:rFonts w:ascii="Segoe UI Emoji" w:hAnsi="Segoe UI Emoji" w:cs="Segoe UI Emoji"/>
+        </w:rPr>
         <w:t>.</w:t>
       </w:r>
     </w:p>
@@ -501,69 +2686,797 @@
       <w:pPr>
         <w:numPr>
           <w:ilvl w:val="1"/>
-          <w:numId w:val="3"/>
+          <w:numId w:val="24"/>
         </w:numPr>
-      </w:pPr>
-      <w:r>
-        <w:t>Questo script creerà il database necessario e una tabella di esempio "playtennis"</w:t>
-      </w:r>
-      <w:r>
-        <w:rPr>
+        <w:rPr>
+          <w:rFonts w:ascii="Segoe UI Emoji" w:hAnsi="Segoe UI Emoji" w:cs="Segoe UI Emoji"/>
+        </w:rPr>
+      </w:pPr>
+      <w:r>
+        <w:rPr>
+          <w:rFonts w:ascii="Segoe UI Emoji" w:hAnsi="Segoe UI Emoji" w:cs="Segoe UI Emoji"/>
+        </w:rPr>
+        <w:t xml:space="preserve">Oppure, premendo spazio + Invio, verrà usato un nome di default (es. </w:t>
+      </w:r>
+      <w:proofErr w:type="spellStart"/>
+      <w:r>
+        <w:rPr>
+          <w:rFonts w:ascii="Segoe UI Emoji" w:hAnsi="Segoe UI Emoji" w:cs="Segoe UI Emoji"/>
+        </w:rPr>
+        <w:t>playtennis.Raggio.dmp</w:t>
+      </w:r>
+      <w:proofErr w:type="spellEnd"/>
+      <w:r>
+        <w:rPr>
+          <w:rFonts w:ascii="Segoe UI Emoji" w:hAnsi="Segoe UI Emoji" w:cs="Segoe UI Emoji"/>
+        </w:rPr>
+        <w:t>)</w:t>
+      </w:r>
+      <w:r>
+        <w:rPr>
+          <w:rFonts w:ascii="Segoe UI Emoji" w:hAnsi="Segoe UI Emoji" w:cs="Segoe UI Emoji"/>
           <w:vertAlign w:val="superscript"/>
         </w:rPr>
-        <w:t>14</w:t>
-      </w:r>
-      <w:r>
+        <w:t>46464646</w:t>
+      </w:r>
+      <w:r>
+        <w:rPr>
+          <w:rFonts w:ascii="Segoe UI Emoji" w:hAnsi="Segoe UI Emoji" w:cs="Segoe UI Emoji"/>
+        </w:rPr>
         <w:t>.</w:t>
       </w:r>
     </w:p>
     <w:p>
       <w:pPr>
         <w:rPr>
-          <w:b/>
-          <w:bCs/>
-        </w:rPr>
-      </w:pPr>
-      <w:r>
-        <w:rPr>
-          <w:b/>
-          <w:bCs/>
-        </w:rPr>
-        <w:t>2. Client (Windows)</w:t>
+          <w:rFonts w:ascii="Segoe UI Emoji" w:hAnsi="Segoe UI Emoji" w:cs="Segoe UI Emoji"/>
+        </w:rPr>
+      </w:pPr>
+      <w:r>
+        <w:rPr>
+          <w:rFonts w:ascii="Segoe UI Emoji" w:hAnsi="Segoe UI Emoji" w:cs="Segoe UI Emoji"/>
+        </w:rPr>
+        <w:t>Dopo ogni operazione (Opzione 1 o 2), il client chiederà se si desidera eseguire un'altra operazione (y/n)</w:t>
+      </w:r>
+      <w:r>
+        <w:rPr>
+          <w:rFonts w:ascii="Segoe UI Emoji" w:hAnsi="Segoe UI Emoji" w:cs="Segoe UI Emoji"/>
+          <w:vertAlign w:val="superscript"/>
+        </w:rPr>
+        <w:t>47</w:t>
+      </w:r>
+      <w:r>
+        <w:rPr>
+          <w:rFonts w:ascii="Segoe UI Emoji" w:hAnsi="Segoe UI Emoji" w:cs="Segoe UI Emoji"/>
+        </w:rPr>
+        <w:t>.</w:t>
+      </w:r>
+    </w:p>
+    <w:p>
+      <w:pPr>
+        <w:rPr>
+          <w:rFonts w:ascii="Segoe UI Emoji" w:hAnsi="Segoe UI Emoji" w:cs="Segoe UI Emoji"/>
+        </w:rPr>
+      </w:pPr>
+      <w:r>
+        <w:rPr>
+          <w:rFonts w:ascii="Segoe UI Emoji" w:hAnsi="Segoe UI Emoji" w:cs="Segoe UI Emoji"/>
+        </w:rPr>
+        <w:pict w14:anchorId="17BA838A">
+          <v:rect id="_x0000_i1346" style="width:0;height:1.5pt" o:hralign="center" o:hrstd="t" o:hr="t" fillcolor="#a0a0a0" stroked="f"/>
+        </w:pict>
+      </w:r>
+    </w:p>
+    <w:p>
+      <w:pPr>
+        <w:rPr>
+          <w:rFonts w:ascii="Segoe UI Emoji" w:hAnsi="Segoe UI Emoji" w:cs="Segoe UI Emoji"/>
+        </w:rPr>
+      </w:pPr>
+      <w:r>
+        <w:rPr>
+          <w:rFonts w:ascii="Segoe UI Emoji" w:hAnsi="Segoe UI Emoji" w:cs="Segoe UI Emoji"/>
+        </w:rPr>
+        <w:t>3. Utilizzo Applicazione Android (App-Client)</w:t>
+      </w:r>
+    </w:p>
+    <w:p>
+      <w:pPr>
+        <w:rPr>
+          <w:rFonts w:ascii="Segoe UI Emoji" w:hAnsi="Segoe UI Emoji" w:cs="Segoe UI Emoji"/>
+        </w:rPr>
+      </w:pPr>
+      <w:r>
+        <w:rPr>
+          <w:rFonts w:ascii="Segoe UI Emoji" w:hAnsi="Segoe UI Emoji" w:cs="Segoe UI Emoji"/>
+        </w:rPr>
+        <w:t>Fase 1: Connessione al Server</w:t>
       </w:r>
     </w:p>
     <w:p>
       <w:pPr>
         <w:numPr>
           <w:ilvl w:val="0"/>
-          <w:numId w:val="4"/>
+          <w:numId w:val="25"/>
         </w:numPr>
-      </w:pPr>
-      <w:r>
-        <w:rPr>
-          <w:b/>
-          <w:bCs/>
-        </w:rPr>
-        <w:t>Requisiti:</w:t>
+        <w:rPr>
+          <w:rFonts w:ascii="Segoe UI Emoji" w:hAnsi="Segoe UI Emoji" w:cs="Segoe UI Emoji"/>
+        </w:rPr>
+      </w:pPr>
+      <w:r>
+        <w:rPr>
+          <w:rFonts w:ascii="Segoe UI Emoji" w:hAnsi="Segoe UI Emoji" w:cs="Segoe UI Emoji"/>
+        </w:rPr>
+        <w:t xml:space="preserve">Avvia l'app QT </w:t>
+      </w:r>
+      <w:proofErr w:type="spellStart"/>
+      <w:r>
+        <w:rPr>
+          <w:rFonts w:ascii="Segoe UI Emoji" w:hAnsi="Segoe UI Emoji" w:cs="Segoe UI Emoji"/>
+        </w:rPr>
+        <w:t>Miner</w:t>
+      </w:r>
+      <w:proofErr w:type="spellEnd"/>
+      <w:r>
+        <w:rPr>
+          <w:rFonts w:ascii="Segoe UI Emoji" w:hAnsi="Segoe UI Emoji" w:cs="Segoe UI Emoji"/>
+        </w:rPr>
+        <w:t xml:space="preserve"> sul tuo dispositivo</w:t>
+      </w:r>
+      <w:r>
+        <w:rPr>
+          <w:rFonts w:ascii="Segoe UI Emoji" w:hAnsi="Segoe UI Emoji" w:cs="Segoe UI Emoji"/>
+          <w:vertAlign w:val="superscript"/>
+        </w:rPr>
+        <w:t>48</w:t>
+      </w:r>
+      <w:r>
+        <w:rPr>
+          <w:rFonts w:ascii="Segoe UI Emoji" w:hAnsi="Segoe UI Emoji" w:cs="Segoe UI Emoji"/>
+        </w:rPr>
+        <w:t>.</w:t>
+      </w:r>
+    </w:p>
+    <w:p>
+      <w:pPr>
+        <w:numPr>
+          <w:ilvl w:val="0"/>
+          <w:numId w:val="25"/>
+        </w:numPr>
+        <w:rPr>
+          <w:rFonts w:ascii="Segoe UI Emoji" w:hAnsi="Segoe UI Emoji" w:cs="Segoe UI Emoji"/>
+        </w:rPr>
+      </w:pPr>
+      <w:r>
+        <w:rPr>
+          <w:rFonts w:ascii="Segoe UI Emoji" w:hAnsi="Segoe UI Emoji" w:cs="Segoe UI Emoji"/>
+        </w:rPr>
+        <w:t>[Immagine della schermata di connessione dell'app Android]</w:t>
+      </w:r>
+    </w:p>
+    <w:p>
+      <w:pPr>
+        <w:rPr>
+          <w:rFonts w:ascii="Segoe UI Emoji" w:hAnsi="Segoe UI Emoji" w:cs="Segoe UI Emoji"/>
+        </w:rPr>
+      </w:pPr>
+      <w:r>
+        <w:rPr>
+          <w:rFonts w:ascii="Segoe UI Emoji" w:hAnsi="Segoe UI Emoji" w:cs="Segoe UI Emoji"/>
+        </w:rPr>
+        <w:t>Nella casella di testo (1), inserisci l'indirizzo IP del Server (visualizzato nel terminale del Server, es. 192.168.1.131)49494949.</w:t>
+      </w:r>
+    </w:p>
+    <w:p>
+      <w:pPr>
+        <w:numPr>
+          <w:ilvl w:val="0"/>
+          <w:numId w:val="25"/>
+        </w:numPr>
+        <w:rPr>
+          <w:rFonts w:ascii="Segoe UI Emoji" w:hAnsi="Segoe UI Emoji" w:cs="Segoe UI Emoji"/>
+        </w:rPr>
+      </w:pPr>
+      <w:r>
+        <w:rPr>
+          <w:rFonts w:ascii="Segoe UI Emoji" w:hAnsi="Segoe UI Emoji" w:cs="Segoe UI Emoji"/>
+        </w:rPr>
+        <w:t>Premi il pulsante "CONNECT TO SERVER" (2)</w:t>
+      </w:r>
+      <w:r>
+        <w:rPr>
+          <w:rFonts w:ascii="Segoe UI Emoji" w:hAnsi="Segoe UI Emoji" w:cs="Segoe UI Emoji"/>
+          <w:vertAlign w:val="superscript"/>
+        </w:rPr>
+        <w:t>50505050</w:t>
+      </w:r>
+      <w:r>
+        <w:rPr>
+          <w:rFonts w:ascii="Segoe UI Emoji" w:hAnsi="Segoe UI Emoji" w:cs="Segoe UI Emoji"/>
+        </w:rPr>
+        <w:t>.</w:t>
+      </w:r>
+    </w:p>
+    <w:p>
+      <w:pPr>
+        <w:numPr>
+          <w:ilvl w:val="0"/>
+          <w:numId w:val="25"/>
+        </w:numPr>
+        <w:rPr>
+          <w:rFonts w:ascii="Segoe UI Emoji" w:hAnsi="Segoe UI Emoji" w:cs="Segoe UI Emoji"/>
+        </w:rPr>
+      </w:pPr>
+      <w:r>
+        <w:rPr>
+          <w:rFonts w:ascii="Segoe UI Emoji" w:hAnsi="Segoe UI Emoji" w:cs="Segoe UI Emoji"/>
+        </w:rPr>
+        <w:t xml:space="preserve">Se la connessione ha successo, vedrai un </w:t>
+      </w:r>
+      <w:proofErr w:type="spellStart"/>
+      <w:r>
+        <w:rPr>
+          <w:rFonts w:ascii="Segoe UI Emoji" w:hAnsi="Segoe UI Emoji" w:cs="Segoe UI Emoji"/>
+        </w:rPr>
+        <w:t>PopUp</w:t>
+      </w:r>
+      <w:proofErr w:type="spellEnd"/>
+      <w:r>
+        <w:rPr>
+          <w:rFonts w:ascii="Segoe UI Emoji" w:hAnsi="Segoe UI Emoji" w:cs="Segoe UI Emoji"/>
+        </w:rPr>
+        <w:t xml:space="preserve"> "</w:t>
+      </w:r>
+      <w:proofErr w:type="spellStart"/>
+      <w:r>
+        <w:rPr>
+          <w:rFonts w:ascii="Segoe UI Emoji" w:hAnsi="Segoe UI Emoji" w:cs="Segoe UI Emoji"/>
+        </w:rPr>
+        <w:t>Connected</w:t>
+      </w:r>
+      <w:proofErr w:type="spellEnd"/>
+      <w:r>
+        <w:rPr>
+          <w:rFonts w:ascii="Segoe UI Emoji" w:hAnsi="Segoe UI Emoji" w:cs="Segoe UI Emoji"/>
+        </w:rPr>
+        <w:t>" (1)</w:t>
+      </w:r>
+      <w:r>
+        <w:rPr>
+          <w:rFonts w:ascii="Segoe UI Emoji" w:hAnsi="Segoe UI Emoji" w:cs="Segoe UI Emoji"/>
+          <w:vertAlign w:val="superscript"/>
+        </w:rPr>
+        <w:t>51515151</w:t>
+      </w:r>
+      <w:r>
+        <w:rPr>
+          <w:rFonts w:ascii="Segoe UI Emoji" w:hAnsi="Segoe UI Emoji" w:cs="Segoe UI Emoji"/>
+        </w:rPr>
+        <w:t>.</w:t>
+      </w:r>
+    </w:p>
+    <w:p>
+      <w:pPr>
+        <w:rPr>
+          <w:rFonts w:ascii="Segoe UI Emoji" w:hAnsi="Segoe UI Emoji" w:cs="Segoe UI Emoji"/>
+        </w:rPr>
+      </w:pPr>
+      <w:r>
+        <w:rPr>
+          <w:rFonts w:ascii="Segoe UI Emoji" w:hAnsi="Segoe UI Emoji" w:cs="Segoe UI Emoji"/>
+        </w:rPr>
+        <w:lastRenderedPageBreak/>
+        <w:t>ATTENZIONE: Assicurati che il Firewall del computer Server non blocchi la connessione in entrata sulla porta 8080. Se l'app non si connette, prova a disabilitare temporaneamente il firewall</w:t>
+      </w:r>
+      <w:r>
+        <w:rPr>
+          <w:rFonts w:ascii="Segoe UI Emoji" w:hAnsi="Segoe UI Emoji" w:cs="Segoe UI Emoji"/>
+          <w:vertAlign w:val="superscript"/>
+        </w:rPr>
+        <w:t>52</w:t>
+      </w:r>
+      <w:r>
+        <w:rPr>
+          <w:rFonts w:ascii="Segoe UI Emoji" w:hAnsi="Segoe UI Emoji" w:cs="Segoe UI Emoji"/>
+        </w:rPr>
+        <w:t>.</w:t>
+      </w:r>
+    </w:p>
+    <w:p>
+      <w:pPr>
+        <w:rPr>
+          <w:rFonts w:ascii="Segoe UI Emoji" w:hAnsi="Segoe UI Emoji" w:cs="Segoe UI Emoji"/>
+        </w:rPr>
+      </w:pPr>
+      <w:r>
+        <w:rPr>
+          <w:rFonts w:ascii="Segoe UI Emoji" w:hAnsi="Segoe UI Emoji" w:cs="Segoe UI Emoji"/>
+        </w:rPr>
+        <w:t>Fase 2: Scelta Operazione</w:t>
+      </w:r>
+    </w:p>
+    <w:p>
+      <w:pPr>
+        <w:rPr>
+          <w:rFonts w:ascii="Segoe UI Emoji" w:hAnsi="Segoe UI Emoji" w:cs="Segoe UI Emoji"/>
+        </w:rPr>
+      </w:pPr>
+      <w:r>
+        <w:rPr>
+          <w:rFonts w:ascii="Segoe UI Emoji" w:hAnsi="Segoe UI Emoji" w:cs="Segoe UI Emoji"/>
+        </w:rPr>
+        <w:t>[Immagine del menu principale dell'app Android]</w:t>
+      </w:r>
+    </w:p>
+    <w:p>
+      <w:pPr>
+        <w:rPr>
+          <w:rFonts w:ascii="Segoe UI Emoji" w:hAnsi="Segoe UI Emoji" w:cs="Segoe UI Emoji"/>
+        </w:rPr>
+      </w:pPr>
+      <w:r>
+        <w:rPr>
+          <w:rFonts w:ascii="Segoe UI Emoji" w:hAnsi="Segoe UI Emoji" w:cs="Segoe UI Emoji"/>
+        </w:rPr>
+        <w:t>Dopo la connessione, avrai due scelte:</w:t>
+      </w:r>
+    </w:p>
+    <w:p>
+      <w:pPr>
+        <w:numPr>
+          <w:ilvl w:val="0"/>
+          <w:numId w:val="26"/>
+        </w:numPr>
+        <w:rPr>
+          <w:rFonts w:ascii="Segoe UI Emoji" w:hAnsi="Segoe UI Emoji" w:cs="Segoe UI Emoji"/>
+        </w:rPr>
+      </w:pPr>
+      <w:r>
+        <w:rPr>
+          <w:rFonts w:ascii="Segoe UI Emoji" w:hAnsi="Segoe UI Emoji" w:cs="Segoe UI Emoji"/>
+        </w:rPr>
+        <w:t>(3) LOAD CLUSTERS FROM FILE: Per caricare cluster da un file già salvato sul server</w:t>
+      </w:r>
+      <w:r>
+        <w:rPr>
+          <w:rFonts w:ascii="Segoe UI Emoji" w:hAnsi="Segoe UI Emoji" w:cs="Segoe UI Emoji"/>
+          <w:vertAlign w:val="superscript"/>
+        </w:rPr>
+        <w:t>53535353</w:t>
+      </w:r>
+      <w:r>
+        <w:rPr>
+          <w:rFonts w:ascii="Segoe UI Emoji" w:hAnsi="Segoe UI Emoji" w:cs="Segoe UI Emoji"/>
+        </w:rPr>
+        <w:t>.</w:t>
+      </w:r>
+    </w:p>
+    <w:p>
+      <w:pPr>
+        <w:numPr>
+          <w:ilvl w:val="0"/>
+          <w:numId w:val="26"/>
+        </w:numPr>
+        <w:rPr>
+          <w:rFonts w:ascii="Segoe UI Emoji" w:hAnsi="Segoe UI Emoji" w:cs="Segoe UI Emoji"/>
+        </w:rPr>
+      </w:pPr>
+      <w:r>
+        <w:rPr>
+          <w:rFonts w:ascii="Segoe UI Emoji" w:hAnsi="Segoe UI Emoji" w:cs="Segoe UI Emoji"/>
+        </w:rPr>
+        <w:t>(4) LOAD DATA FROM DB: Per eseguire un nuovo clustering prendendo i dati dal database</w:t>
+      </w:r>
+      <w:r>
+        <w:rPr>
+          <w:rFonts w:ascii="Segoe UI Emoji" w:hAnsi="Segoe UI Emoji" w:cs="Segoe UI Emoji"/>
+          <w:vertAlign w:val="superscript"/>
+        </w:rPr>
+        <w:t>54545454</w:t>
+      </w:r>
+      <w:r>
+        <w:rPr>
+          <w:rFonts w:ascii="Segoe UI Emoji" w:hAnsi="Segoe UI Emoji" w:cs="Segoe UI Emoji"/>
+        </w:rPr>
+        <w:t>.</w:t>
+      </w:r>
+    </w:p>
+    <w:p>
+      <w:pPr>
+        <w:numPr>
+          <w:ilvl w:val="0"/>
+          <w:numId w:val="26"/>
+        </w:numPr>
+        <w:rPr>
+          <w:rFonts w:ascii="Segoe UI Emoji" w:hAnsi="Segoe UI Emoji" w:cs="Segoe UI Emoji"/>
+        </w:rPr>
+      </w:pPr>
+      <w:r>
+        <w:rPr>
+          <w:rFonts w:ascii="Segoe UI Emoji" w:hAnsi="Segoe UI Emoji" w:cs="Segoe UI Emoji"/>
+        </w:rPr>
+        <w:t>Il pulsante Indietro (2) permette di tornare alla schermata di connessione iniziale</w:t>
+      </w:r>
+      <w:r>
+        <w:rPr>
+          <w:rFonts w:ascii="Segoe UI Emoji" w:hAnsi="Segoe UI Emoji" w:cs="Segoe UI Emoji"/>
+          <w:vertAlign w:val="superscript"/>
+        </w:rPr>
+        <w:t>55555555</w:t>
+      </w:r>
+      <w:r>
+        <w:rPr>
+          <w:rFonts w:ascii="Segoe UI Emoji" w:hAnsi="Segoe UI Emoji" w:cs="Segoe UI Emoji"/>
+        </w:rPr>
+        <w:t>.</w:t>
+      </w:r>
+    </w:p>
+    <w:p>
+      <w:pPr>
+        <w:rPr>
+          <w:rFonts w:ascii="Segoe UI Emoji" w:hAnsi="Segoe UI Emoji" w:cs="Segoe UI Emoji"/>
+        </w:rPr>
+      </w:pPr>
+      <w:r>
+        <w:rPr>
+          <w:rFonts w:ascii="Segoe UI Emoji" w:hAnsi="Segoe UI Emoji" w:cs="Segoe UI Emoji"/>
+        </w:rPr>
+        <w:t>Fase 3: Esecuzione Clustering</w:t>
+      </w:r>
+    </w:p>
+    <w:p>
+      <w:pPr>
+        <w:rPr>
+          <w:rFonts w:ascii="Segoe UI Emoji" w:hAnsi="Segoe UI Emoji" w:cs="Segoe UI Emoji"/>
+        </w:rPr>
+      </w:pPr>
+      <w:r>
+        <w:rPr>
+          <w:rFonts w:ascii="Segoe UI Emoji" w:hAnsi="Segoe UI Emoji" w:cs="Segoe UI Emoji"/>
+        </w:rPr>
+        <w:t>Le schermate per "File" e "DB" sono simili</w:t>
+      </w:r>
+      <w:r>
+        <w:rPr>
+          <w:rFonts w:ascii="Segoe UI Emoji" w:hAnsi="Segoe UI Emoji" w:cs="Segoe UI Emoji"/>
+          <w:vertAlign w:val="superscript"/>
+        </w:rPr>
+        <w:t>56</w:t>
+      </w:r>
+      <w:r>
+        <w:rPr>
+          <w:rFonts w:ascii="Segoe UI Emoji" w:hAnsi="Segoe UI Emoji" w:cs="Segoe UI Emoji"/>
+        </w:rPr>
+        <w:t>. Di seguito l'esempio per "Load Data from DB":</w:t>
+      </w:r>
+    </w:p>
+    <w:p>
+      <w:pPr>
+        <w:rPr>
+          <w:rFonts w:ascii="Segoe UI Emoji" w:hAnsi="Segoe UI Emoji" w:cs="Segoe UI Emoji"/>
+        </w:rPr>
+      </w:pPr>
+      <w:r>
+        <w:rPr>
+          <w:rFonts w:ascii="Segoe UI Emoji" w:hAnsi="Segoe UI Emoji" w:cs="Segoe UI Emoji"/>
+        </w:rPr>
+        <w:t>[Immagine della schermata dei risultati DB dell'app Android]</w:t>
+      </w:r>
+    </w:p>
+    <w:p>
+      <w:pPr>
+        <w:numPr>
+          <w:ilvl w:val="0"/>
+          <w:numId w:val="27"/>
+        </w:numPr>
+        <w:rPr>
+          <w:rFonts w:ascii="Segoe UI Emoji" w:hAnsi="Segoe UI Emoji" w:cs="Segoe UI Emoji"/>
+        </w:rPr>
+      </w:pPr>
+      <w:r>
+        <w:rPr>
+          <w:rFonts w:ascii="Segoe UI Emoji" w:hAnsi="Segoe UI Emoji" w:cs="Segoe UI Emoji"/>
+        </w:rPr>
+        <w:t xml:space="preserve">Inserisci il Nome Tabella (1) (es. </w:t>
+      </w:r>
+      <w:proofErr w:type="spellStart"/>
+      <w:r>
+        <w:rPr>
+          <w:rFonts w:ascii="Segoe UI Emoji" w:hAnsi="Segoe UI Emoji" w:cs="Segoe UI Emoji"/>
+        </w:rPr>
+        <w:t>playtennis</w:t>
+      </w:r>
+      <w:proofErr w:type="spellEnd"/>
+      <w:r>
+        <w:rPr>
+          <w:rFonts w:ascii="Segoe UI Emoji" w:hAnsi="Segoe UI Emoji" w:cs="Segoe UI Emoji"/>
+        </w:rPr>
+        <w:t>)</w:t>
+      </w:r>
+      <w:r>
+        <w:rPr>
+          <w:rFonts w:ascii="Segoe UI Emoji" w:hAnsi="Segoe UI Emoji" w:cs="Segoe UI Emoji"/>
+          <w:vertAlign w:val="superscript"/>
+        </w:rPr>
+        <w:t>57575757</w:t>
+      </w:r>
+      <w:r>
+        <w:rPr>
+          <w:rFonts w:ascii="Segoe UI Emoji" w:hAnsi="Segoe UI Emoji" w:cs="Segoe UI Emoji"/>
+        </w:rPr>
+        <w:t>.</w:t>
+      </w:r>
+    </w:p>
+    <w:p>
+      <w:pPr>
+        <w:numPr>
+          <w:ilvl w:val="0"/>
+          <w:numId w:val="27"/>
+        </w:numPr>
+        <w:rPr>
+          <w:rFonts w:ascii="Segoe UI Emoji" w:hAnsi="Segoe UI Emoji" w:cs="Segoe UI Emoji"/>
+        </w:rPr>
+      </w:pPr>
+      <w:r>
+        <w:rPr>
+          <w:rFonts w:ascii="Segoe UI Emoji" w:hAnsi="Segoe UI Emoji" w:cs="Segoe UI Emoji"/>
+        </w:rPr>
+        <w:t>Inserisci il Raggio (2) (es. 2)</w:t>
+      </w:r>
+      <w:r>
+        <w:rPr>
+          <w:rFonts w:ascii="Segoe UI Emoji" w:hAnsi="Segoe UI Emoji" w:cs="Segoe UI Emoji"/>
+          <w:vertAlign w:val="superscript"/>
+        </w:rPr>
+        <w:t>58585858</w:t>
+      </w:r>
+      <w:r>
+        <w:rPr>
+          <w:rFonts w:ascii="Segoe UI Emoji" w:hAnsi="Segoe UI Emoji" w:cs="Segoe UI Emoji"/>
+        </w:rPr>
+        <w:t>.</w:t>
+      </w:r>
+    </w:p>
+    <w:p>
+      <w:pPr>
+        <w:numPr>
+          <w:ilvl w:val="0"/>
+          <w:numId w:val="27"/>
+        </w:numPr>
+        <w:rPr>
+          <w:rFonts w:ascii="Segoe UI Emoji" w:hAnsi="Segoe UI Emoji" w:cs="Segoe UI Emoji"/>
+        </w:rPr>
+      </w:pPr>
+      <w:r>
+        <w:rPr>
+          <w:rFonts w:ascii="Segoe UI Emoji" w:hAnsi="Segoe UI Emoji" w:cs="Segoe UI Emoji"/>
+        </w:rPr>
+        <w:t>Premi il pulsante INVIO (3) per inviare i dati al Server</w:t>
+      </w:r>
+      <w:r>
+        <w:rPr>
+          <w:rFonts w:ascii="Segoe UI Emoji" w:hAnsi="Segoe UI Emoji" w:cs="Segoe UI Emoji"/>
+          <w:vertAlign w:val="superscript"/>
+        </w:rPr>
+        <w:t>59595959</w:t>
+      </w:r>
+      <w:r>
+        <w:rPr>
+          <w:rFonts w:ascii="Segoe UI Emoji" w:hAnsi="Segoe UI Emoji" w:cs="Segoe UI Emoji"/>
+        </w:rPr>
+        <w:t>.</w:t>
+      </w:r>
+    </w:p>
+    <w:p>
+      <w:pPr>
+        <w:numPr>
+          <w:ilvl w:val="0"/>
+          <w:numId w:val="27"/>
+        </w:numPr>
+        <w:rPr>
+          <w:rFonts w:ascii="Segoe UI Emoji" w:hAnsi="Segoe UI Emoji" w:cs="Segoe UI Emoji"/>
+        </w:rPr>
+      </w:pPr>
+      <w:r>
+        <w:rPr>
+          <w:rFonts w:ascii="Segoe UI Emoji" w:hAnsi="Segoe UI Emoji" w:cs="Segoe UI Emoji"/>
+        </w:rPr>
+        <w:t xml:space="preserve">L'app riceverà i risultati e li visualizzerà nell'area di testo (4) </w:t>
+      </w:r>
+      <w:r>
+        <w:rPr>
+          <w:rFonts w:ascii="Segoe UI Emoji" w:hAnsi="Segoe UI Emoji" w:cs="Segoe UI Emoji"/>
+          <w:vertAlign w:val="superscript"/>
+        </w:rPr>
+        <w:t>60606060</w:t>
+      </w:r>
+      <w:r>
+        <w:rPr>
+          <w:rFonts w:ascii="Segoe UI Emoji" w:hAnsi="Segoe UI Emoji" w:cs="Segoe UI Emoji"/>
+        </w:rPr>
+        <w:t>.</w:t>
+      </w:r>
+    </w:p>
+    <w:p>
+      <w:pPr>
+        <w:numPr>
+          <w:ilvl w:val="0"/>
+          <w:numId w:val="27"/>
+        </w:numPr>
+        <w:rPr>
+          <w:rFonts w:ascii="Segoe UI Emoji" w:hAnsi="Segoe UI Emoji" w:cs="Segoe UI Emoji"/>
+        </w:rPr>
+      </w:pPr>
+      <w:r>
+        <w:rPr>
+          <w:rFonts w:ascii="Segoe UI Emoji" w:hAnsi="Segoe UI Emoji" w:cs="Segoe UI Emoji"/>
+        </w:rPr>
+        <w:t xml:space="preserve">Se l'operazione ha successo (e hai scelto "Load Data from DB"), vedrai il messaggio "File </w:t>
+      </w:r>
+      <w:proofErr w:type="spellStart"/>
+      <w:r>
+        <w:rPr>
+          <w:rFonts w:ascii="Segoe UI Emoji" w:hAnsi="Segoe UI Emoji" w:cs="Segoe UI Emoji"/>
+        </w:rPr>
+        <w:t>saved</w:t>
+      </w:r>
+      <w:proofErr w:type="spellEnd"/>
+      <w:r>
+        <w:rPr>
+          <w:rFonts w:ascii="Segoe UI Emoji" w:hAnsi="Segoe UI Emoji" w:cs="Segoe UI Emoji"/>
+        </w:rPr>
+        <w:t>" (5), che indica che i risultati sono stati salvati anche in un file sul server</w:t>
+      </w:r>
+      <w:r>
+        <w:rPr>
+          <w:rFonts w:ascii="Segoe UI Emoji" w:hAnsi="Segoe UI Emoji" w:cs="Segoe UI Emoji"/>
+          <w:vertAlign w:val="superscript"/>
+        </w:rPr>
+        <w:t>616161616161616161</w:t>
+      </w:r>
+      <w:r>
+        <w:rPr>
+          <w:rFonts w:ascii="Segoe UI Emoji" w:hAnsi="Segoe UI Emoji" w:cs="Segoe UI Emoji"/>
+        </w:rPr>
+        <w:t>.</w:t>
+      </w:r>
+    </w:p>
+    <w:p>
+      <w:pPr>
+        <w:rPr>
+          <w:rFonts w:ascii="Segoe UI Emoji" w:hAnsi="Segoe UI Emoji" w:cs="Segoe UI Emoji"/>
+        </w:rPr>
+      </w:pPr>
+      <w:r>
+        <w:rPr>
+          <w:rFonts w:ascii="Segoe UI Emoji" w:hAnsi="Segoe UI Emoji" w:cs="Segoe UI Emoji"/>
+        </w:rPr>
+        <w:t xml:space="preserve">Se scegli "Load Clusters from File", la procedura è identica (inserisci nome tabella/file e raggio) </w:t>
+      </w:r>
+      <w:r>
+        <w:rPr>
+          <w:rFonts w:ascii="Segoe UI Emoji" w:hAnsi="Segoe UI Emoji" w:cs="Segoe UI Emoji"/>
+          <w:vertAlign w:val="superscript"/>
+        </w:rPr>
+        <w:t>62</w:t>
+      </w:r>
+      <w:r>
+        <w:rPr>
+          <w:rFonts w:ascii="Segoe UI Emoji" w:hAnsi="Segoe UI Emoji" w:cs="Segoe UI Emoji"/>
+        </w:rPr>
+        <w:t xml:space="preserve">, ma i risultati mostrati saranno solo i centroidi </w:t>
+      </w:r>
+      <w:r>
+        <w:rPr>
+          <w:rFonts w:ascii="Segoe UI Emoji" w:hAnsi="Segoe UI Emoji" w:cs="Segoe UI Emoji"/>
+          <w:vertAlign w:val="superscript"/>
+        </w:rPr>
+        <w:t>63</w:t>
+      </w:r>
+      <w:r>
+        <w:rPr>
+          <w:rFonts w:ascii="Segoe UI Emoji" w:hAnsi="Segoe UI Emoji" w:cs="Segoe UI Emoji"/>
+        </w:rPr>
+        <w:t xml:space="preserve"> e non apparirà la scritta "File </w:t>
+      </w:r>
+      <w:proofErr w:type="spellStart"/>
+      <w:r>
+        <w:rPr>
+          <w:rFonts w:ascii="Segoe UI Emoji" w:hAnsi="Segoe UI Emoji" w:cs="Segoe UI Emoji"/>
+        </w:rPr>
+        <w:t>saved</w:t>
+      </w:r>
+      <w:proofErr w:type="spellEnd"/>
+      <w:r>
+        <w:rPr>
+          <w:rFonts w:ascii="Segoe UI Emoji" w:hAnsi="Segoe UI Emoji" w:cs="Segoe UI Emoji"/>
+        </w:rPr>
+        <w:t>".</w:t>
+      </w:r>
+    </w:p>
+    <w:p>
+      <w:pPr>
+        <w:rPr>
+          <w:rFonts w:ascii="Segoe UI Emoji" w:hAnsi="Segoe UI Emoji" w:cs="Segoe UI Emoji"/>
+        </w:rPr>
+      </w:pPr>
+      <w:r>
+        <w:rPr>
+          <w:rFonts w:ascii="Segoe UI Emoji" w:hAnsi="Segoe UI Emoji" w:cs="Segoe UI Emoji"/>
+        </w:rPr>
+        <w:t>Fase 4: Ripetere o Uscire</w:t>
+      </w:r>
+    </w:p>
+    <w:p>
+      <w:pPr>
+        <w:rPr>
+          <w:rFonts w:ascii="Segoe UI Emoji" w:hAnsi="Segoe UI Emoji" w:cs="Segoe UI Emoji"/>
+        </w:rPr>
+      </w:pPr>
+      <w:r>
+        <w:rPr>
+          <w:rFonts w:ascii="Segoe UI Emoji" w:hAnsi="Segoe UI Emoji" w:cs="Segoe UI Emoji"/>
+        </w:rPr>
+        <w:t>Dopo aver visualizzato i risultati, puoi premere il tasto "Indietro" del dispositivo.</w:t>
+      </w:r>
+    </w:p>
+    <w:p>
+      <w:pPr>
+        <w:numPr>
+          <w:ilvl w:val="0"/>
+          <w:numId w:val="28"/>
+        </w:numPr>
+        <w:rPr>
+          <w:rFonts w:ascii="Segoe UI Emoji" w:hAnsi="Segoe UI Emoji" w:cs="Segoe UI Emoji"/>
+        </w:rPr>
+      </w:pPr>
+      <w:r>
+        <w:rPr>
+          <w:rFonts w:ascii="Segoe UI Emoji" w:hAnsi="Segoe UI Emoji" w:cs="Segoe UI Emoji"/>
+        </w:rPr>
+        <w:t>Comparirà la finestra "Finish"</w:t>
+      </w:r>
+      <w:r>
+        <w:rPr>
+          <w:rFonts w:ascii="Segoe UI Emoji" w:hAnsi="Segoe UI Emoji" w:cs="Segoe UI Emoji"/>
+          <w:vertAlign w:val="superscript"/>
+        </w:rPr>
+        <w:t>64</w:t>
+      </w:r>
+      <w:r>
+        <w:rPr>
+          <w:rFonts w:ascii="Segoe UI Emoji" w:hAnsi="Segoe UI Emoji" w:cs="Segoe UI Emoji"/>
+        </w:rPr>
+        <w:t>.</w:t>
       </w:r>
     </w:p>
     <w:p>
       <w:pPr>
         <w:numPr>
           <w:ilvl w:val="1"/>
-          <w:numId w:val="4"/>
+          <w:numId w:val="28"/>
         </w:numPr>
-      </w:pPr>
-      <w:r>
-        <w:t>Java JRE 8 installata</w:t>
-      </w:r>
-      <w:r>
-        <w:rPr>
+        <w:rPr>
+          <w:rFonts w:ascii="Segoe UI Emoji" w:hAnsi="Segoe UI Emoji" w:cs="Segoe UI Emoji"/>
+        </w:rPr>
+      </w:pPr>
+      <w:r>
+        <w:rPr>
+          <w:rFonts w:ascii="Segoe UI Emoji" w:hAnsi="Segoe UI Emoji" w:cs="Segoe UI Emoji"/>
+        </w:rPr>
+        <w:t>YES (1): Ti permette di effettuare una nuova operazione di clustering (rimani nella schermata attuale per cambiare Raggio o Tabella)</w:t>
+      </w:r>
+      <w:r>
+        <w:rPr>
+          <w:rFonts w:ascii="Segoe UI Emoji" w:hAnsi="Segoe UI Emoji" w:cs="Segoe UI Emoji"/>
           <w:vertAlign w:val="superscript"/>
         </w:rPr>
-        <w:t>15</w:t>
-      </w:r>
-      <w:r>
+        <w:t>6565</w:t>
+      </w:r>
+      <w:r>
+        <w:rPr>
+          <w:rFonts w:ascii="Segoe UI Emoji" w:hAnsi="Segoe UI Emoji" w:cs="Segoe UI Emoji"/>
+        </w:rPr>
         <w:t>.</w:t>
       </w:r>
     </w:p>
@@ -571,86 +3484,90 @@
       <w:pPr>
         <w:numPr>
           <w:ilvl w:val="1"/>
-          <w:numId w:val="4"/>
+          <w:numId w:val="28"/>
         </w:numPr>
-      </w:pPr>
-      <w:r>
-        <w:t xml:space="preserve">Il Server QT </w:t>
-      </w:r>
-      <w:proofErr w:type="spellStart"/>
-      <w:r>
-        <w:t>Miner</w:t>
-      </w:r>
-      <w:proofErr w:type="spellEnd"/>
-      <w:r>
-        <w:t xml:space="preserve"> deve essere già avviato e pronto alla connessione</w:t>
-      </w:r>
-      <w:r>
-        <w:rPr>
+        <w:rPr>
+          <w:rFonts w:ascii="Segoe UI Emoji" w:hAnsi="Segoe UI Emoji" w:cs="Segoe UI Emoji"/>
+        </w:rPr>
+      </w:pPr>
+      <w:r>
+        <w:rPr>
+          <w:rFonts w:ascii="Segoe UI Emoji" w:hAnsi="Segoe UI Emoji" w:cs="Segoe UI Emoji"/>
+        </w:rPr>
+        <w:lastRenderedPageBreak/>
+        <w:t>NO (2): Fa comparire la finestra "Exit"</w:t>
+      </w:r>
+      <w:r>
+        <w:rPr>
+          <w:rFonts w:ascii="Segoe UI Emoji" w:hAnsi="Segoe UI Emoji" w:cs="Segoe UI Emoji"/>
           <w:vertAlign w:val="superscript"/>
         </w:rPr>
-        <w:t>16</w:t>
-      </w:r>
-      <w:r>
+        <w:t>66666666</w:t>
+      </w:r>
+      <w:r>
+        <w:rPr>
+          <w:rFonts w:ascii="Segoe UI Emoji" w:hAnsi="Segoe UI Emoji" w:cs="Segoe UI Emoji"/>
+        </w:rPr>
         <w:t>.</w:t>
-      </w:r>
-    </w:p>
-    <w:p>
-      <w:pPr>
-        <w:rPr>
-          <w:b/>
-          <w:bCs/>
-        </w:rPr>
-      </w:pPr>
-      <w:r>
-        <w:rPr>
-          <w:b/>
-          <w:bCs/>
-        </w:rPr>
-        <w:t>3. App-Client (Android)</w:t>
       </w:r>
     </w:p>
     <w:p>
       <w:pPr>
         <w:numPr>
           <w:ilvl w:val="0"/>
-          <w:numId w:val="5"/>
+          <w:numId w:val="28"/>
         </w:numPr>
-      </w:pPr>
-      <w:r>
-        <w:rPr>
-          <w:b/>
-          <w:bCs/>
-        </w:rPr>
-        <w:t>Requisiti:</w:t>
+        <w:rPr>
+          <w:rFonts w:ascii="Segoe UI Emoji" w:hAnsi="Segoe UI Emoji" w:cs="Segoe UI Emoji"/>
+        </w:rPr>
+      </w:pPr>
+      <w:r>
+        <w:rPr>
+          <w:rFonts w:ascii="Segoe UI Emoji" w:hAnsi="Segoe UI Emoji" w:cs="Segoe UI Emoji"/>
+        </w:rPr>
+        <w:t>Finestra "Exit"</w:t>
+      </w:r>
+      <w:r>
+        <w:rPr>
+          <w:rFonts w:ascii="Segoe UI Emoji" w:hAnsi="Segoe UI Emoji" w:cs="Segoe UI Emoji"/>
+          <w:vertAlign w:val="superscript"/>
+        </w:rPr>
+        <w:t>67</w:t>
+      </w:r>
+      <w:r>
+        <w:rPr>
+          <w:rFonts w:ascii="Segoe UI Emoji" w:hAnsi="Segoe UI Emoji" w:cs="Segoe UI Emoji"/>
+        </w:rPr>
+        <w:t>:</w:t>
       </w:r>
     </w:p>
     <w:p>
       <w:pPr>
         <w:numPr>
           <w:ilvl w:val="1"/>
-          <w:numId w:val="5"/>
+          <w:numId w:val="28"/>
         </w:numPr>
-      </w:pPr>
-      <w:r>
-        <w:t>Un dispositivo Android con versione API 15 o superiore</w:t>
-      </w:r>
-      <w:r>
-        <w:rPr>
+        <w:rPr>
+          <w:rFonts w:ascii="Segoe UI Emoji" w:hAnsi="Segoe UI Emoji" w:cs="Segoe UI Emoji"/>
+        </w:rPr>
+      </w:pPr>
+      <w:r>
+        <w:rPr>
+          <w:rFonts w:ascii="Segoe UI Emoji" w:hAnsi="Segoe UI Emoji" w:cs="Segoe UI Emoji"/>
+        </w:rPr>
+        <w:t>NO (3): Torna alla schermata iniziale (dove inserire l'IP)</w:t>
+      </w:r>
+      <w:r>
+        <w:rPr>
+          <w:rFonts w:ascii="Segoe UI Emoji" w:hAnsi="Segoe UI Emoji" w:cs="Segoe UI Emoji"/>
           <w:vertAlign w:val="superscript"/>
         </w:rPr>
-        <w:t>17</w:t>
-      </w:r>
-      <w:r>
-        <w:t xml:space="preserve">. (Puoi controllare in Impostazioni &gt; Informazioni dispositivo &gt; Versione Android) </w:t>
-      </w:r>
-      <w:r>
-        <w:rPr>
-          <w:vertAlign w:val="superscript"/>
-        </w:rPr>
-        <w:t>18</w:t>
-      </w:r>
-      <w:r>
+        <w:t>68</w:t>
+      </w:r>
+      <w:r>
+        <w:rPr>
+          <w:rFonts w:ascii="Segoe UI Emoji" w:hAnsi="Segoe UI Emoji" w:cs="Segoe UI Emoji"/>
+        </w:rPr>
         <w:t>.</w:t>
       </w:r>
     </w:p>
@@ -658,1805 +3575,30 @@
       <w:pPr>
         <w:numPr>
           <w:ilvl w:val="1"/>
-          <w:numId w:val="5"/>
+          <w:numId w:val="28"/>
         </w:numPr>
-      </w:pPr>
-      <w:r>
-        <w:t xml:space="preserve">Il Server QT </w:t>
-      </w:r>
-      <w:proofErr w:type="spellStart"/>
-      <w:r>
-        <w:t>Miner</w:t>
-      </w:r>
-      <w:proofErr w:type="spellEnd"/>
-      <w:r>
-        <w:t xml:space="preserve"> deve essere già avviato e pronto alla connessione</w:t>
-      </w:r>
-      <w:r>
-        <w:rPr>
+        <w:rPr>
+          <w:rFonts w:ascii="Segoe UI Emoji" w:hAnsi="Segoe UI Emoji" w:cs="Segoe UI Emoji"/>
+        </w:rPr>
+      </w:pPr>
+      <w:r>
+        <w:rPr>
+          <w:rFonts w:ascii="Segoe UI Emoji" w:hAnsi="Segoe UI Emoji" w:cs="Segoe UI Emoji"/>
+        </w:rPr>
+        <w:t>YES (4): Torna alla schermata di scelta (File/Database)</w:t>
+      </w:r>
+      <w:r>
+        <w:rPr>
+          <w:rFonts w:ascii="Segoe UI Emoji" w:hAnsi="Segoe UI Emoji" w:cs="Segoe UI Emoji"/>
           <w:vertAlign w:val="superscript"/>
         </w:rPr>
-        <w:t>19</w:t>
-      </w:r>
-      <w:r>
+        <w:t>69</w:t>
+      </w:r>
+      <w:r>
+        <w:rPr>
+          <w:rFonts w:ascii="Segoe UI Emoji" w:hAnsi="Segoe UI Emoji" w:cs="Segoe UI Emoji"/>
+        </w:rPr>
         <w:t>.</w:t>
-      </w:r>
-    </w:p>
-    <w:p>
-      <w:pPr>
-        <w:numPr>
-          <w:ilvl w:val="0"/>
-          <w:numId w:val="5"/>
-        </w:numPr>
-      </w:pPr>
-      <w:r>
-        <w:rPr>
-          <w:b/>
-          <w:bCs/>
-        </w:rPr>
-        <w:t>Installazione:</w:t>
-      </w:r>
-    </w:p>
-    <w:p>
-      <w:pPr>
-        <w:numPr>
-          <w:ilvl w:val="1"/>
-          <w:numId w:val="5"/>
-        </w:numPr>
-      </w:pPr>
-      <w:r>
-        <w:t xml:space="preserve">Attiva l'opzione </w:t>
-      </w:r>
-      <w:r>
-        <w:rPr>
-          <w:b/>
-          <w:bCs/>
-        </w:rPr>
-        <w:t>Origini Sconosciute</w:t>
-      </w:r>
-      <w:r>
-        <w:t xml:space="preserve"> nelle impostazioni di sistema del dispositivo (di solito in Impostazioni &gt; Sicurezza)</w:t>
-      </w:r>
-      <w:r>
-        <w:rPr>
-          <w:vertAlign w:val="superscript"/>
-        </w:rPr>
-        <w:t>20</w:t>
-      </w:r>
-      <w:r>
-        <w:t>.</w:t>
-      </w:r>
-    </w:p>
-    <w:p>
-      <w:pPr>
-        <w:numPr>
-          <w:ilvl w:val="1"/>
-          <w:numId w:val="5"/>
-        </w:numPr>
-      </w:pPr>
-      <w:r>
-        <w:t>Trasferisci il file .</w:t>
-      </w:r>
-      <w:proofErr w:type="spellStart"/>
-      <w:r>
-        <w:t>apk</w:t>
-      </w:r>
-      <w:proofErr w:type="spellEnd"/>
-      <w:r>
-        <w:t xml:space="preserve"> (contenuto in \</w:t>
-      </w:r>
-      <w:proofErr w:type="spellStart"/>
-      <w:r>
-        <w:t>distribution</w:t>
-      </w:r>
-      <w:proofErr w:type="spellEnd"/>
-      <w:r>
-        <w:t>) sul dispositivo Android</w:t>
-      </w:r>
-      <w:r>
-        <w:rPr>
-          <w:vertAlign w:val="superscript"/>
-        </w:rPr>
-        <w:t>21</w:t>
-      </w:r>
-      <w:r>
-        <w:t>.</w:t>
-      </w:r>
-    </w:p>
-    <w:p>
-      <w:pPr>
-        <w:numPr>
-          <w:ilvl w:val="1"/>
-          <w:numId w:val="5"/>
-        </w:numPr>
-      </w:pPr>
-      <w:r>
-        <w:t>Apri il file .</w:t>
-      </w:r>
-      <w:proofErr w:type="spellStart"/>
-      <w:r>
-        <w:t>apk</w:t>
-      </w:r>
-      <w:proofErr w:type="spellEnd"/>
-      <w:r>
-        <w:t xml:space="preserve"> e premi </w:t>
-      </w:r>
-      <w:r>
-        <w:rPr>
-          <w:b/>
-          <w:bCs/>
-        </w:rPr>
-        <w:t>Installa</w:t>
-      </w:r>
-      <w:r>
-        <w:rPr>
-          <w:vertAlign w:val="superscript"/>
-        </w:rPr>
-        <w:t>22</w:t>
-      </w:r>
-      <w:r>
-        <w:t>.</w:t>
-      </w:r>
-    </w:p>
-    <w:p>
-      <w:pPr>
-        <w:numPr>
-          <w:ilvl w:val="1"/>
-          <w:numId w:val="5"/>
-        </w:numPr>
-      </w:pPr>
-      <w:r>
-        <w:t xml:space="preserve">Se Play Protect blocca l'installazione, scegli </w:t>
-      </w:r>
-      <w:r>
-        <w:rPr>
-          <w:b/>
-          <w:bCs/>
-        </w:rPr>
-        <w:t>Installa comunque</w:t>
-      </w:r>
-      <w:r>
-        <w:rPr>
-          <w:vertAlign w:val="superscript"/>
-        </w:rPr>
-        <w:t>23</w:t>
-      </w:r>
-      <w:r>
-        <w:t>.</w:t>
-      </w:r>
-    </w:p>
-    <w:p>
-      <w:r>
-        <w:pict w14:anchorId="73754916">
-          <v:rect id="_x0000_i1044" style="width:0;height:1.5pt" o:hralign="center" o:hrstd="t" o:hr="t" fillcolor="#a0a0a0" stroked="f"/>
-        </w:pict>
-      </w:r>
-    </w:p>
-    <w:p>
-      <w:pPr>
-        <w:rPr>
-          <w:b/>
-          <w:bCs/>
-        </w:rPr>
-      </w:pPr>
-      <w:r>
-        <w:rPr>
-          <w:rFonts w:ascii="Segoe UI Emoji" w:hAnsi="Segoe UI Emoji" w:cs="Segoe UI Emoji"/>
-          <w:b/>
-          <w:bCs/>
-        </w:rPr>
-        <w:t>🚀</w:t>
-      </w:r>
-      <w:r>
-        <w:rPr>
-          <w:b/>
-          <w:bCs/>
-        </w:rPr>
-        <w:t xml:space="preserve"> Guida all'Utilizzo</w:t>
-      </w:r>
-    </w:p>
-    <w:p>
-      <w:pPr>
-        <w:rPr>
-          <w:b/>
-          <w:bCs/>
-        </w:rPr>
-      </w:pPr>
-      <w:r>
-        <w:rPr>
-          <w:b/>
-          <w:bCs/>
-        </w:rPr>
-        <w:t>1. Avvio del Server</w:t>
-      </w:r>
-    </w:p>
-    <w:p>
-      <w:pPr>
-        <w:numPr>
-          <w:ilvl w:val="0"/>
-          <w:numId w:val="6"/>
-        </w:numPr>
-      </w:pPr>
-      <w:r>
-        <w:t>Apri la cartella \</w:t>
-      </w:r>
-      <w:proofErr w:type="spellStart"/>
-      <w:r>
-        <w:t>distribution</w:t>
-      </w:r>
-      <w:proofErr w:type="spellEnd"/>
-      <w:r>
-        <w:t>\server</w:t>
-      </w:r>
-      <w:r>
-        <w:rPr>
-          <w:vertAlign w:val="superscript"/>
-        </w:rPr>
-        <w:t>24</w:t>
-      </w:r>
-      <w:r>
-        <w:t>.</w:t>
-      </w:r>
-    </w:p>
-    <w:p>
-      <w:pPr>
-        <w:numPr>
-          <w:ilvl w:val="0"/>
-          <w:numId w:val="6"/>
-        </w:numPr>
-      </w:pPr>
-      <w:r>
-        <w:t xml:space="preserve">Esegui il file batch </w:t>
-      </w:r>
-      <w:r>
-        <w:rPr>
-          <w:b/>
-          <w:bCs/>
-        </w:rPr>
-        <w:t>server.bat</w:t>
-      </w:r>
-      <w:r>
-        <w:rPr>
-          <w:vertAlign w:val="superscript"/>
-        </w:rPr>
-        <w:t>25</w:t>
-      </w:r>
-      <w:r>
-        <w:t>.</w:t>
-      </w:r>
-    </w:p>
-    <w:p>
-      <w:pPr>
-        <w:numPr>
-          <w:ilvl w:val="0"/>
-          <w:numId w:val="6"/>
-        </w:numPr>
-      </w:pPr>
-      <w:r>
-        <w:t>Si aprirà un Prompt dei Comandi</w:t>
-      </w:r>
-      <w:r>
-        <w:rPr>
-          <w:vertAlign w:val="superscript"/>
-        </w:rPr>
-        <w:t>26</w:t>
-      </w:r>
-      <w:r>
-        <w:t xml:space="preserve">. Quando vedi un messaggio simile a Server </w:t>
-      </w:r>
-      <w:proofErr w:type="spellStart"/>
-      <w:r>
-        <w:t>Started</w:t>
-      </w:r>
-      <w:proofErr w:type="spellEnd"/>
-      <w:r>
-        <w:t>: IP 192.168.1.131 Port= 8080, il server è attivo e in ascolto</w:t>
-      </w:r>
-      <w:r>
-        <w:rPr>
-          <w:vertAlign w:val="superscript"/>
-        </w:rPr>
-        <w:t>27</w:t>
-      </w:r>
-      <w:r>
-        <w:t>.</w:t>
-      </w:r>
-    </w:p>
-    <w:p>
-      <w:pPr>
-        <w:numPr>
-          <w:ilvl w:val="0"/>
-          <w:numId w:val="6"/>
-        </w:numPr>
-      </w:pPr>
-      <w:r>
-        <w:t>Annota l'indirizzo IP mostrato (es. 192.168.1.131), ti servirà per connettere i client</w:t>
-      </w:r>
-      <w:r>
-        <w:rPr>
-          <w:vertAlign w:val="superscript"/>
-        </w:rPr>
-        <w:t>28</w:t>
-      </w:r>
-      <w:r>
-        <w:t>.</w:t>
-      </w:r>
-    </w:p>
-    <w:p>
-      <w:pPr>
-        <w:numPr>
-          <w:ilvl w:val="0"/>
-          <w:numId w:val="6"/>
-        </w:numPr>
-      </w:pPr>
-      <w:r>
-        <w:t>Il prompt stamperà una riga ogni volta che un client (Windows o Android) si collega</w:t>
-      </w:r>
-      <w:r>
-        <w:rPr>
-          <w:vertAlign w:val="superscript"/>
-        </w:rPr>
-        <w:t>29</w:t>
-      </w:r>
-      <w:r>
-        <w:t>.</w:t>
-      </w:r>
-    </w:p>
-    <w:p>
-      <w:pPr>
-        <w:rPr>
-          <w:b/>
-          <w:bCs/>
-        </w:rPr>
-      </w:pPr>
-      <w:r>
-        <w:rPr>
-          <w:b/>
-          <w:bCs/>
-        </w:rPr>
-        <w:t>2. Utilizzo del Client (Windows)</w:t>
-      </w:r>
-    </w:p>
-    <w:p>
-      <w:pPr>
-        <w:numPr>
-          <w:ilvl w:val="0"/>
-          <w:numId w:val="7"/>
-        </w:numPr>
-      </w:pPr>
-      <w:r>
-        <w:lastRenderedPageBreak/>
-        <w:t>Apri la cartella \</w:t>
-      </w:r>
-      <w:proofErr w:type="spellStart"/>
-      <w:r>
-        <w:t>distribution</w:t>
-      </w:r>
-      <w:proofErr w:type="spellEnd"/>
-      <w:r>
-        <w:t>\client</w:t>
-      </w:r>
-      <w:r>
-        <w:rPr>
-          <w:vertAlign w:val="superscript"/>
-        </w:rPr>
-        <w:t>30</w:t>
-      </w:r>
-      <w:r>
-        <w:t>.</w:t>
-      </w:r>
-    </w:p>
-    <w:p>
-      <w:pPr>
-        <w:numPr>
-          <w:ilvl w:val="0"/>
-          <w:numId w:val="7"/>
-        </w:numPr>
-      </w:pPr>
-      <w:r>
-        <w:t xml:space="preserve">Esegui il file batch </w:t>
-      </w:r>
-      <w:r>
-        <w:rPr>
-          <w:b/>
-          <w:bCs/>
-        </w:rPr>
-        <w:t>client.bat</w:t>
-      </w:r>
-      <w:r>
-        <w:rPr>
-          <w:vertAlign w:val="superscript"/>
-        </w:rPr>
-        <w:t>31</w:t>
-      </w:r>
-      <w:r>
-        <w:t>.</w:t>
-      </w:r>
-    </w:p>
-    <w:p>
-      <w:pPr>
-        <w:numPr>
-          <w:ilvl w:val="0"/>
-          <w:numId w:val="7"/>
-        </w:numPr>
-      </w:pPr>
-      <w:r>
-        <w:t>All'avvio, il client si connetterà automaticamente al server (se in esecuzione sulla stessa macchina) e mostrerà un menu</w:t>
-      </w:r>
-      <w:r>
-        <w:rPr>
-          <w:vertAlign w:val="superscript"/>
-        </w:rPr>
-        <w:t>32</w:t>
-      </w:r>
-      <w:r>
-        <w:t>:</w:t>
-      </w:r>
-    </w:p>
-    <w:p>
-      <w:pPr>
-        <w:numPr>
-          <w:ilvl w:val="0"/>
-          <w:numId w:val="7"/>
-        </w:numPr>
-      </w:pPr>
-      <w:r>
-        <w:t>(1) Load clusters from file</w:t>
-      </w:r>
-    </w:p>
-    <w:p>
-      <w:pPr>
-        <w:numPr>
-          <w:ilvl w:val="0"/>
-          <w:numId w:val="7"/>
-        </w:numPr>
-      </w:pPr>
-      <w:r>
-        <w:t xml:space="preserve">(2) Load data from </w:t>
-      </w:r>
-      <w:proofErr w:type="spellStart"/>
-      <w:r>
-        <w:t>db</w:t>
-      </w:r>
-      <w:proofErr w:type="spellEnd"/>
-    </w:p>
-    <w:p>
-      <w:pPr>
-        <w:numPr>
-          <w:ilvl w:val="0"/>
-          <w:numId w:val="7"/>
-        </w:numPr>
-      </w:pPr>
-      <w:r>
-        <w:t>(1/2):</w:t>
-      </w:r>
-    </w:p>
-    <w:p>
-      <w:pPr>
-        <w:numPr>
-          <w:ilvl w:val="1"/>
-          <w:numId w:val="7"/>
-        </w:numPr>
-      </w:pPr>
-      <w:r>
-        <w:rPr>
-          <w:b/>
-          <w:bCs/>
-        </w:rPr>
-        <w:t>Opzione (1) Load clusters from file:</w:t>
-      </w:r>
-      <w:r>
-        <w:t xml:space="preserve"> Permette di caricare un cluster precedentemente salvato da un file .</w:t>
-      </w:r>
-      <w:proofErr w:type="spellStart"/>
-      <w:r>
-        <w:t>dmp</w:t>
-      </w:r>
-      <w:proofErr w:type="spellEnd"/>
-      <w:r>
-        <w:t xml:space="preserve"> presente sul server</w:t>
-      </w:r>
-      <w:r>
-        <w:rPr>
-          <w:vertAlign w:val="superscript"/>
-        </w:rPr>
-        <w:t>33333333</w:t>
-      </w:r>
-      <w:r>
-        <w:t>. Ti verrà chiesto il nome del file</w:t>
-      </w:r>
-      <w:r>
-        <w:rPr>
-          <w:vertAlign w:val="superscript"/>
-        </w:rPr>
-        <w:t>34</w:t>
-      </w:r>
-      <w:r>
-        <w:t>.</w:t>
-      </w:r>
-    </w:p>
-    <w:p>
-      <w:pPr>
-        <w:numPr>
-          <w:ilvl w:val="1"/>
-          <w:numId w:val="7"/>
-        </w:numPr>
-      </w:pPr>
-      <w:r>
-        <w:rPr>
-          <w:b/>
-          <w:bCs/>
-        </w:rPr>
-        <w:t xml:space="preserve">Opzione (2) Load data from </w:t>
-      </w:r>
-      <w:proofErr w:type="spellStart"/>
-      <w:r>
-        <w:rPr>
-          <w:b/>
-          <w:bCs/>
-        </w:rPr>
-        <w:t>db</w:t>
-      </w:r>
-      <w:proofErr w:type="spellEnd"/>
-      <w:r>
-        <w:rPr>
-          <w:b/>
-          <w:bCs/>
-        </w:rPr>
-        <w:t xml:space="preserve"> (o Scopri Cluster da DB):</w:t>
-      </w:r>
-      <w:r>
-        <w:t xml:space="preserve"> Avvia un nuovo calcolo di clustering prelevando i dati direttamente dal database MySQL</w:t>
-      </w:r>
-      <w:r>
-        <w:rPr>
-          <w:vertAlign w:val="superscript"/>
-        </w:rPr>
-        <w:t>35353535</w:t>
-      </w:r>
-      <w:r>
-        <w:t>.</w:t>
-      </w:r>
-    </w:p>
-    <w:p>
-      <w:pPr>
-        <w:numPr>
-          <w:ilvl w:val="0"/>
-          <w:numId w:val="7"/>
-        </w:numPr>
-      </w:pPr>
-      <w:r>
-        <w:rPr>
-          <w:b/>
-          <w:bCs/>
-        </w:rPr>
-        <w:t>Se scegli l'Opzione (2):</w:t>
-      </w:r>
-    </w:p>
-    <w:p>
-      <w:pPr>
-        <w:numPr>
-          <w:ilvl w:val="1"/>
-          <w:numId w:val="7"/>
-        </w:numPr>
-      </w:pPr>
-      <w:r>
-        <w:rPr>
-          <w:b/>
-          <w:bCs/>
-        </w:rPr>
-        <w:t>Nome tabella:</w:t>
-      </w:r>
-      <w:r>
-        <w:t xml:space="preserve"> Ti verrà chiesto il nome della tabella da analizzare (es. </w:t>
-      </w:r>
-      <w:proofErr w:type="spellStart"/>
-      <w:r>
-        <w:t>playtennis</w:t>
-      </w:r>
-      <w:proofErr w:type="spellEnd"/>
-      <w:r>
-        <w:t>)</w:t>
-      </w:r>
-      <w:r>
-        <w:rPr>
-          <w:vertAlign w:val="superscript"/>
-        </w:rPr>
-        <w:t>36363636</w:t>
-      </w:r>
-      <w:r>
-        <w:t>. Se il nome è errato o la tabella non esiste, riceverai un errore</w:t>
-      </w:r>
-      <w:r>
-        <w:rPr>
-          <w:vertAlign w:val="superscript"/>
-        </w:rPr>
-        <w:t>37</w:t>
-      </w:r>
-      <w:r>
-        <w:t>.</w:t>
-      </w:r>
-    </w:p>
-    <w:p>
-      <w:pPr>
-        <w:numPr>
-          <w:ilvl w:val="1"/>
-          <w:numId w:val="7"/>
-        </w:numPr>
-      </w:pPr>
-      <w:r>
-        <w:rPr>
-          <w:b/>
-          <w:bCs/>
-        </w:rPr>
-        <w:t>Valore del raggio (Radius):</w:t>
-      </w:r>
-      <w:r>
-        <w:t xml:space="preserve"> Ti verrà chiesto di inserire il raggio (un numero reale maggiore di 0)</w:t>
-      </w:r>
-      <w:r>
-        <w:rPr>
-          <w:vertAlign w:val="superscript"/>
-        </w:rPr>
-        <w:t>38383838</w:t>
-      </w:r>
-      <w:r>
-        <w:t>. Se il raggio è troppo grande (e raggruppa tutto in un unico cluster) o non è valido, ti verrà chiesto di reinserirlo</w:t>
-      </w:r>
-      <w:r>
-        <w:rPr>
-          <w:vertAlign w:val="superscript"/>
-        </w:rPr>
-        <w:t>39</w:t>
-      </w:r>
-      <w:r>
-        <w:t>.</w:t>
-      </w:r>
-    </w:p>
-    <w:p>
-      <w:pPr>
-        <w:numPr>
-          <w:ilvl w:val="0"/>
-          <w:numId w:val="7"/>
-        </w:numPr>
-      </w:pPr>
-      <w:r>
-        <w:rPr>
-          <w:b/>
-          <w:bCs/>
-        </w:rPr>
-        <w:t>Risultati e Salvataggio:</w:t>
-      </w:r>
-    </w:p>
-    <w:p>
-      <w:pPr>
-        <w:numPr>
-          <w:ilvl w:val="1"/>
-          <w:numId w:val="7"/>
-        </w:numPr>
-      </w:pPr>
-      <w:r>
-        <w:t>Dopo il calcolo, i cluster trovati verranno stampati nel terminale</w:t>
-      </w:r>
-      <w:r>
-        <w:rPr>
-          <w:vertAlign w:val="superscript"/>
-        </w:rPr>
-        <w:t>40</w:t>
-      </w:r>
-      <w:r>
-        <w:t>.</w:t>
-      </w:r>
-    </w:p>
-    <w:p>
-      <w:pPr>
-        <w:numPr>
-          <w:ilvl w:val="1"/>
-          <w:numId w:val="7"/>
-        </w:numPr>
-      </w:pPr>
-      <w:r>
-        <w:t>Ti verrà chiesto il nome del file in cui salvare i risultati</w:t>
-      </w:r>
-      <w:r>
-        <w:rPr>
-          <w:vertAlign w:val="superscript"/>
-        </w:rPr>
-        <w:t>41</w:t>
-      </w:r>
-      <w:r>
-        <w:t>.</w:t>
-      </w:r>
-    </w:p>
-    <w:p>
-      <w:pPr>
-        <w:numPr>
-          <w:ilvl w:val="1"/>
-          <w:numId w:val="7"/>
-        </w:numPr>
-      </w:pPr>
-      <w:r>
-        <w:t xml:space="preserve">Puoi premere </w:t>
-      </w:r>
-      <w:r>
-        <w:rPr>
-          <w:b/>
-          <w:bCs/>
-        </w:rPr>
-        <w:t>Spazio + Invio</w:t>
-      </w:r>
-      <w:r>
-        <w:t xml:space="preserve"> per usare un nome di default (es. </w:t>
-      </w:r>
-      <w:proofErr w:type="spellStart"/>
-      <w:r>
-        <w:t>playtennis.Raggio.dmp</w:t>
-      </w:r>
-      <w:proofErr w:type="spellEnd"/>
-      <w:r>
-        <w:t>)</w:t>
-      </w:r>
-      <w:r>
-        <w:rPr>
-          <w:vertAlign w:val="superscript"/>
-        </w:rPr>
-        <w:t>42424242</w:t>
-      </w:r>
-      <w:r>
-        <w:t>.</w:t>
-      </w:r>
-    </w:p>
-    <w:p>
-      <w:pPr>
-        <w:numPr>
-          <w:ilvl w:val="0"/>
-          <w:numId w:val="7"/>
-        </w:numPr>
-      </w:pPr>
-      <w:r>
-        <w:rPr>
-          <w:b/>
-          <w:bCs/>
-        </w:rPr>
-        <w:t>Ripetizione:</w:t>
-      </w:r>
-    </w:p>
-    <w:p>
-      <w:pPr>
-        <w:numPr>
-          <w:ilvl w:val="1"/>
-          <w:numId w:val="7"/>
-        </w:numPr>
-      </w:pPr>
-      <w:r>
-        <w:t>Al termine, il programma ti chiederà se desideri effettuare una nuova operazione (y/n)</w:t>
-      </w:r>
-      <w:r>
-        <w:rPr>
-          <w:vertAlign w:val="superscript"/>
-        </w:rPr>
-        <w:t>43434343</w:t>
-      </w:r>
-      <w:r>
-        <w:t>.</w:t>
-      </w:r>
-    </w:p>
-    <w:p>
-      <w:pPr>
-        <w:rPr>
-          <w:b/>
-          <w:bCs/>
-        </w:rPr>
-      </w:pPr>
-      <w:r>
-        <w:rPr>
-          <w:b/>
-          <w:bCs/>
-        </w:rPr>
-        <w:t>3. Utilizzo dell'App (Android)</w:t>
-      </w:r>
-    </w:p>
-    <w:p>
-      <w:r>
-        <w:t>L'app mobile offre le stesse funzionalità del client Windows in un'interfaccia grafica.</w:t>
-      </w:r>
-    </w:p>
-    <w:p>
-      <w:r>
-        <w:rPr>
-          <w:b/>
-          <w:bCs/>
-        </w:rPr>
-        <w:t>1. Schermata di Connessione</w:t>
-      </w:r>
-    </w:p>
-    <w:p>
-      <w:pPr>
-        <w:numPr>
-          <w:ilvl w:val="0"/>
-          <w:numId w:val="8"/>
-        </w:numPr>
-      </w:pPr>
-      <w:r>
-        <w:t>All'avvio dell'app, vedrai la schermata di connessione</w:t>
-      </w:r>
-      <w:r>
-        <w:rPr>
-          <w:vertAlign w:val="superscript"/>
-        </w:rPr>
-        <w:t>44</w:t>
-      </w:r>
-      <w:r>
-        <w:t>.</w:t>
-      </w:r>
-    </w:p>
-    <w:p>
-      <w:pPr>
-        <w:numPr>
-          <w:ilvl w:val="0"/>
-          <w:numId w:val="8"/>
-        </w:numPr>
-      </w:pPr>
-      <w:r>
-        <w:rPr>
-          <w:b/>
-          <w:bCs/>
-        </w:rPr>
-        <w:lastRenderedPageBreak/>
-        <w:t xml:space="preserve">(1) </w:t>
-      </w:r>
-      <w:proofErr w:type="spellStart"/>
-      <w:r>
-        <w:rPr>
-          <w:b/>
-          <w:bCs/>
-        </w:rPr>
-        <w:t>TextArea</w:t>
-      </w:r>
-      <w:proofErr w:type="spellEnd"/>
-      <w:r>
-        <w:rPr>
-          <w:b/>
-          <w:bCs/>
-        </w:rPr>
-        <w:t xml:space="preserve"> IP:</w:t>
-      </w:r>
-      <w:r>
-        <w:t xml:space="preserve"> Inserisci l'indirizzo IP del Server (quello annotato durante l'avvio del server)</w:t>
-      </w:r>
-      <w:r>
-        <w:rPr>
-          <w:vertAlign w:val="superscript"/>
-        </w:rPr>
-        <w:t>45</w:t>
-      </w:r>
-      <w:r>
-        <w:t>.</w:t>
-      </w:r>
-    </w:p>
-    <w:p>
-      <w:pPr>
-        <w:numPr>
-          <w:ilvl w:val="0"/>
-          <w:numId w:val="8"/>
-        </w:numPr>
-      </w:pPr>
-      <w:r>
-        <w:rPr>
-          <w:b/>
-          <w:bCs/>
-        </w:rPr>
-        <w:t>(2) Tasto "CONNECT TO SERVER":</w:t>
-      </w:r>
-      <w:r>
-        <w:t xml:space="preserve"> Premi per collegarti al Server</w:t>
-      </w:r>
-      <w:r>
-        <w:rPr>
-          <w:vertAlign w:val="superscript"/>
-        </w:rPr>
-        <w:t>46</w:t>
-      </w:r>
-      <w:r>
-        <w:t>.</w:t>
-      </w:r>
-    </w:p>
-    <w:p>
-      <w:pPr>
-        <w:numPr>
-          <w:ilvl w:val="0"/>
-          <w:numId w:val="8"/>
-        </w:numPr>
-      </w:pPr>
-      <w:r>
-        <w:rPr>
-          <w:b/>
-          <w:bCs/>
-        </w:rPr>
-        <w:t>(3) Tasto "</w:t>
-      </w:r>
-      <w:proofErr w:type="spellStart"/>
-      <w:r>
-        <w:rPr>
-          <w:b/>
-          <w:bCs/>
-        </w:rPr>
-        <w:t>Informations</w:t>
-      </w:r>
-      <w:proofErr w:type="spellEnd"/>
-      <w:r>
-        <w:rPr>
-          <w:b/>
-          <w:bCs/>
-        </w:rPr>
-        <w:t>":</w:t>
-      </w:r>
-      <w:r>
-        <w:t xml:space="preserve"> Mostra informazioni sull'algoritmo di clustering</w:t>
-      </w:r>
-      <w:r>
-        <w:rPr>
-          <w:vertAlign w:val="superscript"/>
-        </w:rPr>
-        <w:t>47</w:t>
-      </w:r>
-      <w:r>
-        <w:t>.</w:t>
-      </w:r>
-    </w:p>
-    <w:p>
-      <w:r>
-        <w:rPr>
-          <w:b/>
-          <w:bCs/>
-        </w:rPr>
-        <w:t>2. Schermata Principale (Scelta Operazione)</w:t>
-      </w:r>
-    </w:p>
-    <w:p>
-      <w:pPr>
-        <w:numPr>
-          <w:ilvl w:val="0"/>
-          <w:numId w:val="9"/>
-        </w:numPr>
-      </w:pPr>
-      <w:r>
-        <w:t xml:space="preserve">Una volta connesso, un </w:t>
-      </w:r>
-      <w:proofErr w:type="spellStart"/>
-      <w:r>
-        <w:t>PopUp</w:t>
-      </w:r>
-      <w:proofErr w:type="spellEnd"/>
-      <w:r>
-        <w:t xml:space="preserve"> </w:t>
-      </w:r>
-      <w:proofErr w:type="spellStart"/>
-      <w:r>
-        <w:t>Connected</w:t>
-      </w:r>
-      <w:proofErr w:type="spellEnd"/>
-      <w:r>
-        <w:t xml:space="preserve"> (1) confermerà l'avvenuta connessione</w:t>
-      </w:r>
-      <w:r>
-        <w:rPr>
-          <w:vertAlign w:val="superscript"/>
-        </w:rPr>
-        <w:t>48484848</w:t>
-      </w:r>
-      <w:r>
-        <w:t>.</w:t>
-      </w:r>
-    </w:p>
-    <w:p>
-      <w:pPr>
-        <w:numPr>
-          <w:ilvl w:val="0"/>
-          <w:numId w:val="9"/>
-        </w:numPr>
-      </w:pPr>
-      <w:r>
-        <w:t>In questa schermata hai due opzioni principali:</w:t>
-      </w:r>
-    </w:p>
-    <w:p>
-      <w:pPr>
-        <w:numPr>
-          <w:ilvl w:val="1"/>
-          <w:numId w:val="9"/>
-        </w:numPr>
-      </w:pPr>
-      <w:r>
-        <w:rPr>
-          <w:b/>
-          <w:bCs/>
-        </w:rPr>
-        <w:t>(3) LOAD CLUSTERS FROM FILE:</w:t>
-      </w:r>
-      <w:r>
-        <w:t xml:space="preserve"> Carica i risultati di un clustering precedente da un file sul server</w:t>
-      </w:r>
-      <w:r>
-        <w:rPr>
-          <w:vertAlign w:val="superscript"/>
-        </w:rPr>
-        <w:t>49</w:t>
-      </w:r>
-      <w:r>
-        <w:t>.</w:t>
-      </w:r>
-    </w:p>
-    <w:p>
-      <w:pPr>
-        <w:numPr>
-          <w:ilvl w:val="1"/>
-          <w:numId w:val="9"/>
-        </w:numPr>
-      </w:pPr>
-      <w:r>
-        <w:rPr>
-          <w:b/>
-          <w:bCs/>
-        </w:rPr>
-        <w:t>(4) LOAD DATA FROM DB:</w:t>
-      </w:r>
-      <w:r>
-        <w:t xml:space="preserve"> Richiede al Server di eseguire un nuovo clustering collegandosi al database SQL</w:t>
-      </w:r>
-      <w:r>
-        <w:rPr>
-          <w:vertAlign w:val="superscript"/>
-        </w:rPr>
-        <w:t>50</w:t>
-      </w:r>
-      <w:r>
-        <w:t>.</w:t>
-      </w:r>
-    </w:p>
-    <w:p>
-      <w:pPr>
-        <w:numPr>
-          <w:ilvl w:val="0"/>
-          <w:numId w:val="9"/>
-        </w:numPr>
-      </w:pPr>
-      <w:r>
-        <w:t>Puoi premere il tasto (2) (l'asterisco rosso) per tornare alla schermata iniziale di connessione</w:t>
-      </w:r>
-      <w:r>
-        <w:rPr>
-          <w:vertAlign w:val="superscript"/>
-        </w:rPr>
-        <w:t>51</w:t>
-      </w:r>
-      <w:r>
-        <w:t>.</w:t>
-      </w:r>
-    </w:p>
-    <w:p>
-      <w:r>
-        <w:rPr>
-          <w:b/>
-          <w:bCs/>
-        </w:rPr>
-        <w:t>3. Esecuzione del Clustering (Opzione "LOAD DATA FROM DB")</w:t>
-      </w:r>
-    </w:p>
-    <w:p>
-      <w:pPr>
-        <w:numPr>
-          <w:ilvl w:val="0"/>
-          <w:numId w:val="10"/>
-        </w:numPr>
-      </w:pPr>
-      <w:r>
-        <w:t>Selezionando l'opzione Database, accedi alla schermata di calcolo</w:t>
-      </w:r>
-      <w:r>
-        <w:rPr>
-          <w:vertAlign w:val="superscript"/>
-        </w:rPr>
-        <w:t>52</w:t>
-      </w:r>
-      <w:r>
-        <w:t>.</w:t>
-      </w:r>
-    </w:p>
-    <w:p>
-      <w:pPr>
-        <w:numPr>
-          <w:ilvl w:val="0"/>
-          <w:numId w:val="10"/>
-        </w:numPr>
-      </w:pPr>
-      <w:r>
-        <w:rPr>
-          <w:b/>
-          <w:bCs/>
-        </w:rPr>
-        <w:t>(1) Campo "Nome Tabella":</w:t>
-      </w:r>
-      <w:r>
-        <w:t xml:space="preserve"> Inserisci il nome della tabella nel database "</w:t>
-      </w:r>
-      <w:proofErr w:type="spellStart"/>
-      <w:r>
-        <w:t>MapDb</w:t>
-      </w:r>
-      <w:proofErr w:type="spellEnd"/>
-      <w:r>
-        <w:t xml:space="preserve">" (es. </w:t>
-      </w:r>
-      <w:proofErr w:type="spellStart"/>
-      <w:r>
-        <w:t>playtennis</w:t>
-      </w:r>
-      <w:proofErr w:type="spellEnd"/>
-      <w:r>
-        <w:t>)</w:t>
-      </w:r>
-      <w:r>
-        <w:rPr>
-          <w:vertAlign w:val="superscript"/>
-        </w:rPr>
-        <w:t>53</w:t>
-      </w:r>
-      <w:r>
-        <w:t>.</w:t>
-      </w:r>
-    </w:p>
-    <w:p>
-      <w:pPr>
-        <w:numPr>
-          <w:ilvl w:val="0"/>
-          <w:numId w:val="10"/>
-        </w:numPr>
-      </w:pPr>
-      <w:r>
-        <w:rPr>
-          <w:b/>
-          <w:bCs/>
-        </w:rPr>
-        <w:t>(2) Campo "Raggio":</w:t>
-      </w:r>
-      <w:r>
-        <w:t xml:space="preserve"> Inserisci il valore del raggio desiderato (es. 2)</w:t>
-      </w:r>
-      <w:r>
-        <w:rPr>
-          <w:vertAlign w:val="superscript"/>
-        </w:rPr>
-        <w:t>54</w:t>
-      </w:r>
-      <w:r>
-        <w:t>.</w:t>
-      </w:r>
-    </w:p>
-    <w:p>
-      <w:pPr>
-        <w:numPr>
-          <w:ilvl w:val="0"/>
-          <w:numId w:val="10"/>
-        </w:numPr>
-      </w:pPr>
-      <w:r>
-        <w:rPr>
-          <w:b/>
-          <w:bCs/>
-        </w:rPr>
-        <w:t>(3) Tasto "INVIO":</w:t>
-      </w:r>
-      <w:r>
-        <w:t xml:space="preserve"> Premi per inviare i dati al Server e avviare il calcolo</w:t>
-      </w:r>
-      <w:r>
-        <w:rPr>
-          <w:vertAlign w:val="superscript"/>
-        </w:rPr>
-        <w:t>55</w:t>
-      </w:r>
-      <w:r>
-        <w:t>.</w:t>
-      </w:r>
-    </w:p>
-    <w:p>
-      <w:pPr>
-        <w:numPr>
-          <w:ilvl w:val="0"/>
-          <w:numId w:val="10"/>
-        </w:numPr>
-      </w:pPr>
-      <w:r>
-        <w:rPr>
-          <w:b/>
-          <w:bCs/>
-        </w:rPr>
-        <w:t>(4) Area Risultati:</w:t>
-      </w:r>
-      <w:r>
-        <w:t xml:space="preserve"> I cluster calcolati verranno mostrati in quest'area</w:t>
-      </w:r>
-      <w:r>
-        <w:rPr>
-          <w:vertAlign w:val="superscript"/>
-        </w:rPr>
-        <w:t>56</w:t>
-      </w:r>
-      <w:r>
-        <w:t>.</w:t>
-      </w:r>
-    </w:p>
-    <w:p>
-      <w:pPr>
-        <w:numPr>
-          <w:ilvl w:val="0"/>
-          <w:numId w:val="10"/>
-        </w:numPr>
-      </w:pPr>
-      <w:r>
-        <w:rPr>
-          <w:b/>
-          <w:bCs/>
-        </w:rPr>
-        <w:t xml:space="preserve">(5) "File </w:t>
-      </w:r>
-      <w:proofErr w:type="spellStart"/>
-      <w:r>
-        <w:rPr>
-          <w:b/>
-          <w:bCs/>
-        </w:rPr>
-        <w:t>saved</w:t>
-      </w:r>
-      <w:proofErr w:type="spellEnd"/>
-      <w:r>
-        <w:rPr>
-          <w:b/>
-          <w:bCs/>
-        </w:rPr>
-        <w:t>":</w:t>
-      </w:r>
-      <w:r>
-        <w:t xml:space="preserve"> Questa scritta indica che i dati calcolati sono stati salvati automaticamente in un file all'interno del Server</w:t>
-      </w:r>
-      <w:r>
-        <w:rPr>
-          <w:vertAlign w:val="superscript"/>
-        </w:rPr>
-        <w:t>57575757</w:t>
-      </w:r>
-      <w:r>
-        <w:t>.</w:t>
-      </w:r>
-    </w:p>
-    <w:p>
-      <w:r>
-        <w:rPr>
-          <w:b/>
-          <w:bCs/>
-        </w:rPr>
-        <w:t>4. Esecuzione del Clustering (Opzione "LOAD CLUSTERS FROM FILE")</w:t>
-      </w:r>
-    </w:p>
-    <w:p>
-      <w:pPr>
-        <w:numPr>
-          <w:ilvl w:val="0"/>
-          <w:numId w:val="11"/>
-        </w:numPr>
-      </w:pPr>
-      <w:r>
-        <w:t>La schermata è molto simile a quella dell'opzione Database</w:t>
-      </w:r>
-      <w:r>
-        <w:rPr>
-          <w:vertAlign w:val="superscript"/>
-        </w:rPr>
-        <w:t>58</w:t>
-      </w:r>
-      <w:r>
-        <w:t>.</w:t>
-      </w:r>
-    </w:p>
-    <w:p>
-      <w:pPr>
-        <w:numPr>
-          <w:ilvl w:val="0"/>
-          <w:numId w:val="11"/>
-        </w:numPr>
-      </w:pPr>
-      <w:r>
-        <w:t>I campi (1), (2) e il tasto (3) hanno la stessa funzione (Nome Tabella/File e Raggio)</w:t>
-      </w:r>
-      <w:r>
-        <w:rPr>
-          <w:vertAlign w:val="superscript"/>
-        </w:rPr>
-        <w:t>59</w:t>
-      </w:r>
-      <w:r>
-        <w:t>.</w:t>
-      </w:r>
-    </w:p>
-    <w:p>
-      <w:pPr>
-        <w:numPr>
-          <w:ilvl w:val="0"/>
-          <w:numId w:val="11"/>
-        </w:numPr>
-      </w:pPr>
-      <w:r>
-        <w:t>I risultati (4) verranno visualizzati in un formato più sintetico rispetto all'output del database</w:t>
-      </w:r>
-      <w:r>
-        <w:rPr>
-          <w:vertAlign w:val="superscript"/>
-        </w:rPr>
-        <w:t>60</w:t>
-      </w:r>
-      <w:r>
-        <w:t>.</w:t>
-      </w:r>
-    </w:p>
-    <w:p>
-      <w:r>
-        <w:rPr>
-          <w:b/>
-          <w:bCs/>
-        </w:rPr>
-        <w:t>5. Ripetere un'operazione</w:t>
-      </w:r>
-    </w:p>
-    <w:p>
-      <w:pPr>
-        <w:numPr>
-          <w:ilvl w:val="0"/>
-          <w:numId w:val="12"/>
-        </w:numPr>
-      </w:pPr>
-      <w:r>
-        <w:t>Dopo aver visualizzato un risultato (sia da file che da DB), puoi semplicemente cambiare i valori nei campi (1) e (2) e premere di nuovo "INVIO" per eseguire una nuova operazione</w:t>
-      </w:r>
-      <w:r>
-        <w:rPr>
-          <w:vertAlign w:val="superscript"/>
-        </w:rPr>
-        <w:t>61616161</w:t>
-      </w:r>
-      <w:r>
-        <w:t>.</w:t>
-      </w:r>
-    </w:p>
-    <w:p>
-      <w:pPr>
-        <w:numPr>
-          <w:ilvl w:val="0"/>
-          <w:numId w:val="12"/>
-        </w:numPr>
-      </w:pPr>
-      <w:r>
-        <w:rPr>
-          <w:b/>
-          <w:bCs/>
-        </w:rPr>
-        <w:lastRenderedPageBreak/>
-        <w:t>Uscire dall'operazione:</w:t>
-      </w:r>
-      <w:r>
-        <w:t xml:space="preserve"> Se premi il tasto "Back" del tuo dispositivo Android, comparirà la finestra </w:t>
-      </w:r>
-      <w:r>
-        <w:rPr>
-          <w:b/>
-          <w:bCs/>
-        </w:rPr>
-        <w:t>"Finish"</w:t>
-      </w:r>
-      <w:r>
-        <w:rPr>
-          <w:vertAlign w:val="superscript"/>
-        </w:rPr>
-        <w:t>6262</w:t>
-      </w:r>
-      <w:r>
-        <w:t>:</w:t>
-      </w:r>
-    </w:p>
-    <w:p>
-      <w:pPr>
-        <w:numPr>
-          <w:ilvl w:val="1"/>
-          <w:numId w:val="12"/>
-        </w:numPr>
-      </w:pPr>
-      <w:r>
-        <w:rPr>
-          <w:b/>
-          <w:bCs/>
-        </w:rPr>
-        <w:t>YES (1):</w:t>
-      </w:r>
-      <w:r>
-        <w:t xml:space="preserve"> Ti permette di rieffettuare l'operazione di clustering</w:t>
-      </w:r>
-      <w:r>
-        <w:rPr>
-          <w:vertAlign w:val="superscript"/>
-        </w:rPr>
-        <w:t>6363</w:t>
-      </w:r>
-      <w:r>
-        <w:t>.</w:t>
-      </w:r>
-    </w:p>
-    <w:p>
-      <w:pPr>
-        <w:numPr>
-          <w:ilvl w:val="1"/>
-          <w:numId w:val="12"/>
-        </w:numPr>
-      </w:pPr>
-      <w:r>
-        <w:rPr>
-          <w:b/>
-          <w:bCs/>
-        </w:rPr>
-        <w:t>NO (2):</w:t>
-      </w:r>
-      <w:r>
-        <w:t xml:space="preserve"> Ti porta a una seconda finestra di dialogo, </w:t>
-      </w:r>
-      <w:r>
-        <w:rPr>
-          <w:b/>
-          <w:bCs/>
-        </w:rPr>
-        <w:t>"Exit"</w:t>
-      </w:r>
-      <w:r>
-        <w:rPr>
-          <w:vertAlign w:val="superscript"/>
-        </w:rPr>
-        <w:t>646464</w:t>
-      </w:r>
-      <w:r>
-        <w:t>.</w:t>
-      </w:r>
-    </w:p>
-    <w:p>
-      <w:pPr>
-        <w:numPr>
-          <w:ilvl w:val="0"/>
-          <w:numId w:val="12"/>
-        </w:numPr>
-      </w:pPr>
-      <w:r>
-        <w:rPr>
-          <w:b/>
-          <w:bCs/>
-        </w:rPr>
-        <w:t>Finestra "Exit":</w:t>
-      </w:r>
-    </w:p>
-    <w:p>
-      <w:pPr>
-        <w:numPr>
-          <w:ilvl w:val="1"/>
-          <w:numId w:val="12"/>
-        </w:numPr>
-      </w:pPr>
-      <w:r>
-        <w:rPr>
-          <w:b/>
-          <w:bCs/>
-        </w:rPr>
-        <w:t>NO (3):</w:t>
-      </w:r>
-      <w:r>
-        <w:t xml:space="preserve"> Ti riporta alla schermata iniziale di connessione (dove inserire l'IP)</w:t>
-      </w:r>
-      <w:r>
-        <w:rPr>
-          <w:vertAlign w:val="superscript"/>
-        </w:rPr>
-        <w:t>65</w:t>
-      </w:r>
-      <w:r>
-        <w:t>.</w:t>
-      </w:r>
-    </w:p>
-    <w:p>
-      <w:pPr>
-        <w:numPr>
-          <w:ilvl w:val="1"/>
-          <w:numId w:val="12"/>
-        </w:numPr>
-      </w:pPr>
-      <w:r>
-        <w:rPr>
-          <w:b/>
-          <w:bCs/>
-        </w:rPr>
-        <w:t>YES (4):</w:t>
-      </w:r>
-      <w:r>
-        <w:t xml:space="preserve"> Ti riporta alla schermata di scelta dell'operazione (LOAD CLUSTERS FROM FILE / LOAD DATA FROM DB)</w:t>
-      </w:r>
-      <w:r>
-        <w:rPr>
-          <w:vertAlign w:val="superscript"/>
-        </w:rPr>
-        <w:t>66</w:t>
-      </w:r>
-      <w:r>
-        <w:t>.</w:t>
-      </w:r>
-    </w:p>
-    <w:p>
-      <w:r>
-        <w:pict w14:anchorId="7581C3B4">
-          <v:rect id="_x0000_i1045" style="width:0;height:1.5pt" o:hralign="center" o:hrstd="t" o:hr="t" fillcolor="#a0a0a0" stroked="f"/>
-        </w:pict>
-      </w:r>
-    </w:p>
-    <w:p>
-      <w:pPr>
-        <w:rPr>
-          <w:b/>
-          <w:bCs/>
-        </w:rPr>
-      </w:pPr>
-      <w:r>
-        <w:rPr>
-          <w:rFonts w:ascii="Segoe UI Emoji" w:hAnsi="Segoe UI Emoji" w:cs="Segoe UI Emoji"/>
-          <w:b/>
-          <w:bCs/>
-        </w:rPr>
-        <w:t>⚠️</w:t>
-      </w:r>
-      <w:r>
-        <w:rPr>
-          <w:b/>
-          <w:bCs/>
-        </w:rPr>
-        <w:t xml:space="preserve"> Avvertenze e Note</w:t>
-      </w:r>
-    </w:p>
-    <w:p>
-      <w:pPr>
-        <w:numPr>
-          <w:ilvl w:val="0"/>
-          <w:numId w:val="13"/>
-        </w:numPr>
-      </w:pPr>
-      <w:r>
-        <w:rPr>
-          <w:b/>
-          <w:bCs/>
-        </w:rPr>
-        <w:t>FIREWALL:</w:t>
-      </w:r>
-      <w:r>
-        <w:t xml:space="preserve"> Assicurati che il Firewall del Server (PC su cui gira server.bat) non blocchi la connessione in entrata, specialmente al momento della connessione dall'app Android. Eventualmente, disabilitalo temporaneamente</w:t>
-      </w:r>
-      <w:r>
-        <w:rPr>
-          <w:vertAlign w:val="superscript"/>
-        </w:rPr>
-        <w:t>67</w:t>
-      </w:r>
-      <w:r>
-        <w:t>.</w:t>
-      </w:r>
-    </w:p>
-    <w:p>
-      <w:pPr>
-        <w:numPr>
-          <w:ilvl w:val="0"/>
-          <w:numId w:val="13"/>
-        </w:numPr>
-      </w:pPr>
-      <w:r>
-        <w:rPr>
-          <w:b/>
-          <w:bCs/>
-        </w:rPr>
-        <w:t>ESTENSIONE FILE:</w:t>
-      </w:r>
-      <w:r>
-        <w:t xml:space="preserve"> I file di cluster salvati hanno estensione .</w:t>
-      </w:r>
-      <w:proofErr w:type="spellStart"/>
-      <w:r>
-        <w:t>dmp</w:t>
-      </w:r>
-      <w:proofErr w:type="spellEnd"/>
-      <w:r>
-        <w:t>, ma è possibile utilizzare anche altre estensioni, come .txt</w:t>
-      </w:r>
-      <w:r>
-        <w:rPr>
-          <w:vertAlign w:val="superscript"/>
-        </w:rPr>
-        <w:t>68</w:t>
-      </w:r>
-      <w:r>
-        <w:t>.</w:t>
-      </w:r>
-    </w:p>
-    <w:p>
-      <w:pPr>
-        <w:numPr>
-          <w:ilvl w:val="0"/>
-          <w:numId w:val="13"/>
-        </w:numPr>
-      </w:pPr>
-      <w:r>
-        <w:rPr>
-          <w:b/>
-          <w:bCs/>
-        </w:rPr>
-        <w:t>DOCUMENTAZIONE:</w:t>
-      </w:r>
-      <w:r>
-        <w:t xml:space="preserve"> I </w:t>
-      </w:r>
-      <w:proofErr w:type="spellStart"/>
-      <w:r>
-        <w:t>Javadoc</w:t>
-      </w:r>
-      <w:proofErr w:type="spellEnd"/>
-      <w:r>
-        <w:t xml:space="preserve"> per il codice sono disponibili nelle seguenti cartelle</w:t>
-      </w:r>
-      <w:r>
-        <w:rPr>
-          <w:vertAlign w:val="superscript"/>
-        </w:rPr>
-        <w:t>69</w:t>
-      </w:r>
-      <w:r>
-        <w:t>:</w:t>
-      </w:r>
-    </w:p>
-    <w:p>
-      <w:pPr>
-        <w:numPr>
-          <w:ilvl w:val="1"/>
-          <w:numId w:val="13"/>
-        </w:numPr>
-      </w:pPr>
-      <w:r>
-        <w:t>Client: /</w:t>
-      </w:r>
-      <w:proofErr w:type="spellStart"/>
-      <w:r>
-        <w:t>codice_con_javadoc</w:t>
-      </w:r>
-      <w:proofErr w:type="spellEnd"/>
-      <w:r>
-        <w:t xml:space="preserve">/client/doc/ </w:t>
-      </w:r>
-      <w:r>
-        <w:rPr>
-          <w:vertAlign w:val="superscript"/>
-        </w:rPr>
-        <w:t>70</w:t>
-      </w:r>
-    </w:p>
-    <w:p>
-      <w:pPr>
-        <w:numPr>
-          <w:ilvl w:val="1"/>
-          <w:numId w:val="13"/>
-        </w:numPr>
-      </w:pPr>
-      <w:r>
-        <w:t>Server: /</w:t>
-      </w:r>
-      <w:proofErr w:type="spellStart"/>
-      <w:r>
-        <w:t>codice_con_javadoc</w:t>
-      </w:r>
-      <w:proofErr w:type="spellEnd"/>
-      <w:r>
-        <w:t xml:space="preserve">/server/doc/ </w:t>
-      </w:r>
-      <w:r>
-        <w:rPr>
-          <w:vertAlign w:val="superscript"/>
-        </w:rPr>
-        <w:t>71</w:t>
-      </w:r>
-    </w:p>
-    <w:p>
-      <w:pPr>
-        <w:rPr>
-          <w:b/>
-          <w:bCs/>
-        </w:rPr>
-      </w:pPr>
-      <w:r>
-        <w:rPr>
-          <w:rFonts w:ascii="Segoe UI Emoji" w:hAnsi="Segoe UI Emoji" w:cs="Segoe UI Emoji"/>
-          <w:b/>
-          <w:bCs/>
-        </w:rPr>
-        <w:t>🧑</w:t>
-      </w:r>
-      <w:r>
-        <w:rPr>
-          <w:b/>
-          <w:bCs/>
-        </w:rPr>
-        <w:t>‍</w:t>
-      </w:r>
-      <w:r>
-        <w:rPr>
-          <w:rFonts w:ascii="Segoe UI Emoji" w:hAnsi="Segoe UI Emoji" w:cs="Segoe UI Emoji"/>
-          <w:b/>
-          <w:bCs/>
-        </w:rPr>
-        <w:t>💻</w:t>
-      </w:r>
-      <w:r>
-        <w:rPr>
-          <w:b/>
-          <w:bCs/>
-        </w:rPr>
-        <w:t xml:space="preserve"> Autori</w:t>
-      </w:r>
-    </w:p>
-    <w:p>
-      <w:pPr>
-        <w:numPr>
-          <w:ilvl w:val="0"/>
-          <w:numId w:val="14"/>
-        </w:numPr>
-      </w:pPr>
-      <w:r>
-        <w:t xml:space="preserve">Antonacci Michele </w:t>
-      </w:r>
-      <w:r>
-        <w:rPr>
-          <w:vertAlign w:val="superscript"/>
-        </w:rPr>
-        <w:t>72</w:t>
-      </w:r>
-    </w:p>
-    <w:p>
-      <w:pPr>
-        <w:numPr>
-          <w:ilvl w:val="0"/>
-          <w:numId w:val="14"/>
-        </w:numPr>
-      </w:pPr>
-      <w:r>
-        <w:t xml:space="preserve">Belvedere Vincenzo </w:t>
-      </w:r>
-      <w:r>
-        <w:rPr>
-          <w:vertAlign w:val="superscript"/>
-        </w:rPr>
-        <w:t>73</w:t>
-      </w:r>
-    </w:p>
-    <w:p>
-      <w:pPr>
-        <w:numPr>
-          <w:ilvl w:val="0"/>
-          <w:numId w:val="14"/>
-        </w:numPr>
-      </w:pPr>
-      <w:r>
-        <w:t xml:space="preserve">Leone Marco </w:t>
-      </w:r>
-      <w:r>
-        <w:rPr>
-          <w:vertAlign w:val="superscript"/>
-        </w:rPr>
-        <w:t>74</w:t>
       </w:r>
     </w:p>
     <w:p/>
@@ -2473,6 +3615,353 @@
 <file path=word/numbering.xml><?xml version="1.0" encoding="utf-8"?>
 <w:numbering xmlns:wpc="http://schemas.microsoft.com/office/word/2010/wordprocessingCanvas" xmlns:cx="http://schemas.microsoft.com/office/drawing/2014/chartex" xmlns:cx1="http://schemas.microsoft.com/office/drawing/2015/9/8/chartex" xmlns:cx2="http://schemas.microsoft.com/office/drawing/2015/10/21/chartex" xmlns:cx3="http://schemas.microsoft.com/office/drawing/2016/5/9/chartex" xmlns:cx4="http://schemas.microsoft.com/office/drawing/2016/5/10/chartex" xmlns:cx5="http://schemas.microsoft.com/office/drawing/2016/5/11/chartex" xmlns:cx6="http://schemas.microsoft.com/office/drawing/2016/5/12/chartex" xmlns:cx7="http://schemas.microsoft.com/office/drawing/2016/5/13/chartex" xmlns:cx8="http://schemas.microsoft.com/office/drawing/2016/5/14/chartex" xmlns:mc="http://schemas.openxmlformats.org/markup-compatibility/2006" xmlns:aink="http://schemas.microsoft.com/office/drawing/2016/ink" xmlns:am3d="http://schemas.microsoft.com/office/drawing/2017/model3d" xmlns:o="urn:schemas-microsoft-com:office:office" xmlns:oel="http://schemas.microsoft.com/office/2019/extlst" xmlns:r="http://schemas.openxmlformats.org/officeDocument/2006/relationships" xmlns:m="http://schemas.openxmlformats.org/officeDocument/2006/math" xmlns:v="urn:schemas-microsoft-com:vml" xmlns:wp14="http://schemas.microsoft.com/office/word/2010/wordprocessingDrawing" xmlns:wp="http://schemas.openxmlformats.org/drawingml/2006/wordprocessingDrawing" xmlns:w10="urn:schemas-microsoft-com:office:word" xmlns:w="http://schemas.openxmlformats.org/wordprocessingml/2006/main" xmlns:w14="http://schemas.microsoft.com/office/word/2010/wordml" xmlns:w15="http://schemas.microsoft.com/office/word/2012/wordml" xmlns:w16cex="http://schemas.microsoft.com/office/word/2018/wordml/cex" xmlns:w16cid="http://schemas.microsoft.com/office/word/2016/wordml/cid" xmlns:w16="http://schemas.microsoft.com/office/word/2018/wordml" xmlns:w16du="http://schemas.microsoft.com/office/word/2023/wordml/word16du" xmlns:w16sdtdh="http://schemas.microsoft.com/office/word/2020/wordml/sdtdatahash" xmlns:w16sdtfl="http://schemas.microsoft.com/office/word/2024/wordml/sdtformatlock" xmlns:w16se="http://schemas.microsoft.com/office/word/2015/wordml/symex" xmlns:wpg="http://schemas.microsoft.com/office/word/2010/wordprocessingGroup" xmlns:wpi="http://schemas.microsoft.com/office/word/2010/wordprocessingInk" xmlns:wne="http://schemas.microsoft.com/office/word/2006/wordml" xmlns:wps="http://schemas.microsoft.com/office/word/2010/wordprocessingShape" mc:Ignorable="w14 w15 w16se w16cid w16 w16cex w16sdtdh w16sdtfl w16du wp14">
   <w:abstractNum w:abstractNumId="0" w15:restartNumberingAfterBreak="0">
+    <w:nsid w:val="11342C56"/>
+    <w:multiLevelType w:val="multilevel"/>
+    <w:tmpl w:val="3BE63F76"/>
+    <w:lvl w:ilvl="0">
+      <w:start w:val="1"/>
+      <w:numFmt w:val="decimal"/>
+      <w:lvlText w:val="%1."/>
+      <w:lvlJc w:val="left"/>
+      <w:pPr>
+        <w:tabs>
+          <w:tab w:val="num" w:pos="720"/>
+        </w:tabs>
+        <w:ind w:left="720" w:hanging="360"/>
+      </w:pPr>
+    </w:lvl>
+    <w:lvl w:ilvl="1" w:tentative="1">
+      <w:start w:val="1"/>
+      <w:numFmt w:val="decimal"/>
+      <w:lvlText w:val="%2."/>
+      <w:lvlJc w:val="left"/>
+      <w:pPr>
+        <w:tabs>
+          <w:tab w:val="num" w:pos="1440"/>
+        </w:tabs>
+        <w:ind w:left="1440" w:hanging="360"/>
+      </w:pPr>
+    </w:lvl>
+    <w:lvl w:ilvl="2" w:tentative="1">
+      <w:start w:val="1"/>
+      <w:numFmt w:val="decimal"/>
+      <w:lvlText w:val="%3."/>
+      <w:lvlJc w:val="left"/>
+      <w:pPr>
+        <w:tabs>
+          <w:tab w:val="num" w:pos="2160"/>
+        </w:tabs>
+        <w:ind w:left="2160" w:hanging="360"/>
+      </w:pPr>
+    </w:lvl>
+    <w:lvl w:ilvl="3" w:tentative="1">
+      <w:start w:val="1"/>
+      <w:numFmt w:val="decimal"/>
+      <w:lvlText w:val="%4."/>
+      <w:lvlJc w:val="left"/>
+      <w:pPr>
+        <w:tabs>
+          <w:tab w:val="num" w:pos="2880"/>
+        </w:tabs>
+        <w:ind w:left="2880" w:hanging="360"/>
+      </w:pPr>
+    </w:lvl>
+    <w:lvl w:ilvl="4" w:tentative="1">
+      <w:start w:val="1"/>
+      <w:numFmt w:val="decimal"/>
+      <w:lvlText w:val="%5."/>
+      <w:lvlJc w:val="left"/>
+      <w:pPr>
+        <w:tabs>
+          <w:tab w:val="num" w:pos="3600"/>
+        </w:tabs>
+        <w:ind w:left="3600" w:hanging="360"/>
+      </w:pPr>
+    </w:lvl>
+    <w:lvl w:ilvl="5" w:tentative="1">
+      <w:start w:val="1"/>
+      <w:numFmt w:val="decimal"/>
+      <w:lvlText w:val="%6."/>
+      <w:lvlJc w:val="left"/>
+      <w:pPr>
+        <w:tabs>
+          <w:tab w:val="num" w:pos="4320"/>
+        </w:tabs>
+        <w:ind w:left="4320" w:hanging="360"/>
+      </w:pPr>
+    </w:lvl>
+    <w:lvl w:ilvl="6" w:tentative="1">
+      <w:start w:val="1"/>
+      <w:numFmt w:val="decimal"/>
+      <w:lvlText w:val="%7."/>
+      <w:lvlJc w:val="left"/>
+      <w:pPr>
+        <w:tabs>
+          <w:tab w:val="num" w:pos="5040"/>
+        </w:tabs>
+        <w:ind w:left="5040" w:hanging="360"/>
+      </w:pPr>
+    </w:lvl>
+    <w:lvl w:ilvl="7" w:tentative="1">
+      <w:start w:val="1"/>
+      <w:numFmt w:val="decimal"/>
+      <w:lvlText w:val="%8."/>
+      <w:lvlJc w:val="left"/>
+      <w:pPr>
+        <w:tabs>
+          <w:tab w:val="num" w:pos="5760"/>
+        </w:tabs>
+        <w:ind w:left="5760" w:hanging="360"/>
+      </w:pPr>
+    </w:lvl>
+    <w:lvl w:ilvl="8" w:tentative="1">
+      <w:start w:val="1"/>
+      <w:numFmt w:val="decimal"/>
+      <w:lvlText w:val="%9."/>
+      <w:lvlJc w:val="left"/>
+      <w:pPr>
+        <w:tabs>
+          <w:tab w:val="num" w:pos="6480"/>
+        </w:tabs>
+        <w:ind w:left="6480" w:hanging="360"/>
+      </w:pPr>
+    </w:lvl>
+  </w:abstractNum>
+  <w:abstractNum w:abstractNumId="1" w15:restartNumberingAfterBreak="0">
+    <w:nsid w:val="14A365F2"/>
+    <w:multiLevelType w:val="multilevel"/>
+    <w:tmpl w:val="66704CBA"/>
+    <w:lvl w:ilvl="0">
+      <w:start w:val="1"/>
+      <w:numFmt w:val="decimal"/>
+      <w:lvlText w:val="%1."/>
+      <w:lvlJc w:val="left"/>
+      <w:pPr>
+        <w:tabs>
+          <w:tab w:val="num" w:pos="720"/>
+        </w:tabs>
+        <w:ind w:left="720" w:hanging="360"/>
+      </w:pPr>
+    </w:lvl>
+    <w:lvl w:ilvl="1">
+      <w:start w:val="1"/>
+      <w:numFmt w:val="bullet"/>
+      <w:lvlText w:val="o"/>
+      <w:lvlJc w:val="left"/>
+      <w:pPr>
+        <w:tabs>
+          <w:tab w:val="num" w:pos="1440"/>
+        </w:tabs>
+        <w:ind w:left="1440" w:hanging="360"/>
+      </w:pPr>
+      <w:rPr>
+        <w:rFonts w:ascii="Courier New" w:hAnsi="Courier New" w:hint="default"/>
+        <w:sz w:val="20"/>
+      </w:rPr>
+    </w:lvl>
+    <w:lvl w:ilvl="2" w:tentative="1">
+      <w:start w:val="1"/>
+      <w:numFmt w:val="decimal"/>
+      <w:lvlText w:val="%3."/>
+      <w:lvlJc w:val="left"/>
+      <w:pPr>
+        <w:tabs>
+          <w:tab w:val="num" w:pos="2160"/>
+        </w:tabs>
+        <w:ind w:left="2160" w:hanging="360"/>
+      </w:pPr>
+    </w:lvl>
+    <w:lvl w:ilvl="3" w:tentative="1">
+      <w:start w:val="1"/>
+      <w:numFmt w:val="decimal"/>
+      <w:lvlText w:val="%4."/>
+      <w:lvlJc w:val="left"/>
+      <w:pPr>
+        <w:tabs>
+          <w:tab w:val="num" w:pos="2880"/>
+        </w:tabs>
+        <w:ind w:left="2880" w:hanging="360"/>
+      </w:pPr>
+    </w:lvl>
+    <w:lvl w:ilvl="4" w:tentative="1">
+      <w:start w:val="1"/>
+      <w:numFmt w:val="decimal"/>
+      <w:lvlText w:val="%5."/>
+      <w:lvlJc w:val="left"/>
+      <w:pPr>
+        <w:tabs>
+          <w:tab w:val="num" w:pos="3600"/>
+        </w:tabs>
+        <w:ind w:left="3600" w:hanging="360"/>
+      </w:pPr>
+    </w:lvl>
+    <w:lvl w:ilvl="5" w:tentative="1">
+      <w:start w:val="1"/>
+      <w:numFmt w:val="decimal"/>
+      <w:lvlText w:val="%6."/>
+      <w:lvlJc w:val="left"/>
+      <w:pPr>
+        <w:tabs>
+          <w:tab w:val="num" w:pos="4320"/>
+        </w:tabs>
+        <w:ind w:left="4320" w:hanging="360"/>
+      </w:pPr>
+    </w:lvl>
+    <w:lvl w:ilvl="6" w:tentative="1">
+      <w:start w:val="1"/>
+      <w:numFmt w:val="decimal"/>
+      <w:lvlText w:val="%7."/>
+      <w:lvlJc w:val="left"/>
+      <w:pPr>
+        <w:tabs>
+          <w:tab w:val="num" w:pos="5040"/>
+        </w:tabs>
+        <w:ind w:left="5040" w:hanging="360"/>
+      </w:pPr>
+    </w:lvl>
+    <w:lvl w:ilvl="7" w:tentative="1">
+      <w:start w:val="1"/>
+      <w:numFmt w:val="decimal"/>
+      <w:lvlText w:val="%8."/>
+      <w:lvlJc w:val="left"/>
+      <w:pPr>
+        <w:tabs>
+          <w:tab w:val="num" w:pos="5760"/>
+        </w:tabs>
+        <w:ind w:left="5760" w:hanging="360"/>
+      </w:pPr>
+    </w:lvl>
+    <w:lvl w:ilvl="8" w:tentative="1">
+      <w:start w:val="1"/>
+      <w:numFmt w:val="decimal"/>
+      <w:lvlText w:val="%9."/>
+      <w:lvlJc w:val="left"/>
+      <w:pPr>
+        <w:tabs>
+          <w:tab w:val="num" w:pos="6480"/>
+        </w:tabs>
+        <w:ind w:left="6480" w:hanging="360"/>
+      </w:pPr>
+    </w:lvl>
+  </w:abstractNum>
+  <w:abstractNum w:abstractNumId="2" w15:restartNumberingAfterBreak="0">
+    <w:nsid w:val="18815514"/>
+    <w:multiLevelType w:val="multilevel"/>
+    <w:tmpl w:val="74EE72F0"/>
+    <w:lvl w:ilvl="0">
+      <w:start w:val="1"/>
+      <w:numFmt w:val="decimal"/>
+      <w:lvlText w:val="%1."/>
+      <w:lvlJc w:val="left"/>
+      <w:pPr>
+        <w:tabs>
+          <w:tab w:val="num" w:pos="720"/>
+        </w:tabs>
+        <w:ind w:left="720" w:hanging="360"/>
+      </w:pPr>
+    </w:lvl>
+    <w:lvl w:ilvl="1">
+      <w:start w:val="1"/>
+      <w:numFmt w:val="bullet"/>
+      <w:lvlText w:val="o"/>
+      <w:lvlJc w:val="left"/>
+      <w:pPr>
+        <w:tabs>
+          <w:tab w:val="num" w:pos="1440"/>
+        </w:tabs>
+        <w:ind w:left="1440" w:hanging="360"/>
+      </w:pPr>
+      <w:rPr>
+        <w:rFonts w:ascii="Courier New" w:hAnsi="Courier New" w:hint="default"/>
+        <w:sz w:val="20"/>
+      </w:rPr>
+    </w:lvl>
+    <w:lvl w:ilvl="2" w:tentative="1">
+      <w:start w:val="1"/>
+      <w:numFmt w:val="decimal"/>
+      <w:lvlText w:val="%3."/>
+      <w:lvlJc w:val="left"/>
+      <w:pPr>
+        <w:tabs>
+          <w:tab w:val="num" w:pos="2160"/>
+        </w:tabs>
+        <w:ind w:left="2160" w:hanging="360"/>
+      </w:pPr>
+    </w:lvl>
+    <w:lvl w:ilvl="3" w:tentative="1">
+      <w:start w:val="1"/>
+      <w:numFmt w:val="decimal"/>
+      <w:lvlText w:val="%4."/>
+      <w:lvlJc w:val="left"/>
+      <w:pPr>
+        <w:tabs>
+          <w:tab w:val="num" w:pos="2880"/>
+        </w:tabs>
+        <w:ind w:left="2880" w:hanging="360"/>
+      </w:pPr>
+    </w:lvl>
+    <w:lvl w:ilvl="4" w:tentative="1">
+      <w:start w:val="1"/>
+      <w:numFmt w:val="decimal"/>
+      <w:lvlText w:val="%5."/>
+      <w:lvlJc w:val="left"/>
+      <w:pPr>
+        <w:tabs>
+          <w:tab w:val="num" w:pos="3600"/>
+        </w:tabs>
+        <w:ind w:left="3600" w:hanging="360"/>
+      </w:pPr>
+    </w:lvl>
+    <w:lvl w:ilvl="5" w:tentative="1">
+      <w:start w:val="1"/>
+      <w:numFmt w:val="decimal"/>
+      <w:lvlText w:val="%6."/>
+      <w:lvlJc w:val="left"/>
+      <w:pPr>
+        <w:tabs>
+          <w:tab w:val="num" w:pos="4320"/>
+        </w:tabs>
+        <w:ind w:left="4320" w:hanging="360"/>
+      </w:pPr>
+    </w:lvl>
+    <w:lvl w:ilvl="6" w:tentative="1">
+      <w:start w:val="1"/>
+      <w:numFmt w:val="decimal"/>
+      <w:lvlText w:val="%7."/>
+      <w:lvlJc w:val="left"/>
+      <w:pPr>
+        <w:tabs>
+          <w:tab w:val="num" w:pos="5040"/>
+        </w:tabs>
+        <w:ind w:left="5040" w:hanging="360"/>
+      </w:pPr>
+    </w:lvl>
+    <w:lvl w:ilvl="7" w:tentative="1">
+      <w:start w:val="1"/>
+      <w:numFmt w:val="decimal"/>
+      <w:lvlText w:val="%8."/>
+      <w:lvlJc w:val="left"/>
+      <w:pPr>
+        <w:tabs>
+          <w:tab w:val="num" w:pos="5760"/>
+        </w:tabs>
+        <w:ind w:left="5760" w:hanging="360"/>
+      </w:pPr>
+    </w:lvl>
+    <w:lvl w:ilvl="8" w:tentative="1">
+      <w:start w:val="1"/>
+      <w:numFmt w:val="decimal"/>
+      <w:lvlText w:val="%9."/>
+      <w:lvlJc w:val="left"/>
+      <w:pPr>
+        <w:tabs>
+          <w:tab w:val="num" w:pos="6480"/>
+        </w:tabs>
+        <w:ind w:left="6480" w:hanging="360"/>
+      </w:pPr>
+    </w:lvl>
+  </w:abstractNum>
+  <w:abstractNum w:abstractNumId="3" w15:restartNumberingAfterBreak="0">
     <w:nsid w:val="1D4A57C5"/>
     <w:multiLevelType w:val="multilevel"/>
     <w:tmpl w:val="E800E9C8"/>
@@ -2621,7 +4110,7 @@
       </w:rPr>
     </w:lvl>
   </w:abstractNum>
-  <w:abstractNum w:abstractNumId="1" w15:restartNumberingAfterBreak="0">
+  <w:abstractNum w:abstractNumId="4" w15:restartNumberingAfterBreak="0">
     <w:nsid w:val="205D3958"/>
     <w:multiLevelType w:val="multilevel"/>
     <w:tmpl w:val="22B00234"/>
@@ -2770,7 +4259,7 @@
       </w:rPr>
     </w:lvl>
   </w:abstractNum>
-  <w:abstractNum w:abstractNumId="2" w15:restartNumberingAfterBreak="0">
+  <w:abstractNum w:abstractNumId="5" w15:restartNumberingAfterBreak="0">
     <w:nsid w:val="2292632C"/>
     <w:multiLevelType w:val="multilevel"/>
     <w:tmpl w:val="BB80ADF4"/>
@@ -2919,7 +4408,7 @@
       </w:rPr>
     </w:lvl>
   </w:abstractNum>
-  <w:abstractNum w:abstractNumId="3" w15:restartNumberingAfterBreak="0">
+  <w:abstractNum w:abstractNumId="6" w15:restartNumberingAfterBreak="0">
     <w:nsid w:val="23E36CDF"/>
     <w:multiLevelType w:val="multilevel"/>
     <w:tmpl w:val="D6EE251C"/>
@@ -3032,7 +4521,7 @@
       </w:pPr>
     </w:lvl>
   </w:abstractNum>
-  <w:abstractNum w:abstractNumId="4" w15:restartNumberingAfterBreak="0">
+  <w:abstractNum w:abstractNumId="7" w15:restartNumberingAfterBreak="0">
     <w:nsid w:val="3302160B"/>
     <w:multiLevelType w:val="multilevel"/>
     <w:tmpl w:val="90A22C24"/>
@@ -3181,7 +4670,124 @@
       </w:rPr>
     </w:lvl>
   </w:abstractNum>
-  <w:abstractNum w:abstractNumId="5" w15:restartNumberingAfterBreak="0">
+  <w:abstractNum w:abstractNumId="8" w15:restartNumberingAfterBreak="0">
+    <w:nsid w:val="34C70468"/>
+    <w:multiLevelType w:val="multilevel"/>
+    <w:tmpl w:val="93721B68"/>
+    <w:lvl w:ilvl="0">
+      <w:start w:val="1"/>
+      <w:numFmt w:val="decimal"/>
+      <w:lvlText w:val="%1."/>
+      <w:lvlJc w:val="left"/>
+      <w:pPr>
+        <w:tabs>
+          <w:tab w:val="num" w:pos="720"/>
+        </w:tabs>
+        <w:ind w:left="720" w:hanging="360"/>
+      </w:pPr>
+    </w:lvl>
+    <w:lvl w:ilvl="1">
+      <w:start w:val="1"/>
+      <w:numFmt w:val="bullet"/>
+      <w:lvlText w:val="o"/>
+      <w:lvlJc w:val="left"/>
+      <w:pPr>
+        <w:tabs>
+          <w:tab w:val="num" w:pos="1440"/>
+        </w:tabs>
+        <w:ind w:left="1440" w:hanging="360"/>
+      </w:pPr>
+      <w:rPr>
+        <w:rFonts w:ascii="Courier New" w:hAnsi="Courier New" w:hint="default"/>
+        <w:sz w:val="20"/>
+      </w:rPr>
+    </w:lvl>
+    <w:lvl w:ilvl="2" w:tentative="1">
+      <w:start w:val="1"/>
+      <w:numFmt w:val="decimal"/>
+      <w:lvlText w:val="%3."/>
+      <w:lvlJc w:val="left"/>
+      <w:pPr>
+        <w:tabs>
+          <w:tab w:val="num" w:pos="2160"/>
+        </w:tabs>
+        <w:ind w:left="2160" w:hanging="360"/>
+      </w:pPr>
+    </w:lvl>
+    <w:lvl w:ilvl="3" w:tentative="1">
+      <w:start w:val="1"/>
+      <w:numFmt w:val="decimal"/>
+      <w:lvlText w:val="%4."/>
+      <w:lvlJc w:val="left"/>
+      <w:pPr>
+        <w:tabs>
+          <w:tab w:val="num" w:pos="2880"/>
+        </w:tabs>
+        <w:ind w:left="2880" w:hanging="360"/>
+      </w:pPr>
+    </w:lvl>
+    <w:lvl w:ilvl="4" w:tentative="1">
+      <w:start w:val="1"/>
+      <w:numFmt w:val="decimal"/>
+      <w:lvlText w:val="%5."/>
+      <w:lvlJc w:val="left"/>
+      <w:pPr>
+        <w:tabs>
+          <w:tab w:val="num" w:pos="3600"/>
+        </w:tabs>
+        <w:ind w:left="3600" w:hanging="360"/>
+      </w:pPr>
+    </w:lvl>
+    <w:lvl w:ilvl="5" w:tentative="1">
+      <w:start w:val="1"/>
+      <w:numFmt w:val="decimal"/>
+      <w:lvlText w:val="%6."/>
+      <w:lvlJc w:val="left"/>
+      <w:pPr>
+        <w:tabs>
+          <w:tab w:val="num" w:pos="4320"/>
+        </w:tabs>
+        <w:ind w:left="4320" w:hanging="360"/>
+      </w:pPr>
+    </w:lvl>
+    <w:lvl w:ilvl="6" w:tentative="1">
+      <w:start w:val="1"/>
+      <w:numFmt w:val="decimal"/>
+      <w:lvlText w:val="%7."/>
+      <w:lvlJc w:val="left"/>
+      <w:pPr>
+        <w:tabs>
+          <w:tab w:val="num" w:pos="5040"/>
+        </w:tabs>
+        <w:ind w:left="5040" w:hanging="360"/>
+      </w:pPr>
+    </w:lvl>
+    <w:lvl w:ilvl="7" w:tentative="1">
+      <w:start w:val="1"/>
+      <w:numFmt w:val="decimal"/>
+      <w:lvlText w:val="%8."/>
+      <w:lvlJc w:val="left"/>
+      <w:pPr>
+        <w:tabs>
+          <w:tab w:val="num" w:pos="5760"/>
+        </w:tabs>
+        <w:ind w:left="5760" w:hanging="360"/>
+      </w:pPr>
+    </w:lvl>
+    <w:lvl w:ilvl="8" w:tentative="1">
+      <w:start w:val="1"/>
+      <w:numFmt w:val="decimal"/>
+      <w:lvlText w:val="%9."/>
+      <w:lvlJc w:val="left"/>
+      <w:pPr>
+        <w:tabs>
+          <w:tab w:val="num" w:pos="6480"/>
+        </w:tabs>
+        <w:ind w:left="6480" w:hanging="360"/>
+      </w:pPr>
+    </w:lvl>
+  </w:abstractNum>
+  <w:abstractNum w:abstractNumId="9" w15:restartNumberingAfterBreak="0">
     <w:nsid w:val="365F2B7D"/>
     <w:multiLevelType w:val="multilevel"/>
     <w:tmpl w:val="12D842F6"/>
@@ -3330,7 +4936,680 @@
       </w:rPr>
     </w:lvl>
   </w:abstractNum>
-  <w:abstractNum w:abstractNumId="6" w15:restartNumberingAfterBreak="0">
+  <w:abstractNum w:abstractNumId="10" w15:restartNumberingAfterBreak="0">
+    <w:nsid w:val="44F34E13"/>
+    <w:multiLevelType w:val="multilevel"/>
+    <w:tmpl w:val="D3DC2E3E"/>
+    <w:lvl w:ilvl="0">
+      <w:start w:val="1"/>
+      <w:numFmt w:val="bullet"/>
+      <w:lvlText w:val=""/>
+      <w:lvlJc w:val="left"/>
+      <w:pPr>
+        <w:tabs>
+          <w:tab w:val="num" w:pos="720"/>
+        </w:tabs>
+        <w:ind w:left="720" w:hanging="360"/>
+      </w:pPr>
+      <w:rPr>
+        <w:rFonts w:ascii="Symbol" w:hAnsi="Symbol" w:hint="default"/>
+        <w:sz w:val="20"/>
+      </w:rPr>
+    </w:lvl>
+    <w:lvl w:ilvl="1" w:tentative="1">
+      <w:start w:val="1"/>
+      <w:numFmt w:val="bullet"/>
+      <w:lvlText w:val="o"/>
+      <w:lvlJc w:val="left"/>
+      <w:pPr>
+        <w:tabs>
+          <w:tab w:val="num" w:pos="1440"/>
+        </w:tabs>
+        <w:ind w:left="1440" w:hanging="360"/>
+      </w:pPr>
+      <w:rPr>
+        <w:rFonts w:ascii="Courier New" w:hAnsi="Courier New" w:hint="default"/>
+        <w:sz w:val="20"/>
+      </w:rPr>
+    </w:lvl>
+    <w:lvl w:ilvl="2" w:tentative="1">
+      <w:start w:val="1"/>
+      <w:numFmt w:val="bullet"/>
+      <w:lvlText w:val=""/>
+      <w:lvlJc w:val="left"/>
+      <w:pPr>
+        <w:tabs>
+          <w:tab w:val="num" w:pos="2160"/>
+        </w:tabs>
+        <w:ind w:left="2160" w:hanging="360"/>
+      </w:pPr>
+      <w:rPr>
+        <w:rFonts w:ascii="Wingdings" w:hAnsi="Wingdings" w:hint="default"/>
+        <w:sz w:val="20"/>
+      </w:rPr>
+    </w:lvl>
+    <w:lvl w:ilvl="3" w:tentative="1">
+      <w:start w:val="1"/>
+      <w:numFmt w:val="bullet"/>
+      <w:lvlText w:val=""/>
+      <w:lvlJc w:val="left"/>
+      <w:pPr>
+        <w:tabs>
+          <w:tab w:val="num" w:pos="2880"/>
+        </w:tabs>
+        <w:ind w:left="2880" w:hanging="360"/>
+      </w:pPr>
+      <w:rPr>
+        <w:rFonts w:ascii="Wingdings" w:hAnsi="Wingdings" w:hint="default"/>
+        <w:sz w:val="20"/>
+      </w:rPr>
+    </w:lvl>
+    <w:lvl w:ilvl="4" w:tentative="1">
+      <w:start w:val="1"/>
+      <w:numFmt w:val="bullet"/>
+      <w:lvlText w:val=""/>
+      <w:lvlJc w:val="left"/>
+      <w:pPr>
+        <w:tabs>
+          <w:tab w:val="num" w:pos="3600"/>
+        </w:tabs>
+        <w:ind w:left="3600" w:hanging="360"/>
+      </w:pPr>
+      <w:rPr>
+        <w:rFonts w:ascii="Wingdings" w:hAnsi="Wingdings" w:hint="default"/>
+        <w:sz w:val="20"/>
+      </w:rPr>
+    </w:lvl>
+    <w:lvl w:ilvl="5" w:tentative="1">
+      <w:start w:val="1"/>
+      <w:numFmt w:val="bullet"/>
+      <w:lvlText w:val=""/>
+      <w:lvlJc w:val="left"/>
+      <w:pPr>
+        <w:tabs>
+          <w:tab w:val="num" w:pos="4320"/>
+        </w:tabs>
+        <w:ind w:left="4320" w:hanging="360"/>
+      </w:pPr>
+      <w:rPr>
+        <w:rFonts w:ascii="Wingdings" w:hAnsi="Wingdings" w:hint="default"/>
+        <w:sz w:val="20"/>
+      </w:rPr>
+    </w:lvl>
+    <w:lvl w:ilvl="6" w:tentative="1">
+      <w:start w:val="1"/>
+      <w:numFmt w:val="bullet"/>
+      <w:lvlText w:val=""/>
+      <w:lvlJc w:val="left"/>
+      <w:pPr>
+        <w:tabs>
+          <w:tab w:val="num" w:pos="5040"/>
+        </w:tabs>
+        <w:ind w:left="5040" w:hanging="360"/>
+      </w:pPr>
+      <w:rPr>
+        <w:rFonts w:ascii="Wingdings" w:hAnsi="Wingdings" w:hint="default"/>
+        <w:sz w:val="20"/>
+      </w:rPr>
+    </w:lvl>
+    <w:lvl w:ilvl="7" w:tentative="1">
+      <w:start w:val="1"/>
+      <w:numFmt w:val="bullet"/>
+      <w:lvlText w:val=""/>
+      <w:lvlJc w:val="left"/>
+      <w:pPr>
+        <w:tabs>
+          <w:tab w:val="num" w:pos="5760"/>
+        </w:tabs>
+        <w:ind w:left="5760" w:hanging="360"/>
+      </w:pPr>
+      <w:rPr>
+        <w:rFonts w:ascii="Wingdings" w:hAnsi="Wingdings" w:hint="default"/>
+        <w:sz w:val="20"/>
+      </w:rPr>
+    </w:lvl>
+    <w:lvl w:ilvl="8" w:tentative="1">
+      <w:start w:val="1"/>
+      <w:numFmt w:val="bullet"/>
+      <w:lvlText w:val=""/>
+      <w:lvlJc w:val="left"/>
+      <w:pPr>
+        <w:tabs>
+          <w:tab w:val="num" w:pos="6480"/>
+        </w:tabs>
+        <w:ind w:left="6480" w:hanging="360"/>
+      </w:pPr>
+      <w:rPr>
+        <w:rFonts w:ascii="Wingdings" w:hAnsi="Wingdings" w:hint="default"/>
+        <w:sz w:val="20"/>
+      </w:rPr>
+    </w:lvl>
+  </w:abstractNum>
+  <w:abstractNum w:abstractNumId="11" w15:restartNumberingAfterBreak="0">
+    <w:nsid w:val="46A43EAE"/>
+    <w:multiLevelType w:val="multilevel"/>
+    <w:tmpl w:val="9742466C"/>
+    <w:lvl w:ilvl="0">
+      <w:start w:val="1"/>
+      <w:numFmt w:val="bullet"/>
+      <w:lvlText w:val=""/>
+      <w:lvlJc w:val="left"/>
+      <w:pPr>
+        <w:tabs>
+          <w:tab w:val="num" w:pos="720"/>
+        </w:tabs>
+        <w:ind w:left="720" w:hanging="360"/>
+      </w:pPr>
+      <w:rPr>
+        <w:rFonts w:ascii="Symbol" w:hAnsi="Symbol" w:hint="default"/>
+        <w:sz w:val="20"/>
+      </w:rPr>
+    </w:lvl>
+    <w:lvl w:ilvl="1" w:tentative="1">
+      <w:start w:val="1"/>
+      <w:numFmt w:val="bullet"/>
+      <w:lvlText w:val="o"/>
+      <w:lvlJc w:val="left"/>
+      <w:pPr>
+        <w:tabs>
+          <w:tab w:val="num" w:pos="1440"/>
+        </w:tabs>
+        <w:ind w:left="1440" w:hanging="360"/>
+      </w:pPr>
+      <w:rPr>
+        <w:rFonts w:ascii="Courier New" w:hAnsi="Courier New" w:hint="default"/>
+        <w:sz w:val="20"/>
+      </w:rPr>
+    </w:lvl>
+    <w:lvl w:ilvl="2" w:tentative="1">
+      <w:start w:val="1"/>
+      <w:numFmt w:val="bullet"/>
+      <w:lvlText w:val=""/>
+      <w:lvlJc w:val="left"/>
+      <w:pPr>
+        <w:tabs>
+          <w:tab w:val="num" w:pos="2160"/>
+        </w:tabs>
+        <w:ind w:left="2160" w:hanging="360"/>
+      </w:pPr>
+      <w:rPr>
+        <w:rFonts w:ascii="Wingdings" w:hAnsi="Wingdings" w:hint="default"/>
+        <w:sz w:val="20"/>
+      </w:rPr>
+    </w:lvl>
+    <w:lvl w:ilvl="3" w:tentative="1">
+      <w:start w:val="1"/>
+      <w:numFmt w:val="bullet"/>
+      <w:lvlText w:val=""/>
+      <w:lvlJc w:val="left"/>
+      <w:pPr>
+        <w:tabs>
+          <w:tab w:val="num" w:pos="2880"/>
+        </w:tabs>
+        <w:ind w:left="2880" w:hanging="360"/>
+      </w:pPr>
+      <w:rPr>
+        <w:rFonts w:ascii="Wingdings" w:hAnsi="Wingdings" w:hint="default"/>
+        <w:sz w:val="20"/>
+      </w:rPr>
+    </w:lvl>
+    <w:lvl w:ilvl="4" w:tentative="1">
+      <w:start w:val="1"/>
+      <w:numFmt w:val="bullet"/>
+      <w:lvlText w:val=""/>
+      <w:lvlJc w:val="left"/>
+      <w:pPr>
+        <w:tabs>
+          <w:tab w:val="num" w:pos="3600"/>
+        </w:tabs>
+        <w:ind w:left="3600" w:hanging="360"/>
+      </w:pPr>
+      <w:rPr>
+        <w:rFonts w:ascii="Wingdings" w:hAnsi="Wingdings" w:hint="default"/>
+        <w:sz w:val="20"/>
+      </w:rPr>
+    </w:lvl>
+    <w:lvl w:ilvl="5" w:tentative="1">
+      <w:start w:val="1"/>
+      <w:numFmt w:val="bullet"/>
+      <w:lvlText w:val=""/>
+      <w:lvlJc w:val="left"/>
+      <w:pPr>
+        <w:tabs>
+          <w:tab w:val="num" w:pos="4320"/>
+        </w:tabs>
+        <w:ind w:left="4320" w:hanging="360"/>
+      </w:pPr>
+      <w:rPr>
+        <w:rFonts w:ascii="Wingdings" w:hAnsi="Wingdings" w:hint="default"/>
+        <w:sz w:val="20"/>
+      </w:rPr>
+    </w:lvl>
+    <w:lvl w:ilvl="6" w:tentative="1">
+      <w:start w:val="1"/>
+      <w:numFmt w:val="bullet"/>
+      <w:lvlText w:val=""/>
+      <w:lvlJc w:val="left"/>
+      <w:pPr>
+        <w:tabs>
+          <w:tab w:val="num" w:pos="5040"/>
+        </w:tabs>
+        <w:ind w:left="5040" w:hanging="360"/>
+      </w:pPr>
+      <w:rPr>
+        <w:rFonts w:ascii="Wingdings" w:hAnsi="Wingdings" w:hint="default"/>
+        <w:sz w:val="20"/>
+      </w:rPr>
+    </w:lvl>
+    <w:lvl w:ilvl="7" w:tentative="1">
+      <w:start w:val="1"/>
+      <w:numFmt w:val="bullet"/>
+      <w:lvlText w:val=""/>
+      <w:lvlJc w:val="left"/>
+      <w:pPr>
+        <w:tabs>
+          <w:tab w:val="num" w:pos="5760"/>
+        </w:tabs>
+        <w:ind w:left="5760" w:hanging="360"/>
+      </w:pPr>
+      <w:rPr>
+        <w:rFonts w:ascii="Wingdings" w:hAnsi="Wingdings" w:hint="default"/>
+        <w:sz w:val="20"/>
+      </w:rPr>
+    </w:lvl>
+    <w:lvl w:ilvl="8" w:tentative="1">
+      <w:start w:val="1"/>
+      <w:numFmt w:val="bullet"/>
+      <w:lvlText w:val=""/>
+      <w:lvlJc w:val="left"/>
+      <w:pPr>
+        <w:tabs>
+          <w:tab w:val="num" w:pos="6480"/>
+        </w:tabs>
+        <w:ind w:left="6480" w:hanging="360"/>
+      </w:pPr>
+      <w:rPr>
+        <w:rFonts w:ascii="Wingdings" w:hAnsi="Wingdings" w:hint="default"/>
+        <w:sz w:val="20"/>
+      </w:rPr>
+    </w:lvl>
+  </w:abstractNum>
+  <w:abstractNum w:abstractNumId="12" w15:restartNumberingAfterBreak="0">
+    <w:nsid w:val="48F10ACB"/>
+    <w:multiLevelType w:val="multilevel"/>
+    <w:tmpl w:val="65668B96"/>
+    <w:lvl w:ilvl="0">
+      <w:start w:val="1"/>
+      <w:numFmt w:val="decimal"/>
+      <w:lvlText w:val="%1."/>
+      <w:lvlJc w:val="left"/>
+      <w:pPr>
+        <w:tabs>
+          <w:tab w:val="num" w:pos="720"/>
+        </w:tabs>
+        <w:ind w:left="720" w:hanging="360"/>
+      </w:pPr>
+    </w:lvl>
+    <w:lvl w:ilvl="1" w:tentative="1">
+      <w:start w:val="1"/>
+      <w:numFmt w:val="decimal"/>
+      <w:lvlText w:val="%2."/>
+      <w:lvlJc w:val="left"/>
+      <w:pPr>
+        <w:tabs>
+          <w:tab w:val="num" w:pos="1440"/>
+        </w:tabs>
+        <w:ind w:left="1440" w:hanging="360"/>
+      </w:pPr>
+    </w:lvl>
+    <w:lvl w:ilvl="2" w:tentative="1">
+      <w:start w:val="1"/>
+      <w:numFmt w:val="decimal"/>
+      <w:lvlText w:val="%3."/>
+      <w:lvlJc w:val="left"/>
+      <w:pPr>
+        <w:tabs>
+          <w:tab w:val="num" w:pos="2160"/>
+        </w:tabs>
+        <w:ind w:left="2160" w:hanging="360"/>
+      </w:pPr>
+    </w:lvl>
+    <w:lvl w:ilvl="3" w:tentative="1">
+      <w:start w:val="1"/>
+      <w:numFmt w:val="decimal"/>
+      <w:lvlText w:val="%4."/>
+      <w:lvlJc w:val="left"/>
+      <w:pPr>
+        <w:tabs>
+          <w:tab w:val="num" w:pos="2880"/>
+        </w:tabs>
+        <w:ind w:left="2880" w:hanging="360"/>
+      </w:pPr>
+    </w:lvl>
+    <w:lvl w:ilvl="4" w:tentative="1">
+      <w:start w:val="1"/>
+      <w:numFmt w:val="decimal"/>
+      <w:lvlText w:val="%5."/>
+      <w:lvlJc w:val="left"/>
+      <w:pPr>
+        <w:tabs>
+          <w:tab w:val="num" w:pos="3600"/>
+        </w:tabs>
+        <w:ind w:left="3600" w:hanging="360"/>
+      </w:pPr>
+    </w:lvl>
+    <w:lvl w:ilvl="5" w:tentative="1">
+      <w:start w:val="1"/>
+      <w:numFmt w:val="decimal"/>
+      <w:lvlText w:val="%6."/>
+      <w:lvlJc w:val="left"/>
+      <w:pPr>
+        <w:tabs>
+          <w:tab w:val="num" w:pos="4320"/>
+        </w:tabs>
+        <w:ind w:left="4320" w:hanging="360"/>
+      </w:pPr>
+    </w:lvl>
+    <w:lvl w:ilvl="6" w:tentative="1">
+      <w:start w:val="1"/>
+      <w:numFmt w:val="decimal"/>
+      <w:lvlText w:val="%7."/>
+      <w:lvlJc w:val="left"/>
+      <w:pPr>
+        <w:tabs>
+          <w:tab w:val="num" w:pos="5040"/>
+        </w:tabs>
+        <w:ind w:left="5040" w:hanging="360"/>
+      </w:pPr>
+    </w:lvl>
+    <w:lvl w:ilvl="7" w:tentative="1">
+      <w:start w:val="1"/>
+      <w:numFmt w:val="decimal"/>
+      <w:lvlText w:val="%8."/>
+      <w:lvlJc w:val="left"/>
+      <w:pPr>
+        <w:tabs>
+          <w:tab w:val="num" w:pos="5760"/>
+        </w:tabs>
+        <w:ind w:left="5760" w:hanging="360"/>
+      </w:pPr>
+    </w:lvl>
+    <w:lvl w:ilvl="8" w:tentative="1">
+      <w:start w:val="1"/>
+      <w:numFmt w:val="decimal"/>
+      <w:lvlText w:val="%9."/>
+      <w:lvlJc w:val="left"/>
+      <w:pPr>
+        <w:tabs>
+          <w:tab w:val="num" w:pos="6480"/>
+        </w:tabs>
+        <w:ind w:left="6480" w:hanging="360"/>
+      </w:pPr>
+    </w:lvl>
+  </w:abstractNum>
+  <w:abstractNum w:abstractNumId="13" w15:restartNumberingAfterBreak="0">
+    <w:nsid w:val="4B314F6D"/>
+    <w:multiLevelType w:val="multilevel"/>
+    <w:tmpl w:val="B010C51A"/>
+    <w:lvl w:ilvl="0">
+      <w:start w:val="1"/>
+      <w:numFmt w:val="bullet"/>
+      <w:lvlText w:val=""/>
+      <w:lvlJc w:val="left"/>
+      <w:pPr>
+        <w:tabs>
+          <w:tab w:val="num" w:pos="720"/>
+        </w:tabs>
+        <w:ind w:left="720" w:hanging="360"/>
+      </w:pPr>
+      <w:rPr>
+        <w:rFonts w:ascii="Symbol" w:hAnsi="Symbol" w:hint="default"/>
+        <w:sz w:val="20"/>
+      </w:rPr>
+    </w:lvl>
+    <w:lvl w:ilvl="1" w:tentative="1">
+      <w:start w:val="1"/>
+      <w:numFmt w:val="bullet"/>
+      <w:lvlText w:val="o"/>
+      <w:lvlJc w:val="left"/>
+      <w:pPr>
+        <w:tabs>
+          <w:tab w:val="num" w:pos="1440"/>
+        </w:tabs>
+        <w:ind w:left="1440" w:hanging="360"/>
+      </w:pPr>
+      <w:rPr>
+        <w:rFonts w:ascii="Courier New" w:hAnsi="Courier New" w:hint="default"/>
+        <w:sz w:val="20"/>
+      </w:rPr>
+    </w:lvl>
+    <w:lvl w:ilvl="2" w:tentative="1">
+      <w:start w:val="1"/>
+      <w:numFmt w:val="bullet"/>
+      <w:lvlText w:val=""/>
+      <w:lvlJc w:val="left"/>
+      <w:pPr>
+        <w:tabs>
+          <w:tab w:val="num" w:pos="2160"/>
+        </w:tabs>
+        <w:ind w:left="2160" w:hanging="360"/>
+      </w:pPr>
+      <w:rPr>
+        <w:rFonts w:ascii="Wingdings" w:hAnsi="Wingdings" w:hint="default"/>
+        <w:sz w:val="20"/>
+      </w:rPr>
+    </w:lvl>
+    <w:lvl w:ilvl="3" w:tentative="1">
+      <w:start w:val="1"/>
+      <w:numFmt w:val="bullet"/>
+      <w:lvlText w:val=""/>
+      <w:lvlJc w:val="left"/>
+      <w:pPr>
+        <w:tabs>
+          <w:tab w:val="num" w:pos="2880"/>
+        </w:tabs>
+        <w:ind w:left="2880" w:hanging="360"/>
+      </w:pPr>
+      <w:rPr>
+        <w:rFonts w:ascii="Wingdings" w:hAnsi="Wingdings" w:hint="default"/>
+        <w:sz w:val="20"/>
+      </w:rPr>
+    </w:lvl>
+    <w:lvl w:ilvl="4" w:tentative="1">
+      <w:start w:val="1"/>
+      <w:numFmt w:val="bullet"/>
+      <w:lvlText w:val=""/>
+      <w:lvlJc w:val="left"/>
+      <w:pPr>
+        <w:tabs>
+          <w:tab w:val="num" w:pos="3600"/>
+        </w:tabs>
+        <w:ind w:left="3600" w:hanging="360"/>
+      </w:pPr>
+      <w:rPr>
+        <w:rFonts w:ascii="Wingdings" w:hAnsi="Wingdings" w:hint="default"/>
+        <w:sz w:val="20"/>
+      </w:rPr>
+    </w:lvl>
+    <w:lvl w:ilvl="5" w:tentative="1">
+      <w:start w:val="1"/>
+      <w:numFmt w:val="bullet"/>
+      <w:lvlText w:val=""/>
+      <w:lvlJc w:val="left"/>
+      <w:pPr>
+        <w:tabs>
+          <w:tab w:val="num" w:pos="4320"/>
+        </w:tabs>
+        <w:ind w:left="4320" w:hanging="360"/>
+      </w:pPr>
+      <w:rPr>
+        <w:rFonts w:ascii="Wingdings" w:hAnsi="Wingdings" w:hint="default"/>
+        <w:sz w:val="20"/>
+      </w:rPr>
+    </w:lvl>
+    <w:lvl w:ilvl="6" w:tentative="1">
+      <w:start w:val="1"/>
+      <w:numFmt w:val="bullet"/>
+      <w:lvlText w:val=""/>
+      <w:lvlJc w:val="left"/>
+      <w:pPr>
+        <w:tabs>
+          <w:tab w:val="num" w:pos="5040"/>
+        </w:tabs>
+        <w:ind w:left="5040" w:hanging="360"/>
+      </w:pPr>
+      <w:rPr>
+        <w:rFonts w:ascii="Wingdings" w:hAnsi="Wingdings" w:hint="default"/>
+        <w:sz w:val="20"/>
+      </w:rPr>
+    </w:lvl>
+    <w:lvl w:ilvl="7" w:tentative="1">
+      <w:start w:val="1"/>
+      <w:numFmt w:val="bullet"/>
+      <w:lvlText w:val=""/>
+      <w:lvlJc w:val="left"/>
+      <w:pPr>
+        <w:tabs>
+          <w:tab w:val="num" w:pos="5760"/>
+        </w:tabs>
+        <w:ind w:left="5760" w:hanging="360"/>
+      </w:pPr>
+      <w:rPr>
+        <w:rFonts w:ascii="Wingdings" w:hAnsi="Wingdings" w:hint="default"/>
+        <w:sz w:val="20"/>
+      </w:rPr>
+    </w:lvl>
+    <w:lvl w:ilvl="8" w:tentative="1">
+      <w:start w:val="1"/>
+      <w:numFmt w:val="bullet"/>
+      <w:lvlText w:val=""/>
+      <w:lvlJc w:val="left"/>
+      <w:pPr>
+        <w:tabs>
+          <w:tab w:val="num" w:pos="6480"/>
+        </w:tabs>
+        <w:ind w:left="6480" w:hanging="360"/>
+      </w:pPr>
+      <w:rPr>
+        <w:rFonts w:ascii="Wingdings" w:hAnsi="Wingdings" w:hint="default"/>
+        <w:sz w:val="20"/>
+      </w:rPr>
+    </w:lvl>
+  </w:abstractNum>
+  <w:abstractNum w:abstractNumId="14" w15:restartNumberingAfterBreak="0">
+    <w:nsid w:val="516C7464"/>
+    <w:multiLevelType w:val="multilevel"/>
+    <w:tmpl w:val="C0FADC0A"/>
+    <w:lvl w:ilvl="0">
+      <w:start w:val="1"/>
+      <w:numFmt w:val="decimal"/>
+      <w:lvlText w:val="%1."/>
+      <w:lvlJc w:val="left"/>
+      <w:pPr>
+        <w:tabs>
+          <w:tab w:val="num" w:pos="720"/>
+        </w:tabs>
+        <w:ind w:left="720" w:hanging="360"/>
+      </w:pPr>
+    </w:lvl>
+    <w:lvl w:ilvl="1" w:tentative="1">
+      <w:start w:val="1"/>
+      <w:numFmt w:val="decimal"/>
+      <w:lvlText w:val="%2."/>
+      <w:lvlJc w:val="left"/>
+      <w:pPr>
+        <w:tabs>
+          <w:tab w:val="num" w:pos="1440"/>
+        </w:tabs>
+        <w:ind w:left="1440" w:hanging="360"/>
+      </w:pPr>
+    </w:lvl>
+    <w:lvl w:ilvl="2" w:tentative="1">
+      <w:start w:val="1"/>
+      <w:numFmt w:val="decimal"/>
+      <w:lvlText w:val="%3."/>
+      <w:lvlJc w:val="left"/>
+      <w:pPr>
+        <w:tabs>
+          <w:tab w:val="num" w:pos="2160"/>
+        </w:tabs>
+        <w:ind w:left="2160" w:hanging="360"/>
+      </w:pPr>
+    </w:lvl>
+    <w:lvl w:ilvl="3" w:tentative="1">
+      <w:start w:val="1"/>
+      <w:numFmt w:val="decimal"/>
+      <w:lvlText w:val="%4."/>
+      <w:lvlJc w:val="left"/>
+      <w:pPr>
+        <w:tabs>
+          <w:tab w:val="num" w:pos="2880"/>
+        </w:tabs>
+        <w:ind w:left="2880" w:hanging="360"/>
+      </w:pPr>
+    </w:lvl>
+    <w:lvl w:ilvl="4" w:tentative="1">
+      <w:start w:val="1"/>
+      <w:numFmt w:val="decimal"/>
+      <w:lvlText w:val="%5."/>
+      <w:lvlJc w:val="left"/>
+      <w:pPr>
+        <w:tabs>
+          <w:tab w:val="num" w:pos="3600"/>
+        </w:tabs>
+        <w:ind w:left="3600" w:hanging="360"/>
+      </w:pPr>
+    </w:lvl>
+    <w:lvl w:ilvl="5" w:tentative="1">
+      <w:start w:val="1"/>
+      <w:numFmt w:val="decimal"/>
+      <w:lvlText w:val="%6."/>
+      <w:lvlJc w:val="left"/>
+      <w:pPr>
+        <w:tabs>
+          <w:tab w:val="num" w:pos="4320"/>
+        </w:tabs>
+        <w:ind w:left="4320" w:hanging="360"/>
+      </w:pPr>
+    </w:lvl>
+    <w:lvl w:ilvl="6" w:tentative="1">
+      <w:start w:val="1"/>
+      <w:numFmt w:val="decimal"/>
+      <w:lvlText w:val="%7."/>
+      <w:lvlJc w:val="left"/>
+      <w:pPr>
+        <w:tabs>
+          <w:tab w:val="num" w:pos="5040"/>
+        </w:tabs>
+        <w:ind w:left="5040" w:hanging="360"/>
+      </w:pPr>
+    </w:lvl>
+    <w:lvl w:ilvl="7" w:tentative="1">
+      <w:start w:val="1"/>
+      <w:numFmt w:val="decimal"/>
+      <w:lvlText w:val="%8."/>
+      <w:lvlJc w:val="left"/>
+      <w:pPr>
+        <w:tabs>
+          <w:tab w:val="num" w:pos="5760"/>
+        </w:tabs>
+        <w:ind w:left="5760" w:hanging="360"/>
+      </w:pPr>
+    </w:lvl>
+    <w:lvl w:ilvl="8" w:tentative="1">
+      <w:start w:val="1"/>
+      <w:numFmt w:val="decimal"/>
+      <w:lvlText w:val="%9."/>
+      <w:lvlJc w:val="left"/>
+      <w:pPr>
+        <w:tabs>
+          <w:tab w:val="num" w:pos="6480"/>
+        </w:tabs>
+        <w:ind w:left="6480" w:hanging="360"/>
+      </w:pPr>
+    </w:lvl>
+  </w:abstractNum>
+  <w:abstractNum w:abstractNumId="15" w15:restartNumberingAfterBreak="0">
     <w:nsid w:val="527D5D4B"/>
     <w:multiLevelType w:val="multilevel"/>
     <w:tmpl w:val="AAAAA938"/>
@@ -3443,7 +5722,7 @@
       </w:pPr>
     </w:lvl>
   </w:abstractNum>
-  <w:abstractNum w:abstractNumId="7" w15:restartNumberingAfterBreak="0">
+  <w:abstractNum w:abstractNumId="16" w15:restartNumberingAfterBreak="0">
     <w:nsid w:val="54D65E71"/>
     <w:multiLevelType w:val="multilevel"/>
     <w:tmpl w:val="C1B49E0E"/>
@@ -3592,7 +5871,7 @@
       </w:rPr>
     </w:lvl>
   </w:abstractNum>
-  <w:abstractNum w:abstractNumId="8" w15:restartNumberingAfterBreak="0">
+  <w:abstractNum w:abstractNumId="17" w15:restartNumberingAfterBreak="0">
     <w:nsid w:val="57260EDC"/>
     <w:multiLevelType w:val="multilevel"/>
     <w:tmpl w:val="8610A9F8"/>
@@ -3741,7 +6020,7 @@
       </w:rPr>
     </w:lvl>
   </w:abstractNum>
-  <w:abstractNum w:abstractNumId="9" w15:restartNumberingAfterBreak="0">
+  <w:abstractNum w:abstractNumId="18" w15:restartNumberingAfterBreak="0">
     <w:nsid w:val="59607BE4"/>
     <w:multiLevelType w:val="multilevel"/>
     <w:tmpl w:val="4E9ADFD2"/>
@@ -3890,7 +6169,156 @@
       </w:rPr>
     </w:lvl>
   </w:abstractNum>
-  <w:abstractNum w:abstractNumId="10" w15:restartNumberingAfterBreak="0">
+  <w:abstractNum w:abstractNumId="19" w15:restartNumberingAfterBreak="0">
+    <w:nsid w:val="60DB7929"/>
+    <w:multiLevelType w:val="multilevel"/>
+    <w:tmpl w:val="B6F203A2"/>
+    <w:lvl w:ilvl="0">
+      <w:start w:val="1"/>
+      <w:numFmt w:val="bullet"/>
+      <w:lvlText w:val=""/>
+      <w:lvlJc w:val="left"/>
+      <w:pPr>
+        <w:tabs>
+          <w:tab w:val="num" w:pos="720"/>
+        </w:tabs>
+        <w:ind w:left="720" w:hanging="360"/>
+      </w:pPr>
+      <w:rPr>
+        <w:rFonts w:ascii="Symbol" w:hAnsi="Symbol" w:hint="default"/>
+        <w:sz w:val="20"/>
+      </w:rPr>
+    </w:lvl>
+    <w:lvl w:ilvl="1" w:tentative="1">
+      <w:start w:val="1"/>
+      <w:numFmt w:val="bullet"/>
+      <w:lvlText w:val="o"/>
+      <w:lvlJc w:val="left"/>
+      <w:pPr>
+        <w:tabs>
+          <w:tab w:val="num" w:pos="1440"/>
+        </w:tabs>
+        <w:ind w:left="1440" w:hanging="360"/>
+      </w:pPr>
+      <w:rPr>
+        <w:rFonts w:ascii="Courier New" w:hAnsi="Courier New" w:hint="default"/>
+        <w:sz w:val="20"/>
+      </w:rPr>
+    </w:lvl>
+    <w:lvl w:ilvl="2" w:tentative="1">
+      <w:start w:val="1"/>
+      <w:numFmt w:val="bullet"/>
+      <w:lvlText w:val=""/>
+      <w:lvlJc w:val="left"/>
+      <w:pPr>
+        <w:tabs>
+          <w:tab w:val="num" w:pos="2160"/>
+        </w:tabs>
+        <w:ind w:left="2160" w:hanging="360"/>
+      </w:pPr>
+      <w:rPr>
+        <w:rFonts w:ascii="Wingdings" w:hAnsi="Wingdings" w:hint="default"/>
+        <w:sz w:val="20"/>
+      </w:rPr>
+    </w:lvl>
+    <w:lvl w:ilvl="3" w:tentative="1">
+      <w:start w:val="1"/>
+      <w:numFmt w:val="bullet"/>
+      <w:lvlText w:val=""/>
+      <w:lvlJc w:val="left"/>
+      <w:pPr>
+        <w:tabs>
+          <w:tab w:val="num" w:pos="2880"/>
+        </w:tabs>
+        <w:ind w:left="2880" w:hanging="360"/>
+      </w:pPr>
+      <w:rPr>
+        <w:rFonts w:ascii="Wingdings" w:hAnsi="Wingdings" w:hint="default"/>
+        <w:sz w:val="20"/>
+      </w:rPr>
+    </w:lvl>
+    <w:lvl w:ilvl="4" w:tentative="1">
+      <w:start w:val="1"/>
+      <w:numFmt w:val="bullet"/>
+      <w:lvlText w:val=""/>
+      <w:lvlJc w:val="left"/>
+      <w:pPr>
+        <w:tabs>
+          <w:tab w:val="num" w:pos="3600"/>
+        </w:tabs>
+        <w:ind w:left="3600" w:hanging="360"/>
+      </w:pPr>
+      <w:rPr>
+        <w:rFonts w:ascii="Wingdings" w:hAnsi="Wingdings" w:hint="default"/>
+        <w:sz w:val="20"/>
+      </w:rPr>
+    </w:lvl>
+    <w:lvl w:ilvl="5" w:tentative="1">
+      <w:start w:val="1"/>
+      <w:numFmt w:val="bullet"/>
+      <w:lvlText w:val=""/>
+      <w:lvlJc w:val="left"/>
+      <w:pPr>
+        <w:tabs>
+          <w:tab w:val="num" w:pos="4320"/>
+        </w:tabs>
+        <w:ind w:left="4320" w:hanging="360"/>
+      </w:pPr>
+      <w:rPr>
+        <w:rFonts w:ascii="Wingdings" w:hAnsi="Wingdings" w:hint="default"/>
+        <w:sz w:val="20"/>
+      </w:rPr>
+    </w:lvl>
+    <w:lvl w:ilvl="6" w:tentative="1">
+      <w:start w:val="1"/>
+      <w:numFmt w:val="bullet"/>
+      <w:lvlText w:val=""/>
+      <w:lvlJc w:val="left"/>
+      <w:pPr>
+        <w:tabs>
+          <w:tab w:val="num" w:pos="5040"/>
+        </w:tabs>
+        <w:ind w:left="5040" w:hanging="360"/>
+      </w:pPr>
+      <w:rPr>
+        <w:rFonts w:ascii="Wingdings" w:hAnsi="Wingdings" w:hint="default"/>
+        <w:sz w:val="20"/>
+      </w:rPr>
+    </w:lvl>
+    <w:lvl w:ilvl="7" w:tentative="1">
+      <w:start w:val="1"/>
+      <w:numFmt w:val="bullet"/>
+      <w:lvlText w:val=""/>
+      <w:lvlJc w:val="left"/>
+      <w:pPr>
+        <w:tabs>
+          <w:tab w:val="num" w:pos="5760"/>
+        </w:tabs>
+        <w:ind w:left="5760" w:hanging="360"/>
+      </w:pPr>
+      <w:rPr>
+        <w:rFonts w:ascii="Wingdings" w:hAnsi="Wingdings" w:hint="default"/>
+        <w:sz w:val="20"/>
+      </w:rPr>
+    </w:lvl>
+    <w:lvl w:ilvl="8" w:tentative="1">
+      <w:start w:val="1"/>
+      <w:numFmt w:val="bullet"/>
+      <w:lvlText w:val=""/>
+      <w:lvlJc w:val="left"/>
+      <w:pPr>
+        <w:tabs>
+          <w:tab w:val="num" w:pos="6480"/>
+        </w:tabs>
+        <w:ind w:left="6480" w:hanging="360"/>
+      </w:pPr>
+      <w:rPr>
+        <w:rFonts w:ascii="Wingdings" w:hAnsi="Wingdings" w:hint="default"/>
+        <w:sz w:val="20"/>
+      </w:rPr>
+    </w:lvl>
+  </w:abstractNum>
+  <w:abstractNum w:abstractNumId="20" w15:restartNumberingAfterBreak="0">
     <w:nsid w:val="62BC0D1D"/>
     <w:multiLevelType w:val="multilevel"/>
     <w:tmpl w:val="6B586D8A"/>
@@ -4039,7 +6467,531 @@
       </w:rPr>
     </w:lvl>
   </w:abstractNum>
-  <w:abstractNum w:abstractNumId="11" w15:restartNumberingAfterBreak="0">
+  <w:abstractNum w:abstractNumId="21" w15:restartNumberingAfterBreak="0">
+    <w:nsid w:val="64AF6C2D"/>
+    <w:multiLevelType w:val="multilevel"/>
+    <w:tmpl w:val="B352FC3A"/>
+    <w:lvl w:ilvl="0">
+      <w:start w:val="1"/>
+      <w:numFmt w:val="bullet"/>
+      <w:lvlText w:val=""/>
+      <w:lvlJc w:val="left"/>
+      <w:pPr>
+        <w:tabs>
+          <w:tab w:val="num" w:pos="720"/>
+        </w:tabs>
+        <w:ind w:left="720" w:hanging="360"/>
+      </w:pPr>
+      <w:rPr>
+        <w:rFonts w:ascii="Symbol" w:hAnsi="Symbol" w:hint="default"/>
+        <w:sz w:val="20"/>
+      </w:rPr>
+    </w:lvl>
+    <w:lvl w:ilvl="1" w:tentative="1">
+      <w:start w:val="1"/>
+      <w:numFmt w:val="bullet"/>
+      <w:lvlText w:val="o"/>
+      <w:lvlJc w:val="left"/>
+      <w:pPr>
+        <w:tabs>
+          <w:tab w:val="num" w:pos="1440"/>
+        </w:tabs>
+        <w:ind w:left="1440" w:hanging="360"/>
+      </w:pPr>
+      <w:rPr>
+        <w:rFonts w:ascii="Courier New" w:hAnsi="Courier New" w:hint="default"/>
+        <w:sz w:val="20"/>
+      </w:rPr>
+    </w:lvl>
+    <w:lvl w:ilvl="2" w:tentative="1">
+      <w:start w:val="1"/>
+      <w:numFmt w:val="bullet"/>
+      <w:lvlText w:val=""/>
+      <w:lvlJc w:val="left"/>
+      <w:pPr>
+        <w:tabs>
+          <w:tab w:val="num" w:pos="2160"/>
+        </w:tabs>
+        <w:ind w:left="2160" w:hanging="360"/>
+      </w:pPr>
+      <w:rPr>
+        <w:rFonts w:ascii="Wingdings" w:hAnsi="Wingdings" w:hint="default"/>
+        <w:sz w:val="20"/>
+      </w:rPr>
+    </w:lvl>
+    <w:lvl w:ilvl="3" w:tentative="1">
+      <w:start w:val="1"/>
+      <w:numFmt w:val="bullet"/>
+      <w:lvlText w:val=""/>
+      <w:lvlJc w:val="left"/>
+      <w:pPr>
+        <w:tabs>
+          <w:tab w:val="num" w:pos="2880"/>
+        </w:tabs>
+        <w:ind w:left="2880" w:hanging="360"/>
+      </w:pPr>
+      <w:rPr>
+        <w:rFonts w:ascii="Wingdings" w:hAnsi="Wingdings" w:hint="default"/>
+        <w:sz w:val="20"/>
+      </w:rPr>
+    </w:lvl>
+    <w:lvl w:ilvl="4" w:tentative="1">
+      <w:start w:val="1"/>
+      <w:numFmt w:val="bullet"/>
+      <w:lvlText w:val=""/>
+      <w:lvlJc w:val="left"/>
+      <w:pPr>
+        <w:tabs>
+          <w:tab w:val="num" w:pos="3600"/>
+        </w:tabs>
+        <w:ind w:left="3600" w:hanging="360"/>
+      </w:pPr>
+      <w:rPr>
+        <w:rFonts w:ascii="Wingdings" w:hAnsi="Wingdings" w:hint="default"/>
+        <w:sz w:val="20"/>
+      </w:rPr>
+    </w:lvl>
+    <w:lvl w:ilvl="5" w:tentative="1">
+      <w:start w:val="1"/>
+      <w:numFmt w:val="bullet"/>
+      <w:lvlText w:val=""/>
+      <w:lvlJc w:val="left"/>
+      <w:pPr>
+        <w:tabs>
+          <w:tab w:val="num" w:pos="4320"/>
+        </w:tabs>
+        <w:ind w:left="4320" w:hanging="360"/>
+      </w:pPr>
+      <w:rPr>
+        <w:rFonts w:ascii="Wingdings" w:hAnsi="Wingdings" w:hint="default"/>
+        <w:sz w:val="20"/>
+      </w:rPr>
+    </w:lvl>
+    <w:lvl w:ilvl="6" w:tentative="1">
+      <w:start w:val="1"/>
+      <w:numFmt w:val="bullet"/>
+      <w:lvlText w:val=""/>
+      <w:lvlJc w:val="left"/>
+      <w:pPr>
+        <w:tabs>
+          <w:tab w:val="num" w:pos="5040"/>
+        </w:tabs>
+        <w:ind w:left="5040" w:hanging="360"/>
+      </w:pPr>
+      <w:rPr>
+        <w:rFonts w:ascii="Wingdings" w:hAnsi="Wingdings" w:hint="default"/>
+        <w:sz w:val="20"/>
+      </w:rPr>
+    </w:lvl>
+    <w:lvl w:ilvl="7" w:tentative="1">
+      <w:start w:val="1"/>
+      <w:numFmt w:val="bullet"/>
+      <w:lvlText w:val=""/>
+      <w:lvlJc w:val="left"/>
+      <w:pPr>
+        <w:tabs>
+          <w:tab w:val="num" w:pos="5760"/>
+        </w:tabs>
+        <w:ind w:left="5760" w:hanging="360"/>
+      </w:pPr>
+      <w:rPr>
+        <w:rFonts w:ascii="Wingdings" w:hAnsi="Wingdings" w:hint="default"/>
+        <w:sz w:val="20"/>
+      </w:rPr>
+    </w:lvl>
+    <w:lvl w:ilvl="8" w:tentative="1">
+      <w:start w:val="1"/>
+      <w:numFmt w:val="bullet"/>
+      <w:lvlText w:val=""/>
+      <w:lvlJc w:val="left"/>
+      <w:pPr>
+        <w:tabs>
+          <w:tab w:val="num" w:pos="6480"/>
+        </w:tabs>
+        <w:ind w:left="6480" w:hanging="360"/>
+      </w:pPr>
+      <w:rPr>
+        <w:rFonts w:ascii="Wingdings" w:hAnsi="Wingdings" w:hint="default"/>
+        <w:sz w:val="20"/>
+      </w:rPr>
+    </w:lvl>
+  </w:abstractNum>
+  <w:abstractNum w:abstractNumId="22" w15:restartNumberingAfterBreak="0">
+    <w:nsid w:val="64D33463"/>
+    <w:multiLevelType w:val="multilevel"/>
+    <w:tmpl w:val="E9EC9098"/>
+    <w:lvl w:ilvl="0">
+      <w:start w:val="1"/>
+      <w:numFmt w:val="decimal"/>
+      <w:lvlText w:val="%1."/>
+      <w:lvlJc w:val="left"/>
+      <w:pPr>
+        <w:tabs>
+          <w:tab w:val="num" w:pos="720"/>
+        </w:tabs>
+        <w:ind w:left="720" w:hanging="360"/>
+      </w:pPr>
+    </w:lvl>
+    <w:lvl w:ilvl="1" w:tentative="1">
+      <w:start w:val="1"/>
+      <w:numFmt w:val="decimal"/>
+      <w:lvlText w:val="%2."/>
+      <w:lvlJc w:val="left"/>
+      <w:pPr>
+        <w:tabs>
+          <w:tab w:val="num" w:pos="1440"/>
+        </w:tabs>
+        <w:ind w:left="1440" w:hanging="360"/>
+      </w:pPr>
+    </w:lvl>
+    <w:lvl w:ilvl="2" w:tentative="1">
+      <w:start w:val="1"/>
+      <w:numFmt w:val="decimal"/>
+      <w:lvlText w:val="%3."/>
+      <w:lvlJc w:val="left"/>
+      <w:pPr>
+        <w:tabs>
+          <w:tab w:val="num" w:pos="2160"/>
+        </w:tabs>
+        <w:ind w:left="2160" w:hanging="360"/>
+      </w:pPr>
+    </w:lvl>
+    <w:lvl w:ilvl="3" w:tentative="1">
+      <w:start w:val="1"/>
+      <w:numFmt w:val="decimal"/>
+      <w:lvlText w:val="%4."/>
+      <w:lvlJc w:val="left"/>
+      <w:pPr>
+        <w:tabs>
+          <w:tab w:val="num" w:pos="2880"/>
+        </w:tabs>
+        <w:ind w:left="2880" w:hanging="360"/>
+      </w:pPr>
+    </w:lvl>
+    <w:lvl w:ilvl="4" w:tentative="1">
+      <w:start w:val="1"/>
+      <w:numFmt w:val="decimal"/>
+      <w:lvlText w:val="%5."/>
+      <w:lvlJc w:val="left"/>
+      <w:pPr>
+        <w:tabs>
+          <w:tab w:val="num" w:pos="3600"/>
+        </w:tabs>
+        <w:ind w:left="3600" w:hanging="360"/>
+      </w:pPr>
+    </w:lvl>
+    <w:lvl w:ilvl="5" w:tentative="1">
+      <w:start w:val="1"/>
+      <w:numFmt w:val="decimal"/>
+      <w:lvlText w:val="%6."/>
+      <w:lvlJc w:val="left"/>
+      <w:pPr>
+        <w:tabs>
+          <w:tab w:val="num" w:pos="4320"/>
+        </w:tabs>
+        <w:ind w:left="4320" w:hanging="360"/>
+      </w:pPr>
+    </w:lvl>
+    <w:lvl w:ilvl="6" w:tentative="1">
+      <w:start w:val="1"/>
+      <w:numFmt w:val="decimal"/>
+      <w:lvlText w:val="%7."/>
+      <w:lvlJc w:val="left"/>
+      <w:pPr>
+        <w:tabs>
+          <w:tab w:val="num" w:pos="5040"/>
+        </w:tabs>
+        <w:ind w:left="5040" w:hanging="360"/>
+      </w:pPr>
+    </w:lvl>
+    <w:lvl w:ilvl="7" w:tentative="1">
+      <w:start w:val="1"/>
+      <w:numFmt w:val="decimal"/>
+      <w:lvlText w:val="%8."/>
+      <w:lvlJc w:val="left"/>
+      <w:pPr>
+        <w:tabs>
+          <w:tab w:val="num" w:pos="5760"/>
+        </w:tabs>
+        <w:ind w:left="5760" w:hanging="360"/>
+      </w:pPr>
+    </w:lvl>
+    <w:lvl w:ilvl="8" w:tentative="1">
+      <w:start w:val="1"/>
+      <w:numFmt w:val="decimal"/>
+      <w:lvlText w:val="%9."/>
+      <w:lvlJc w:val="left"/>
+      <w:pPr>
+        <w:tabs>
+          <w:tab w:val="num" w:pos="6480"/>
+        </w:tabs>
+        <w:ind w:left="6480" w:hanging="360"/>
+      </w:pPr>
+    </w:lvl>
+  </w:abstractNum>
+  <w:abstractNum w:abstractNumId="23" w15:restartNumberingAfterBreak="0">
+    <w:nsid w:val="776C2F44"/>
+    <w:multiLevelType w:val="multilevel"/>
+    <w:tmpl w:val="E884CC32"/>
+    <w:lvl w:ilvl="0">
+      <w:start w:val="1"/>
+      <w:numFmt w:val="bullet"/>
+      <w:lvlText w:val=""/>
+      <w:lvlJc w:val="left"/>
+      <w:pPr>
+        <w:tabs>
+          <w:tab w:val="num" w:pos="720"/>
+        </w:tabs>
+        <w:ind w:left="720" w:hanging="360"/>
+      </w:pPr>
+      <w:rPr>
+        <w:rFonts w:ascii="Symbol" w:hAnsi="Symbol" w:hint="default"/>
+        <w:sz w:val="20"/>
+      </w:rPr>
+    </w:lvl>
+    <w:lvl w:ilvl="1" w:tentative="1">
+      <w:start w:val="1"/>
+      <w:numFmt w:val="bullet"/>
+      <w:lvlText w:val="o"/>
+      <w:lvlJc w:val="left"/>
+      <w:pPr>
+        <w:tabs>
+          <w:tab w:val="num" w:pos="1440"/>
+        </w:tabs>
+        <w:ind w:left="1440" w:hanging="360"/>
+      </w:pPr>
+      <w:rPr>
+        <w:rFonts w:ascii="Courier New" w:hAnsi="Courier New" w:hint="default"/>
+        <w:sz w:val="20"/>
+      </w:rPr>
+    </w:lvl>
+    <w:lvl w:ilvl="2" w:tentative="1">
+      <w:start w:val="1"/>
+      <w:numFmt w:val="bullet"/>
+      <w:lvlText w:val=""/>
+      <w:lvlJc w:val="left"/>
+      <w:pPr>
+        <w:tabs>
+          <w:tab w:val="num" w:pos="2160"/>
+        </w:tabs>
+        <w:ind w:left="2160" w:hanging="360"/>
+      </w:pPr>
+      <w:rPr>
+        <w:rFonts w:ascii="Wingdings" w:hAnsi="Wingdings" w:hint="default"/>
+        <w:sz w:val="20"/>
+      </w:rPr>
+    </w:lvl>
+    <w:lvl w:ilvl="3" w:tentative="1">
+      <w:start w:val="1"/>
+      <w:numFmt w:val="bullet"/>
+      <w:lvlText w:val=""/>
+      <w:lvlJc w:val="left"/>
+      <w:pPr>
+        <w:tabs>
+          <w:tab w:val="num" w:pos="2880"/>
+        </w:tabs>
+        <w:ind w:left="2880" w:hanging="360"/>
+      </w:pPr>
+      <w:rPr>
+        <w:rFonts w:ascii="Wingdings" w:hAnsi="Wingdings" w:hint="default"/>
+        <w:sz w:val="20"/>
+      </w:rPr>
+    </w:lvl>
+    <w:lvl w:ilvl="4" w:tentative="1">
+      <w:start w:val="1"/>
+      <w:numFmt w:val="bullet"/>
+      <w:lvlText w:val=""/>
+      <w:lvlJc w:val="left"/>
+      <w:pPr>
+        <w:tabs>
+          <w:tab w:val="num" w:pos="3600"/>
+        </w:tabs>
+        <w:ind w:left="3600" w:hanging="360"/>
+      </w:pPr>
+      <w:rPr>
+        <w:rFonts w:ascii="Wingdings" w:hAnsi="Wingdings" w:hint="default"/>
+        <w:sz w:val="20"/>
+      </w:rPr>
+    </w:lvl>
+    <w:lvl w:ilvl="5" w:tentative="1">
+      <w:start w:val="1"/>
+      <w:numFmt w:val="bullet"/>
+      <w:lvlText w:val=""/>
+      <w:lvlJc w:val="left"/>
+      <w:pPr>
+        <w:tabs>
+          <w:tab w:val="num" w:pos="4320"/>
+        </w:tabs>
+        <w:ind w:left="4320" w:hanging="360"/>
+      </w:pPr>
+      <w:rPr>
+        <w:rFonts w:ascii="Wingdings" w:hAnsi="Wingdings" w:hint="default"/>
+        <w:sz w:val="20"/>
+      </w:rPr>
+    </w:lvl>
+    <w:lvl w:ilvl="6" w:tentative="1">
+      <w:start w:val="1"/>
+      <w:numFmt w:val="bullet"/>
+      <w:lvlText w:val=""/>
+      <w:lvlJc w:val="left"/>
+      <w:pPr>
+        <w:tabs>
+          <w:tab w:val="num" w:pos="5040"/>
+        </w:tabs>
+        <w:ind w:left="5040" w:hanging="360"/>
+      </w:pPr>
+      <w:rPr>
+        <w:rFonts w:ascii="Wingdings" w:hAnsi="Wingdings" w:hint="default"/>
+        <w:sz w:val="20"/>
+      </w:rPr>
+    </w:lvl>
+    <w:lvl w:ilvl="7" w:tentative="1">
+      <w:start w:val="1"/>
+      <w:numFmt w:val="bullet"/>
+      <w:lvlText w:val=""/>
+      <w:lvlJc w:val="left"/>
+      <w:pPr>
+        <w:tabs>
+          <w:tab w:val="num" w:pos="5760"/>
+        </w:tabs>
+        <w:ind w:left="5760" w:hanging="360"/>
+      </w:pPr>
+      <w:rPr>
+        <w:rFonts w:ascii="Wingdings" w:hAnsi="Wingdings" w:hint="default"/>
+        <w:sz w:val="20"/>
+      </w:rPr>
+    </w:lvl>
+    <w:lvl w:ilvl="8" w:tentative="1">
+      <w:start w:val="1"/>
+      <w:numFmt w:val="bullet"/>
+      <w:lvlText w:val=""/>
+      <w:lvlJc w:val="left"/>
+      <w:pPr>
+        <w:tabs>
+          <w:tab w:val="num" w:pos="6480"/>
+        </w:tabs>
+        <w:ind w:left="6480" w:hanging="360"/>
+      </w:pPr>
+      <w:rPr>
+        <w:rFonts w:ascii="Wingdings" w:hAnsi="Wingdings" w:hint="default"/>
+        <w:sz w:val="20"/>
+      </w:rPr>
+    </w:lvl>
+  </w:abstractNum>
+  <w:abstractNum w:abstractNumId="24" w15:restartNumberingAfterBreak="0">
+    <w:nsid w:val="799470E0"/>
+    <w:multiLevelType w:val="multilevel"/>
+    <w:tmpl w:val="3A64719C"/>
+    <w:lvl w:ilvl="0">
+      <w:start w:val="1"/>
+      <w:numFmt w:val="decimal"/>
+      <w:lvlText w:val="%1."/>
+      <w:lvlJc w:val="left"/>
+      <w:pPr>
+        <w:tabs>
+          <w:tab w:val="num" w:pos="720"/>
+        </w:tabs>
+        <w:ind w:left="720" w:hanging="360"/>
+      </w:pPr>
+    </w:lvl>
+    <w:lvl w:ilvl="1" w:tentative="1">
+      <w:start w:val="1"/>
+      <w:numFmt w:val="decimal"/>
+      <w:lvlText w:val="%2."/>
+      <w:lvlJc w:val="left"/>
+      <w:pPr>
+        <w:tabs>
+          <w:tab w:val="num" w:pos="1440"/>
+        </w:tabs>
+        <w:ind w:left="1440" w:hanging="360"/>
+      </w:pPr>
+    </w:lvl>
+    <w:lvl w:ilvl="2" w:tentative="1">
+      <w:start w:val="1"/>
+      <w:numFmt w:val="decimal"/>
+      <w:lvlText w:val="%3."/>
+      <w:lvlJc w:val="left"/>
+      <w:pPr>
+        <w:tabs>
+          <w:tab w:val="num" w:pos="2160"/>
+        </w:tabs>
+        <w:ind w:left="2160" w:hanging="360"/>
+      </w:pPr>
+    </w:lvl>
+    <w:lvl w:ilvl="3" w:tentative="1">
+      <w:start w:val="1"/>
+      <w:numFmt w:val="decimal"/>
+      <w:lvlText w:val="%4."/>
+      <w:lvlJc w:val="left"/>
+      <w:pPr>
+        <w:tabs>
+          <w:tab w:val="num" w:pos="2880"/>
+        </w:tabs>
+        <w:ind w:left="2880" w:hanging="360"/>
+      </w:pPr>
+    </w:lvl>
+    <w:lvl w:ilvl="4" w:tentative="1">
+      <w:start w:val="1"/>
+      <w:numFmt w:val="decimal"/>
+      <w:lvlText w:val="%5."/>
+      <w:lvlJc w:val="left"/>
+      <w:pPr>
+        <w:tabs>
+          <w:tab w:val="num" w:pos="3600"/>
+        </w:tabs>
+        <w:ind w:left="3600" w:hanging="360"/>
+      </w:pPr>
+    </w:lvl>
+    <w:lvl w:ilvl="5" w:tentative="1">
+      <w:start w:val="1"/>
+      <w:numFmt w:val="decimal"/>
+      <w:lvlText w:val="%6."/>
+      <w:lvlJc w:val="left"/>
+      <w:pPr>
+        <w:tabs>
+          <w:tab w:val="num" w:pos="4320"/>
+        </w:tabs>
+        <w:ind w:left="4320" w:hanging="360"/>
+      </w:pPr>
+    </w:lvl>
+    <w:lvl w:ilvl="6" w:tentative="1">
+      <w:start w:val="1"/>
+      <w:numFmt w:val="decimal"/>
+      <w:lvlText w:val="%7."/>
+      <w:lvlJc w:val="left"/>
+      <w:pPr>
+        <w:tabs>
+          <w:tab w:val="num" w:pos="5040"/>
+        </w:tabs>
+        <w:ind w:left="5040" w:hanging="360"/>
+      </w:pPr>
+    </w:lvl>
+    <w:lvl w:ilvl="7" w:tentative="1">
+      <w:start w:val="1"/>
+      <w:numFmt w:val="decimal"/>
+      <w:lvlText w:val="%8."/>
+      <w:lvlJc w:val="left"/>
+      <w:pPr>
+        <w:tabs>
+          <w:tab w:val="num" w:pos="5760"/>
+        </w:tabs>
+        <w:ind w:left="5760" w:hanging="360"/>
+      </w:pPr>
+    </w:lvl>
+    <w:lvl w:ilvl="8" w:tentative="1">
+      <w:start w:val="1"/>
+      <w:numFmt w:val="decimal"/>
+      <w:lvlText w:val="%9."/>
+      <w:lvlJc w:val="left"/>
+      <w:pPr>
+        <w:tabs>
+          <w:tab w:val="num" w:pos="6480"/>
+        </w:tabs>
+        <w:ind w:left="6480" w:hanging="360"/>
+      </w:pPr>
+    </w:lvl>
+  </w:abstractNum>
+  <w:abstractNum w:abstractNumId="25" w15:restartNumberingAfterBreak="0">
     <w:nsid w:val="7A6F3E70"/>
     <w:multiLevelType w:val="multilevel"/>
     <w:tmpl w:val="12246186"/>
@@ -4188,7 +7140,7 @@
       </w:rPr>
     </w:lvl>
   </w:abstractNum>
-  <w:abstractNum w:abstractNumId="12" w15:restartNumberingAfterBreak="0">
+  <w:abstractNum w:abstractNumId="26" w15:restartNumberingAfterBreak="0">
     <w:nsid w:val="7ACF3788"/>
     <w:multiLevelType w:val="multilevel"/>
     <w:tmpl w:val="11B8057C"/>
@@ -4337,7 +7289,7 @@
       </w:rPr>
     </w:lvl>
   </w:abstractNum>
-  <w:abstractNum w:abstractNumId="13" w15:restartNumberingAfterBreak="0">
+  <w:abstractNum w:abstractNumId="27" w15:restartNumberingAfterBreak="0">
     <w:nsid w:val="7B065C33"/>
     <w:multiLevelType w:val="multilevel"/>
     <w:tmpl w:val="A4F24294"/>
@@ -4455,46 +7407,88 @@
     </w:lvl>
   </w:abstractNum>
   <w:num w:numId="1" w16cid:durableId="1985624245">
+    <w:abstractNumId w:val="5"/>
+  </w:num>
+  <w:num w:numId="2" w16cid:durableId="165560270">
+    <w:abstractNumId w:val="6"/>
+  </w:num>
+  <w:num w:numId="3" w16cid:durableId="1490945528">
+    <w:abstractNumId w:val="25"/>
+  </w:num>
+  <w:num w:numId="4" w16cid:durableId="223570571">
+    <w:abstractNumId w:val="3"/>
+  </w:num>
+  <w:num w:numId="5" w16cid:durableId="1950046692">
+    <w:abstractNumId w:val="7"/>
+  </w:num>
+  <w:num w:numId="6" w16cid:durableId="564146492">
+    <w:abstractNumId w:val="15"/>
+  </w:num>
+  <w:num w:numId="7" w16cid:durableId="1556429272">
+    <w:abstractNumId w:val="27"/>
+  </w:num>
+  <w:num w:numId="8" w16cid:durableId="84500398">
+    <w:abstractNumId w:val="16"/>
+  </w:num>
+  <w:num w:numId="9" w16cid:durableId="367265342">
+    <w:abstractNumId w:val="17"/>
+  </w:num>
+  <w:num w:numId="10" w16cid:durableId="890458226">
+    <w:abstractNumId w:val="9"/>
+  </w:num>
+  <w:num w:numId="11" w16cid:durableId="1396318059">
+    <w:abstractNumId w:val="20"/>
+  </w:num>
+  <w:num w:numId="12" w16cid:durableId="1602102334">
+    <w:abstractNumId w:val="26"/>
+  </w:num>
+  <w:num w:numId="13" w16cid:durableId="2076932926">
+    <w:abstractNumId w:val="4"/>
+  </w:num>
+  <w:num w:numId="14" w16cid:durableId="406389347">
+    <w:abstractNumId w:val="18"/>
+  </w:num>
+  <w:num w:numId="15" w16cid:durableId="1224833347">
+    <w:abstractNumId w:val="12"/>
+  </w:num>
+  <w:num w:numId="16" w16cid:durableId="1772435318">
+    <w:abstractNumId w:val="19"/>
+  </w:num>
+  <w:num w:numId="17" w16cid:durableId="77024572">
+    <w:abstractNumId w:val="21"/>
+  </w:num>
+  <w:num w:numId="18" w16cid:durableId="1090925392">
+    <w:abstractNumId w:val="10"/>
+  </w:num>
+  <w:num w:numId="19" w16cid:durableId="2097091722">
+    <w:abstractNumId w:val="11"/>
+  </w:num>
+  <w:num w:numId="20" w16cid:durableId="48040947">
     <w:abstractNumId w:val="2"/>
   </w:num>
-  <w:num w:numId="2" w16cid:durableId="165560270">
-    <w:abstractNumId w:val="3"/>
-  </w:num>
-  <w:num w:numId="3" w16cid:durableId="1490945528">
-    <w:abstractNumId w:val="11"/>
-  </w:num>
-  <w:num w:numId="4" w16cid:durableId="223570571">
+  <w:num w:numId="21" w16cid:durableId="178088592">
     <w:abstractNumId w:val="0"/>
   </w:num>
-  <w:num w:numId="5" w16cid:durableId="1950046692">
-    <w:abstractNumId w:val="4"/>
+  <w:num w:numId="22" w16cid:durableId="559097824">
+    <w:abstractNumId w:val="23"/>
   </w:num>
-  <w:num w:numId="6" w16cid:durableId="564146492">
-    <w:abstractNumId w:val="6"/>
+  <w:num w:numId="23" w16cid:durableId="106974053">
+    <w:abstractNumId w:val="24"/>
   </w:num>
-  <w:num w:numId="7" w16cid:durableId="1556429272">
+  <w:num w:numId="24" w16cid:durableId="109933634">
+    <w:abstractNumId w:val="1"/>
+  </w:num>
+  <w:num w:numId="25" w16cid:durableId="1017999699">
+    <w:abstractNumId w:val="22"/>
+  </w:num>
+  <w:num w:numId="26" w16cid:durableId="171382636">
     <w:abstractNumId w:val="13"/>
   </w:num>
-  <w:num w:numId="8" w16cid:durableId="84500398">
-    <w:abstractNumId w:val="7"/>
+  <w:num w:numId="27" w16cid:durableId="2021269940">
+    <w:abstractNumId w:val="14"/>
   </w:num>
-  <w:num w:numId="9" w16cid:durableId="367265342">
+  <w:num w:numId="28" w16cid:durableId="1751928359">
     <w:abstractNumId w:val="8"/>
-  </w:num>
-  <w:num w:numId="10" w16cid:durableId="890458226">
-    <w:abstractNumId w:val="5"/>
-  </w:num>
-  <w:num w:numId="11" w16cid:durableId="1396318059">
-    <w:abstractNumId w:val="10"/>
-  </w:num>
-  <w:num w:numId="12" w16cid:durableId="1602102334">
-    <w:abstractNumId w:val="12"/>
-  </w:num>
-  <w:num w:numId="13" w16cid:durableId="2076932926">
-    <w:abstractNumId w:val="1"/>
-  </w:num>
-  <w:num w:numId="14" w16cid:durableId="406389347">
-    <w:abstractNumId w:val="9"/>
   </w:num>
 </w:numbering>
 </file>
